--- a/sem project.docx
+++ b/sem project.docx
@@ -2242,9 +2242,205 @@
         </w:rPr>
       </w:pPr>
     </w:p>
+    <w:p>
+      <w:pPr>
+        <w:rPr>
+          <w:rFonts w:ascii="Times New Roman" w:hAnsi="Times New Roman" w:cs="Times New Roman"/>
+          <w:sz w:val="26"/>
+          <w:szCs w:val="26"/>
+        </w:rPr>
+      </w:pPr>
+    </w:p>
+    <w:p>
+      <w:pPr>
+        <w:rPr>
+          <w:rFonts w:ascii="Times New Roman" w:hAnsi="Times New Roman" w:cs="Times New Roman"/>
+          <w:sz w:val="26"/>
+          <w:szCs w:val="26"/>
+        </w:rPr>
+      </w:pPr>
+    </w:p>
+    <w:p>
+      <w:pPr>
+        <w:rPr>
+          <w:rFonts w:ascii="Times New Roman" w:hAnsi="Times New Roman" w:cs="Times New Roman"/>
+          <w:sz w:val="26"/>
+          <w:szCs w:val="26"/>
+        </w:rPr>
+      </w:pPr>
+    </w:p>
+    <w:p>
+      <w:pPr>
+        <w:rPr>
+          <w:rFonts w:ascii="Times New Roman" w:hAnsi="Times New Roman" w:cs="Times New Roman"/>
+          <w:sz w:val="26"/>
+          <w:szCs w:val="26"/>
+        </w:rPr>
+      </w:pPr>
+    </w:p>
+    <w:p>
+      <w:pPr>
+        <w:rPr>
+          <w:rFonts w:ascii="Times New Roman" w:hAnsi="Times New Roman" w:cs="Times New Roman"/>
+          <w:sz w:val="26"/>
+          <w:szCs w:val="26"/>
+        </w:rPr>
+      </w:pPr>
+    </w:p>
+    <w:p>
+      <w:pPr>
+        <w:rPr>
+          <w:rFonts w:ascii="Times New Roman" w:hAnsi="Times New Roman" w:cs="Times New Roman"/>
+          <w:sz w:val="26"/>
+          <w:szCs w:val="26"/>
+        </w:rPr>
+      </w:pPr>
+    </w:p>
+    <w:p>
+      <w:pPr>
+        <w:rPr>
+          <w:rFonts w:ascii="Times New Roman" w:hAnsi="Times New Roman" w:cs="Times New Roman"/>
+          <w:sz w:val="26"/>
+          <w:szCs w:val="26"/>
+        </w:rPr>
+      </w:pPr>
+    </w:p>
+    <w:p>
+      <w:pPr>
+        <w:rPr>
+          <w:rFonts w:ascii="Times New Roman" w:hAnsi="Times New Roman" w:cs="Times New Roman"/>
+          <w:sz w:val="26"/>
+          <w:szCs w:val="26"/>
+        </w:rPr>
+      </w:pPr>
+    </w:p>
+    <w:p>
+      <w:pPr>
+        <w:rPr>
+          <w:rFonts w:ascii="Times New Roman" w:hAnsi="Times New Roman" w:cs="Times New Roman"/>
+          <w:sz w:val="26"/>
+          <w:szCs w:val="26"/>
+        </w:rPr>
+      </w:pPr>
+    </w:p>
+    <w:p>
+      <w:pPr>
+        <w:rPr>
+          <w:rFonts w:ascii="Times New Roman" w:hAnsi="Times New Roman" w:cs="Times New Roman"/>
+          <w:sz w:val="26"/>
+          <w:szCs w:val="26"/>
+        </w:rPr>
+      </w:pPr>
+    </w:p>
+    <w:p>
+      <w:pPr>
+        <w:rPr>
+          <w:rFonts w:ascii="Times New Roman" w:hAnsi="Times New Roman" w:cs="Times New Roman"/>
+          <w:b/>
+          <w:bCs/>
+          <w:i/>
+          <w:iCs/>
+          <w:sz w:val="26"/>
+          <w:szCs w:val="26"/>
+        </w:rPr>
+      </w:pPr>
+      <w:r>
+        <w:rPr>
+          <w:rFonts w:ascii="Times New Roman" w:hAnsi="Times New Roman" w:cs="Times New Roman"/>
+          <w:noProof/>
+          <w:sz w:val="26"/>
+          <w:szCs w:val="26"/>
+        </w:rPr>
+        <w:drawing>
+          <wp:anchor distT="0" distB="0" distL="114300" distR="114300" simplePos="0" relativeHeight="251668480" behindDoc="0" locked="0" layoutInCell="1" allowOverlap="1" wp14:anchorId="0A5397A9" wp14:editId="547E84E9">
+            <wp:simplePos x="0" y="0"/>
+            <wp:positionH relativeFrom="margin">
+              <wp:posOffset>-755650</wp:posOffset>
+            </wp:positionH>
+            <wp:positionV relativeFrom="margin">
+              <wp:posOffset>819972</wp:posOffset>
+            </wp:positionV>
+            <wp:extent cx="7461885" cy="4572000"/>
+            <wp:effectExtent l="0" t="0" r="5715" b="0"/>
+            <wp:wrapSquare wrapText="bothSides"/>
+            <wp:docPr id="1069562468" name="Picture 10"/>
+            <wp:cNvGraphicFramePr>
+              <a:graphicFrameLocks xmlns:a="http://schemas.openxmlformats.org/drawingml/2006/main" noChangeAspect="1"/>
+            </wp:cNvGraphicFramePr>
+            <a:graphic xmlns:a="http://schemas.openxmlformats.org/drawingml/2006/main">
+              <a:graphicData uri="http://schemas.openxmlformats.org/drawingml/2006/picture">
+                <pic:pic xmlns:pic="http://schemas.openxmlformats.org/drawingml/2006/picture">
+                  <pic:nvPicPr>
+                    <pic:cNvPr id="1069562468" name="Picture 1069562468"/>
+                    <pic:cNvPicPr/>
+                  </pic:nvPicPr>
+                  <pic:blipFill>
+                    <a:blip r:embed="rId19" cstate="print">
+                      <a:extLst>
+                        <a:ext uri="{28A0092B-C50C-407E-A947-70E740481C1C}">
+                          <a14:useLocalDpi xmlns:a14="http://schemas.microsoft.com/office/drawing/2010/main" val="0"/>
+                        </a:ext>
+                      </a:extLst>
+                    </a:blip>
+                    <a:stretch>
+                      <a:fillRect/>
+                    </a:stretch>
+                  </pic:blipFill>
+                  <pic:spPr>
+                    <a:xfrm>
+                      <a:off x="0" y="0"/>
+                      <a:ext cx="7461885" cy="4572000"/>
+                    </a:xfrm>
+                    <a:prstGeom prst="rect">
+                      <a:avLst/>
+                    </a:prstGeom>
+                  </pic:spPr>
+                </pic:pic>
+              </a:graphicData>
+            </a:graphic>
+            <wp14:sizeRelH relativeFrom="margin">
+              <wp14:pctWidth>0</wp14:pctWidth>
+            </wp14:sizeRelH>
+            <wp14:sizeRelV relativeFrom="margin">
+              <wp14:pctHeight>0</wp14:pctHeight>
+            </wp14:sizeRelV>
+          </wp:anchor>
+        </w:drawing>
+      </w:r>
+      <w:r>
+        <w:rPr>
+          <w:rFonts w:ascii="Times New Roman" w:hAnsi="Times New Roman" w:cs="Times New Roman"/>
+          <w:b/>
+          <w:bCs/>
+          <w:i/>
+          <w:iCs/>
+          <w:sz w:val="26"/>
+          <w:szCs w:val="26"/>
+        </w:rPr>
+        <w:t>Week 3 Parking App backlog:</w:t>
+      </w:r>
+    </w:p>
+    <w:p>
+      <w:pPr>
+        <w:rPr>
+          <w:rFonts w:ascii="Times New Roman" w:hAnsi="Times New Roman" w:cs="Times New Roman"/>
+          <w:sz w:val="26"/>
+          <w:szCs w:val="26"/>
+        </w:rPr>
+      </w:pPr>
+    </w:p>
+    <w:p>
+      <w:pPr>
+        <w:rPr>
+          <w:rFonts w:ascii="Times New Roman" w:hAnsi="Times New Roman" w:cs="Times New Roman"/>
+          <w:sz w:val="26"/>
+          <w:szCs w:val="26"/>
+        </w:rPr>
+      </w:pPr>
+    </w:p>
     <w:sectPr>
-      <w:headerReference w:type="even" r:id="rId19"/>
-      <w:headerReference w:type="default" r:id="rId20"/>
+      <w:headerReference w:type="even" r:id="rId20"/>
+      <w:headerReference w:type="default" r:id="rId21"/>
       <w:pgSz w:w="12240" w:h="15840"/>
       <w:pgMar w:top="1440" w:right="1440" w:bottom="1440" w:left="1440" w:header="720" w:footer="720" w:gutter="0"/>
       <w:pgNumType w:start="0"/>
@@ -3599,7 +3795,7 @@
 </file>
 
 <file path=word/diagrams/colors1.xml><?xml version="1.0" encoding="utf-8"?>
-<dgm:colorsDef xmlns:dgm="http://schemas.openxmlformats.org/drawingml/2006/diagram" xmlns:a="http://schemas.openxmlformats.org/drawingml/2006/main" uniqueId="urn:microsoft.com/office/officeart/2005/8/colors/accent1_5">
+<dgm:colorsDef xmlns:dgm="http://schemas.openxmlformats.org/drawingml/2006/diagram" xmlns:a="http://schemas.openxmlformats.org/drawingml/2006/main" uniqueId="urn:microsoft.com/office/officeart/2005/8/colors/accent1_5#1">
   <dgm:title val=""/>
   <dgm:desc val=""/>
   <dgm:catLst>
@@ -4599,7 +4795,7 @@
 </file>
 
 <file path=word/diagrams/colors2.xml><?xml version="1.0" encoding="utf-8"?>
-<dgm:colorsDef xmlns:dgm="http://schemas.openxmlformats.org/drawingml/2006/diagram" xmlns:a="http://schemas.openxmlformats.org/drawingml/2006/main" uniqueId="urn:microsoft.com/office/officeart/2005/8/colors/accent1_2">
+<dgm:colorsDef xmlns:dgm="http://schemas.openxmlformats.org/drawingml/2006/diagram" xmlns:a="http://schemas.openxmlformats.org/drawingml/2006/main" uniqueId="urn:microsoft.com/office/officeart/2005/8/colors/accent1_2#1">
   <dgm:title val=""/>
   <dgm:desc val=""/>
   <dgm:catLst>
@@ -5453,7 +5649,7 @@
 <dgm:dataModel xmlns:dgm="http://schemas.openxmlformats.org/drawingml/2006/diagram" xmlns:a="http://schemas.openxmlformats.org/drawingml/2006/main">
   <dgm:ptLst>
     <dgm:pt modelId="{7B61A575-40EE-994E-A48E-98F24A87187F}" type="doc">
-      <dgm:prSet loTypeId="urn:microsoft.com/office/officeart/2005/8/layout/orgChart1" loCatId="" qsTypeId="urn:microsoft.com/office/officeart/2005/8/quickstyle/simple2" qsCatId="simple" csTypeId="urn:microsoft.com/office/officeart/2005/8/colors/accent1_5" csCatId="accent1" phldr="1"/>
+      <dgm:prSet loTypeId="urn:microsoft.com/office/officeart/2005/8/layout/orgChart1" loCatId="" qsTypeId="urn:microsoft.com/office/officeart/2005/8/quickstyle/simple2#1" qsCatId="simple" csTypeId="urn:microsoft.com/office/officeart/2005/8/colors/accent1_5#1" csCatId="accent1" phldr="1"/>
       <dgm:spPr/>
       <dgm:t>
         <a:bodyPr/>
@@ -7729,7 +7925,7 @@
 <dgm:dataModel xmlns:dgm="http://schemas.openxmlformats.org/drawingml/2006/diagram" xmlns:a="http://schemas.openxmlformats.org/drawingml/2006/main">
   <dgm:ptLst>
     <dgm:pt modelId="{41FC6044-0CA8-C140-BDDA-0F0E767F487B}" type="doc">
-      <dgm:prSet loTypeId="urn:microsoft.com/office/officeart/2026/layout/NumberedDotsHorizontal" loCatId="" qsTypeId="urn:microsoft.com/office/officeart/2005/8/quickstyle/simple2" qsCatId="simple" csTypeId="urn:microsoft.com/office/officeart/2005/8/colors/accent1_2" csCatId="accent1" phldr="1"/>
+      <dgm:prSet loTypeId="urn:microsoft.com/office/officeart/2026/layout/NumberedDotsHorizontal#1" loCatId="" qsTypeId="urn:microsoft.com/office/officeart/2005/8/quickstyle/simple2#2" qsCatId="simple" csTypeId="urn:microsoft.com/office/officeart/2005/8/colors/accent1_2#1" csCatId="accent1" phldr="1"/>
       <dgm:spPr/>
       <dgm:t>
         <a:bodyPr/>
@@ -8345,66 +8541,66 @@
     </dgm:pt>
   </dgm:ptLst>
   <dgm:cxnLst>
-    <dgm:cxn modelId="{14282713-A634-C147-A65F-DDF505430858}" type="presOf" srcId="{797857B1-B9DA-AF49-B77B-3B0A7BD0FF06}" destId="{52F6CA75-A39A-F143-85E6-048A941B891D}" srcOrd="0" destOrd="0" presId="urn:microsoft.com/office/officeart/2026/layout/NumberedDotsHorizontal"/>
+    <dgm:cxn modelId="{14282713-A634-C147-A65F-DDF505430858}" type="presOf" srcId="{797857B1-B9DA-AF49-B77B-3B0A7BD0FF06}" destId="{52F6CA75-A39A-F143-85E6-048A941B891D}" srcOrd="0" destOrd="0" presId="urn:microsoft.com/office/officeart/2026/layout/NumberedDotsHorizontal#1"/>
     <dgm:cxn modelId="{27283C2A-AEF9-6D4E-8FDC-91B971B476B7}" srcId="{41FC6044-0CA8-C140-BDDA-0F0E767F487B}" destId="{2E0A6505-6DE1-2B43-845A-AFF624BE9AED}" srcOrd="0" destOrd="0" parTransId="{51C9E34A-C468-FF47-A110-5391A049B2F8}" sibTransId="{29F3FD5A-7A11-EC46-B87B-D6081794527A}"/>
-    <dgm:cxn modelId="{7BC6432C-8CB7-8E43-8E69-E5B2CCF0C1AA}" type="presOf" srcId="{1E1BABE3-5A47-C340-B138-B991F1406B2A}" destId="{D20F6A6D-C4C2-5145-8D36-DA284889CFEC}" srcOrd="1" destOrd="0" presId="urn:microsoft.com/office/officeart/2026/layout/NumberedDotsHorizontal"/>
-    <dgm:cxn modelId="{281BB33F-8B1C-954D-A190-FEACE40399AA}" type="presOf" srcId="{41FC6044-0CA8-C140-BDDA-0F0E767F487B}" destId="{A8E332AD-1583-9842-870B-BEB208F9F1A6}" srcOrd="0" destOrd="0" presId="urn:microsoft.com/office/officeart/2026/layout/NumberedDotsHorizontal"/>
-    <dgm:cxn modelId="{469BFC3F-5F4C-B542-A9E7-DEC7F577B266}" type="presOf" srcId="{8AB5C845-82DA-B34B-80F2-5CD541B4D660}" destId="{A6089E73-4600-524C-8463-E1C59114E424}" srcOrd="0" destOrd="0" presId="urn:microsoft.com/office/officeart/2026/layout/NumberedDotsHorizontal"/>
-    <dgm:cxn modelId="{06E36845-A42F-A447-A27E-F2415EA194EF}" type="presOf" srcId="{E0CBDB74-24B7-B949-81B1-7D9E0BDCE0DA}" destId="{15B743C4-7076-3547-BF48-9EF53EFEFE8D}" srcOrd="0" destOrd="0" presId="urn:microsoft.com/office/officeart/2026/layout/NumberedDotsHorizontal"/>
+    <dgm:cxn modelId="{7BC6432C-8CB7-8E43-8E69-E5B2CCF0C1AA}" type="presOf" srcId="{1E1BABE3-5A47-C340-B138-B991F1406B2A}" destId="{D20F6A6D-C4C2-5145-8D36-DA284889CFEC}" srcOrd="1" destOrd="0" presId="urn:microsoft.com/office/officeart/2026/layout/NumberedDotsHorizontal#1"/>
+    <dgm:cxn modelId="{281BB33F-8B1C-954D-A190-FEACE40399AA}" type="presOf" srcId="{41FC6044-0CA8-C140-BDDA-0F0E767F487B}" destId="{A8E332AD-1583-9842-870B-BEB208F9F1A6}" srcOrd="0" destOrd="0" presId="urn:microsoft.com/office/officeart/2026/layout/NumberedDotsHorizontal#1"/>
+    <dgm:cxn modelId="{469BFC3F-5F4C-B542-A9E7-DEC7F577B266}" type="presOf" srcId="{8AB5C845-82DA-B34B-80F2-5CD541B4D660}" destId="{A6089E73-4600-524C-8463-E1C59114E424}" srcOrd="0" destOrd="0" presId="urn:microsoft.com/office/officeart/2026/layout/NumberedDotsHorizontal#1"/>
+    <dgm:cxn modelId="{06E36845-A42F-A447-A27E-F2415EA194EF}" type="presOf" srcId="{E0CBDB74-24B7-B949-81B1-7D9E0BDCE0DA}" destId="{15B743C4-7076-3547-BF48-9EF53EFEFE8D}" srcOrd="0" destOrd="0" presId="urn:microsoft.com/office/officeart/2026/layout/NumberedDotsHorizontal#1"/>
     <dgm:cxn modelId="{ADACA64A-EEDE-434B-A214-305525E18D35}" srcId="{2E0A6505-6DE1-2B43-845A-AFF624BE9AED}" destId="{E0CBDB74-24B7-B949-81B1-7D9E0BDCE0DA}" srcOrd="0" destOrd="0" parTransId="{1656CDAA-617D-444B-AD10-2A26EAD83DAF}" sibTransId="{06B5DA03-97B1-2641-A1D7-CED868B22CAE}"/>
-    <dgm:cxn modelId="{8564EF53-EEA5-9A41-A4D5-9A0AA052B60C}" type="presOf" srcId="{F9DD8FB9-0E41-254E-AB1D-8D69677CE42A}" destId="{B8379B40-DBD3-8840-B97D-513514F69449}" srcOrd="0" destOrd="0" presId="urn:microsoft.com/office/officeart/2026/layout/NumberedDotsHorizontal"/>
-    <dgm:cxn modelId="{37E0C656-E6AF-504D-B630-8149B32F2205}" type="presOf" srcId="{A4343328-D777-A141-A07D-F652D2FB6372}" destId="{88E6E2B4-BC2D-2F45-865E-8AAA3F60A99D}" srcOrd="0" destOrd="0" presId="urn:microsoft.com/office/officeart/2026/layout/NumberedDotsHorizontal"/>
+    <dgm:cxn modelId="{8564EF53-EEA5-9A41-A4D5-9A0AA052B60C}" type="presOf" srcId="{F9DD8FB9-0E41-254E-AB1D-8D69677CE42A}" destId="{B8379B40-DBD3-8840-B97D-513514F69449}" srcOrd="0" destOrd="0" presId="urn:microsoft.com/office/officeart/2026/layout/NumberedDotsHorizontal#1"/>
+    <dgm:cxn modelId="{37E0C656-E6AF-504D-B630-8149B32F2205}" type="presOf" srcId="{A4343328-D777-A141-A07D-F652D2FB6372}" destId="{88E6E2B4-BC2D-2F45-865E-8AAA3F60A99D}" srcOrd="0" destOrd="0" presId="urn:microsoft.com/office/officeart/2026/layout/NumberedDotsHorizontal#1"/>
     <dgm:cxn modelId="{2BB4455B-B2CE-E942-AF14-FBD2A79C61BC}" srcId="{C5CC8F61-4D81-4F4A-B2C5-7C9F4B75BF98}" destId="{F9DD8FB9-0E41-254E-AB1D-8D69677CE42A}" srcOrd="0" destOrd="0" parTransId="{4C066492-CA8E-8F49-A589-2083A4666FAE}" sibTransId="{1D48B118-69F7-CC43-AF4B-D59D821DA5F2}"/>
-    <dgm:cxn modelId="{C3189D68-2248-0F4A-A274-2622C6A286FF}" type="presOf" srcId="{50CA6C9F-519B-0641-A7EF-742CDB51ADA5}" destId="{87E36E74-8BA6-684C-A7D1-977E8556B985}" srcOrd="0" destOrd="0" presId="urn:microsoft.com/office/officeart/2026/layout/NumberedDotsHorizontal"/>
-    <dgm:cxn modelId="{CC831A81-C232-7446-A27F-5DCDF4B87F63}" type="presOf" srcId="{286EAF43-541C-6249-ADED-B89E7ED15EE3}" destId="{6DF94AC7-5DE6-0D46-B273-B2A93C981988}" srcOrd="0" destOrd="0" presId="urn:microsoft.com/office/officeart/2026/layout/NumberedDotsHorizontal"/>
-    <dgm:cxn modelId="{D424388E-962E-534C-A65E-58131B969420}" type="presOf" srcId="{5FCF29CE-DD66-A849-ADBF-2F3FFF0B9CA8}" destId="{5A909D55-FE8A-1C4B-95EA-807B8D5CE1F0}" srcOrd="0" destOrd="0" presId="urn:microsoft.com/office/officeart/2026/layout/NumberedDotsHorizontal"/>
+    <dgm:cxn modelId="{C3189D68-2248-0F4A-A274-2622C6A286FF}" type="presOf" srcId="{50CA6C9F-519B-0641-A7EF-742CDB51ADA5}" destId="{87E36E74-8BA6-684C-A7D1-977E8556B985}" srcOrd="0" destOrd="0" presId="urn:microsoft.com/office/officeart/2026/layout/NumberedDotsHorizontal#1"/>
+    <dgm:cxn modelId="{CC831A81-C232-7446-A27F-5DCDF4B87F63}" type="presOf" srcId="{286EAF43-541C-6249-ADED-B89E7ED15EE3}" destId="{6DF94AC7-5DE6-0D46-B273-B2A93C981988}" srcOrd="0" destOrd="0" presId="urn:microsoft.com/office/officeart/2026/layout/NumberedDotsHorizontal#1"/>
+    <dgm:cxn modelId="{D424388E-962E-534C-A65E-58131B969420}" type="presOf" srcId="{5FCF29CE-DD66-A849-ADBF-2F3FFF0B9CA8}" destId="{5A909D55-FE8A-1C4B-95EA-807B8D5CE1F0}" srcOrd="0" destOrd="0" presId="urn:microsoft.com/office/officeart/2026/layout/NumberedDotsHorizontal#1"/>
     <dgm:cxn modelId="{D4CEC795-034D-724F-A5FF-A97224200728}" srcId="{41FC6044-0CA8-C140-BDDA-0F0E767F487B}" destId="{C5CC8F61-4D81-4F4A-B2C5-7C9F4B75BF98}" srcOrd="1" destOrd="0" parTransId="{A1A15599-22B4-D74C-852D-62E073698B4B}" sibTransId="{286EAF43-541C-6249-ADED-B89E7ED15EE3}"/>
     <dgm:cxn modelId="{3DE24D99-1B9A-4A42-964B-7C09EA8E7814}" srcId="{41FC6044-0CA8-C140-BDDA-0F0E767F487B}" destId="{5FCF29CE-DD66-A849-ADBF-2F3FFF0B9CA8}" srcOrd="3" destOrd="0" parTransId="{191A68E9-31F1-1141-86B9-BAB528721FDE}" sibTransId="{1E1BABE3-5A47-C340-B138-B991F1406B2A}"/>
-    <dgm:cxn modelId="{32F9999E-FEE6-DC4F-AD75-5384AC2CCE97}" type="presOf" srcId="{57E2FC14-1900-FA4D-A906-8A6C5E18E411}" destId="{D484AF1A-A88F-E740-901F-B1682D76BDE2}" srcOrd="0" destOrd="0" presId="urn:microsoft.com/office/officeart/2026/layout/NumberedDotsHorizontal"/>
-    <dgm:cxn modelId="{695045B5-0129-0C44-9217-CE64068F9A52}" type="presOf" srcId="{1E1BABE3-5A47-C340-B138-B991F1406B2A}" destId="{8C82B39C-B270-E941-BD28-B0FE92EC15D0}" srcOrd="0" destOrd="0" presId="urn:microsoft.com/office/officeart/2026/layout/NumberedDotsHorizontal"/>
-    <dgm:cxn modelId="{A52979BD-8FE3-A540-BC22-939D210BC4A1}" type="presOf" srcId="{50CA6C9F-519B-0641-A7EF-742CDB51ADA5}" destId="{698A6552-9340-764E-8899-DCEC905AA9DB}" srcOrd="1" destOrd="0" presId="urn:microsoft.com/office/officeart/2026/layout/NumberedDotsHorizontal"/>
+    <dgm:cxn modelId="{32F9999E-FEE6-DC4F-AD75-5384AC2CCE97}" type="presOf" srcId="{57E2FC14-1900-FA4D-A906-8A6C5E18E411}" destId="{D484AF1A-A88F-E740-901F-B1682D76BDE2}" srcOrd="0" destOrd="0" presId="urn:microsoft.com/office/officeart/2026/layout/NumberedDotsHorizontal#1"/>
+    <dgm:cxn modelId="{695045B5-0129-0C44-9217-CE64068F9A52}" type="presOf" srcId="{1E1BABE3-5A47-C340-B138-B991F1406B2A}" destId="{8C82B39C-B270-E941-BD28-B0FE92EC15D0}" srcOrd="0" destOrd="0" presId="urn:microsoft.com/office/officeart/2026/layout/NumberedDotsHorizontal#1"/>
+    <dgm:cxn modelId="{A52979BD-8FE3-A540-BC22-939D210BC4A1}" type="presOf" srcId="{50CA6C9F-519B-0641-A7EF-742CDB51ADA5}" destId="{698A6552-9340-764E-8899-DCEC905AA9DB}" srcOrd="1" destOrd="0" presId="urn:microsoft.com/office/officeart/2026/layout/NumberedDotsHorizontal#1"/>
     <dgm:cxn modelId="{4EFCDEBF-2B4B-A24B-9A73-2DC9942588CC}" srcId="{E2444672-8812-5840-962D-3FA27E6A1654}" destId="{57E2FC14-1900-FA4D-A906-8A6C5E18E411}" srcOrd="0" destOrd="0" parTransId="{ECA40913-CFD2-D64D-AE65-221D5057711F}" sibTransId="{8806D007-3944-B34F-8866-E54591C7AB2F}"/>
-    <dgm:cxn modelId="{2F445FC1-1DAC-C04A-8F73-EF0A01C35AC6}" type="presOf" srcId="{9A4AB821-D1D5-A440-ADAE-1CD3DFBC6CAE}" destId="{F49E0A7B-CF6A-8F49-9E91-6506493F08C4}" srcOrd="0" destOrd="0" presId="urn:microsoft.com/office/officeart/2026/layout/NumberedDotsHorizontal"/>
+    <dgm:cxn modelId="{2F445FC1-1DAC-C04A-8F73-EF0A01C35AC6}" type="presOf" srcId="{9A4AB821-D1D5-A440-ADAE-1CD3DFBC6CAE}" destId="{F49E0A7B-CF6A-8F49-9E91-6506493F08C4}" srcOrd="0" destOrd="0" presId="urn:microsoft.com/office/officeart/2026/layout/NumberedDotsHorizontal#1"/>
     <dgm:cxn modelId="{98B83FC5-6C31-9448-9F94-0EF469A02983}" srcId="{8AB5C845-82DA-B34B-80F2-5CD541B4D660}" destId="{9A4AB821-D1D5-A440-ADAE-1CD3DFBC6CAE}" srcOrd="0" destOrd="0" parTransId="{B367771A-489C-294A-ADFD-B59FB8A4AE9A}" sibTransId="{9DE271F3-A98A-9D4A-9B11-25ABED9999FD}"/>
-    <dgm:cxn modelId="{420608CB-45CC-C240-BAB2-D9A3A94C4ABD}" type="presOf" srcId="{2E0A6505-6DE1-2B43-845A-AFF624BE9AED}" destId="{E44C56F9-93BA-9249-A887-680E616C286F}" srcOrd="0" destOrd="0" presId="urn:microsoft.com/office/officeart/2026/layout/NumberedDotsHorizontal"/>
+    <dgm:cxn modelId="{420608CB-45CC-C240-BAB2-D9A3A94C4ABD}" type="presOf" srcId="{2E0A6505-6DE1-2B43-845A-AFF624BE9AED}" destId="{E44C56F9-93BA-9249-A887-680E616C286F}" srcOrd="0" destOrd="0" presId="urn:microsoft.com/office/officeart/2026/layout/NumberedDotsHorizontal#1"/>
     <dgm:cxn modelId="{FB5098CD-0C71-4B47-A917-7C48EFA71205}" srcId="{5FCF29CE-DD66-A849-ADBF-2F3FFF0B9CA8}" destId="{797857B1-B9DA-AF49-B77B-3B0A7BD0FF06}" srcOrd="0" destOrd="0" parTransId="{0A77D011-A798-2448-9F71-9F0A868CCBE5}" sibTransId="{9459868C-F51D-0440-AB49-9F005850614F}"/>
-    <dgm:cxn modelId="{CF7C0DDF-3E33-9E40-9971-FF368849A3F7}" type="presOf" srcId="{C5CC8F61-4D81-4F4A-B2C5-7C9F4B75BF98}" destId="{B609FB1B-E595-6E4F-BD8D-8DD428CB291F}" srcOrd="0" destOrd="0" presId="urn:microsoft.com/office/officeart/2026/layout/NumberedDotsHorizontal"/>
-    <dgm:cxn modelId="{DD6CB5E2-B7BF-EE4A-8F2F-AA542EAFC9D5}" type="presOf" srcId="{286EAF43-541C-6249-ADED-B89E7ED15EE3}" destId="{406B9B26-4699-FE4B-8847-B28162D8BE38}" srcOrd="1" destOrd="0" presId="urn:microsoft.com/office/officeart/2026/layout/NumberedDotsHorizontal"/>
-    <dgm:cxn modelId="{52A214E9-C090-FF42-959A-648D09FD5137}" type="presOf" srcId="{29F3FD5A-7A11-EC46-B87B-D6081794527A}" destId="{BA8B49F4-3334-AA4A-BA45-FA0C57A56149}" srcOrd="0" destOrd="0" presId="urn:microsoft.com/office/officeart/2026/layout/NumberedDotsHorizontal"/>
+    <dgm:cxn modelId="{CF7C0DDF-3E33-9E40-9971-FF368849A3F7}" type="presOf" srcId="{C5CC8F61-4D81-4F4A-B2C5-7C9F4B75BF98}" destId="{B609FB1B-E595-6E4F-BD8D-8DD428CB291F}" srcOrd="0" destOrd="0" presId="urn:microsoft.com/office/officeart/2026/layout/NumberedDotsHorizontal#1"/>
+    <dgm:cxn modelId="{DD6CB5E2-B7BF-EE4A-8F2F-AA542EAFC9D5}" type="presOf" srcId="{286EAF43-541C-6249-ADED-B89E7ED15EE3}" destId="{406B9B26-4699-FE4B-8847-B28162D8BE38}" srcOrd="1" destOrd="0" presId="urn:microsoft.com/office/officeart/2026/layout/NumberedDotsHorizontal#1"/>
+    <dgm:cxn modelId="{52A214E9-C090-FF42-959A-648D09FD5137}" type="presOf" srcId="{29F3FD5A-7A11-EC46-B87B-D6081794527A}" destId="{BA8B49F4-3334-AA4A-BA45-FA0C57A56149}" srcOrd="0" destOrd="0" presId="urn:microsoft.com/office/officeart/2026/layout/NumberedDotsHorizontal#1"/>
     <dgm:cxn modelId="{DB7105ED-D9AB-6A4A-97DF-33057A64CB7C}" srcId="{41FC6044-0CA8-C140-BDDA-0F0E767F487B}" destId="{8AB5C845-82DA-B34B-80F2-5CD541B4D660}" srcOrd="2" destOrd="0" parTransId="{A3B178A0-7C79-034B-A3E6-2807E57ADC19}" sibTransId="{50CA6C9F-519B-0641-A7EF-742CDB51ADA5}"/>
-    <dgm:cxn modelId="{5823B2F5-8D8C-2C48-9EA9-2F37AD30A0E9}" type="presOf" srcId="{E2444672-8812-5840-962D-3FA27E6A1654}" destId="{3574AB60-90EE-6440-95FD-59A23CC4AF4A}" srcOrd="0" destOrd="0" presId="urn:microsoft.com/office/officeart/2026/layout/NumberedDotsHorizontal"/>
+    <dgm:cxn modelId="{5823B2F5-8D8C-2C48-9EA9-2F37AD30A0E9}" type="presOf" srcId="{E2444672-8812-5840-962D-3FA27E6A1654}" destId="{3574AB60-90EE-6440-95FD-59A23CC4AF4A}" srcOrd="0" destOrd="0" presId="urn:microsoft.com/office/officeart/2026/layout/NumberedDotsHorizontal#1"/>
     <dgm:cxn modelId="{7F38A3F9-241B-E649-A834-41FE7A473C45}" srcId="{41FC6044-0CA8-C140-BDDA-0F0E767F487B}" destId="{E2444672-8812-5840-962D-3FA27E6A1654}" srcOrd="4" destOrd="0" parTransId="{483698F7-EAF3-1E4A-9F23-C42D5FC7B244}" sibTransId="{A4343328-D777-A141-A07D-F652D2FB6372}"/>
-    <dgm:cxn modelId="{3ECD6AFD-CFAD-C04C-B33D-0DD75204621D}" type="presOf" srcId="{29F3FD5A-7A11-EC46-B87B-D6081794527A}" destId="{1AC07470-CF74-904B-8633-0E3DA2E5FC70}" srcOrd="1" destOrd="0" presId="urn:microsoft.com/office/officeart/2026/layout/NumberedDotsHorizontal"/>
-    <dgm:cxn modelId="{DBA50594-2BE7-3144-A7CD-AD666BF89B9B}" type="presParOf" srcId="{A8E332AD-1583-9842-870B-BEB208F9F1A6}" destId="{07A610AC-B9BC-6D4F-A14B-83FA862A782C}" srcOrd="0" destOrd="0" presId="urn:microsoft.com/office/officeart/2026/layout/NumberedDotsHorizontal"/>
-    <dgm:cxn modelId="{621696F7-18A2-154A-BDBA-832249A5AE15}" type="presParOf" srcId="{07A610AC-B9BC-6D4F-A14B-83FA862A782C}" destId="{58D9890A-6D5C-E745-A5B3-EBB26952C68F}" srcOrd="0" destOrd="0" presId="urn:microsoft.com/office/officeart/2026/layout/NumberedDotsHorizontal"/>
-    <dgm:cxn modelId="{2EB86B9E-3852-E647-A158-EA96840C79F3}" type="presParOf" srcId="{58D9890A-6D5C-E745-A5B3-EBB26952C68F}" destId="{245E5CF9-CFA5-9341-8EEB-D38C0E2462F4}" srcOrd="0" destOrd="0" presId="urn:microsoft.com/office/officeart/2026/layout/NumberedDotsHorizontal"/>
-    <dgm:cxn modelId="{286B1797-11A6-2F48-A9F3-023A00B99F1A}" type="presParOf" srcId="{58D9890A-6D5C-E745-A5B3-EBB26952C68F}" destId="{E44C56F9-93BA-9249-A887-680E616C286F}" srcOrd="1" destOrd="0" presId="urn:microsoft.com/office/officeart/2026/layout/NumberedDotsHorizontal"/>
-    <dgm:cxn modelId="{5B388366-695B-FE44-88B1-A1D26FD73F58}" type="presParOf" srcId="{58D9890A-6D5C-E745-A5B3-EBB26952C68F}" destId="{BA8B49F4-3334-AA4A-BA45-FA0C57A56149}" srcOrd="2" destOrd="0" presId="urn:microsoft.com/office/officeart/2026/layout/NumberedDotsHorizontal"/>
-    <dgm:cxn modelId="{72557915-4FD0-2341-936D-F38BDD951F1F}" type="presParOf" srcId="{58D9890A-6D5C-E745-A5B3-EBB26952C68F}" destId="{15B743C4-7076-3547-BF48-9EF53EFEFE8D}" srcOrd="3" destOrd="0" presId="urn:microsoft.com/office/officeart/2026/layout/NumberedDotsHorizontal"/>
-    <dgm:cxn modelId="{6A51E7F6-7B1D-A640-AE64-015C851ECBDF}" type="presParOf" srcId="{07A610AC-B9BC-6D4F-A14B-83FA862A782C}" destId="{1AC07470-CF74-904B-8633-0E3DA2E5FC70}" srcOrd="1" destOrd="0" presId="urn:microsoft.com/office/officeart/2026/layout/NumberedDotsHorizontal"/>
-    <dgm:cxn modelId="{2E5824B9-A1AD-E54C-8AE6-384D21BE153A}" type="presParOf" srcId="{07A610AC-B9BC-6D4F-A14B-83FA862A782C}" destId="{1112CB9E-63C1-D74E-8ED0-46030F88449A}" srcOrd="2" destOrd="0" presId="urn:microsoft.com/office/officeart/2026/layout/NumberedDotsHorizontal"/>
-    <dgm:cxn modelId="{5B69B35F-2118-3E4E-BFE3-BF8505B8D20F}" type="presParOf" srcId="{1112CB9E-63C1-D74E-8ED0-46030F88449A}" destId="{FB6FF293-DF19-2844-8A1B-41DB46D5554C}" srcOrd="0" destOrd="0" presId="urn:microsoft.com/office/officeart/2026/layout/NumberedDotsHorizontal"/>
-    <dgm:cxn modelId="{C940BF1D-AE7C-0143-9C4C-BF8A80DCC514}" type="presParOf" srcId="{1112CB9E-63C1-D74E-8ED0-46030F88449A}" destId="{B609FB1B-E595-6E4F-BD8D-8DD428CB291F}" srcOrd="1" destOrd="0" presId="urn:microsoft.com/office/officeart/2026/layout/NumberedDotsHorizontal"/>
-    <dgm:cxn modelId="{FB966D5D-9D7C-7B4C-B5CA-22D1743F5E48}" type="presParOf" srcId="{1112CB9E-63C1-D74E-8ED0-46030F88449A}" destId="{6DF94AC7-5DE6-0D46-B273-B2A93C981988}" srcOrd="2" destOrd="0" presId="urn:microsoft.com/office/officeart/2026/layout/NumberedDotsHorizontal"/>
-    <dgm:cxn modelId="{8C5C06C0-ADB8-A94D-BEEA-221E489D4720}" type="presParOf" srcId="{1112CB9E-63C1-D74E-8ED0-46030F88449A}" destId="{B8379B40-DBD3-8840-B97D-513514F69449}" srcOrd="3" destOrd="0" presId="urn:microsoft.com/office/officeart/2026/layout/NumberedDotsHorizontal"/>
-    <dgm:cxn modelId="{2CE89108-4DD2-9D4F-B9B7-AC91574C8C94}" type="presParOf" srcId="{07A610AC-B9BC-6D4F-A14B-83FA862A782C}" destId="{406B9B26-4699-FE4B-8847-B28162D8BE38}" srcOrd="3" destOrd="0" presId="urn:microsoft.com/office/officeart/2026/layout/NumberedDotsHorizontal"/>
-    <dgm:cxn modelId="{8D170698-DA18-124C-9F46-2EA7ADB2B941}" type="presParOf" srcId="{07A610AC-B9BC-6D4F-A14B-83FA862A782C}" destId="{930395A2-2AF2-8749-997F-01F05D616E88}" srcOrd="4" destOrd="0" presId="urn:microsoft.com/office/officeart/2026/layout/NumberedDotsHorizontal"/>
-    <dgm:cxn modelId="{DB546A3F-AF3F-D740-8A11-6C576863E7E4}" type="presParOf" srcId="{930395A2-2AF2-8749-997F-01F05D616E88}" destId="{1AD5DE13-2AB5-AA4B-9901-01D660D3E014}" srcOrd="0" destOrd="0" presId="urn:microsoft.com/office/officeart/2026/layout/NumberedDotsHorizontal"/>
-    <dgm:cxn modelId="{401E9620-892A-9343-ACB3-19F6329F20A5}" type="presParOf" srcId="{930395A2-2AF2-8749-997F-01F05D616E88}" destId="{A6089E73-4600-524C-8463-E1C59114E424}" srcOrd="1" destOrd="0" presId="urn:microsoft.com/office/officeart/2026/layout/NumberedDotsHorizontal"/>
-    <dgm:cxn modelId="{E8D6603D-DFE7-B449-9C6D-0B181109A333}" type="presParOf" srcId="{930395A2-2AF2-8749-997F-01F05D616E88}" destId="{87E36E74-8BA6-684C-A7D1-977E8556B985}" srcOrd="2" destOrd="0" presId="urn:microsoft.com/office/officeart/2026/layout/NumberedDotsHorizontal"/>
-    <dgm:cxn modelId="{CEE710BC-139D-5D4E-ABA5-4D425E6608B6}" type="presParOf" srcId="{930395A2-2AF2-8749-997F-01F05D616E88}" destId="{F49E0A7B-CF6A-8F49-9E91-6506493F08C4}" srcOrd="3" destOrd="0" presId="urn:microsoft.com/office/officeart/2026/layout/NumberedDotsHorizontal"/>
-    <dgm:cxn modelId="{E0E0540A-4EA6-4A4A-B47F-5CBEE43910D2}" type="presParOf" srcId="{07A610AC-B9BC-6D4F-A14B-83FA862A782C}" destId="{698A6552-9340-764E-8899-DCEC905AA9DB}" srcOrd="5" destOrd="0" presId="urn:microsoft.com/office/officeart/2026/layout/NumberedDotsHorizontal"/>
-    <dgm:cxn modelId="{28AC092C-3659-894E-AC15-607F5B67555C}" type="presParOf" srcId="{07A610AC-B9BC-6D4F-A14B-83FA862A782C}" destId="{9797F0DD-866E-D142-A7F2-F9F48039A6D0}" srcOrd="6" destOrd="0" presId="urn:microsoft.com/office/officeart/2026/layout/NumberedDotsHorizontal"/>
-    <dgm:cxn modelId="{C05293FA-01BD-9E43-98FD-9FCC3B38BEF4}" type="presParOf" srcId="{9797F0DD-866E-D142-A7F2-F9F48039A6D0}" destId="{4E268F3D-DEEF-8D4A-B8E7-39768731F4E3}" srcOrd="0" destOrd="0" presId="urn:microsoft.com/office/officeart/2026/layout/NumberedDotsHorizontal"/>
-    <dgm:cxn modelId="{1CE8A3D4-92E8-854C-BAFA-23B7FC4DC4C0}" type="presParOf" srcId="{9797F0DD-866E-D142-A7F2-F9F48039A6D0}" destId="{5A909D55-FE8A-1C4B-95EA-807B8D5CE1F0}" srcOrd="1" destOrd="0" presId="urn:microsoft.com/office/officeart/2026/layout/NumberedDotsHorizontal"/>
-    <dgm:cxn modelId="{A3DB3F0D-72BD-864E-A65F-06F55B895E25}" type="presParOf" srcId="{9797F0DD-866E-D142-A7F2-F9F48039A6D0}" destId="{8C82B39C-B270-E941-BD28-B0FE92EC15D0}" srcOrd="2" destOrd="0" presId="urn:microsoft.com/office/officeart/2026/layout/NumberedDotsHorizontal"/>
-    <dgm:cxn modelId="{871E872C-B6A5-2143-A27E-2E196C892A4F}" type="presParOf" srcId="{9797F0DD-866E-D142-A7F2-F9F48039A6D0}" destId="{52F6CA75-A39A-F143-85E6-048A941B891D}" srcOrd="3" destOrd="0" presId="urn:microsoft.com/office/officeart/2026/layout/NumberedDotsHorizontal"/>
-    <dgm:cxn modelId="{B4CF2041-EB47-034F-A570-FA4F4406D1B4}" type="presParOf" srcId="{07A610AC-B9BC-6D4F-A14B-83FA862A782C}" destId="{D20F6A6D-C4C2-5145-8D36-DA284889CFEC}" srcOrd="7" destOrd="0" presId="urn:microsoft.com/office/officeart/2026/layout/NumberedDotsHorizontal"/>
-    <dgm:cxn modelId="{227FDC64-9CEC-F041-B563-22E3EE89E45B}" type="presParOf" srcId="{07A610AC-B9BC-6D4F-A14B-83FA862A782C}" destId="{B23CADB1-8D4D-694F-8713-EC619E64E3AE}" srcOrd="8" destOrd="0" presId="urn:microsoft.com/office/officeart/2026/layout/NumberedDotsHorizontal"/>
-    <dgm:cxn modelId="{45E9FDFD-BFE7-FD48-867F-2445498C199F}" type="presParOf" srcId="{B23CADB1-8D4D-694F-8713-EC619E64E3AE}" destId="{307CF67E-BB0C-394A-A81F-DFE6E4BE28F2}" srcOrd="0" destOrd="0" presId="urn:microsoft.com/office/officeart/2026/layout/NumberedDotsHorizontal"/>
-    <dgm:cxn modelId="{213D8232-B3CC-AF4B-8380-528F6D74BF8A}" type="presParOf" srcId="{B23CADB1-8D4D-694F-8713-EC619E64E3AE}" destId="{3574AB60-90EE-6440-95FD-59A23CC4AF4A}" srcOrd="1" destOrd="0" presId="urn:microsoft.com/office/officeart/2026/layout/NumberedDotsHorizontal"/>
-    <dgm:cxn modelId="{541461AF-4457-0949-9FB1-D71789276790}" type="presParOf" srcId="{B23CADB1-8D4D-694F-8713-EC619E64E3AE}" destId="{88E6E2B4-BC2D-2F45-865E-8AAA3F60A99D}" srcOrd="2" destOrd="0" presId="urn:microsoft.com/office/officeart/2026/layout/NumberedDotsHorizontal"/>
-    <dgm:cxn modelId="{233DBC66-2F73-334F-9BA2-286AA807ED4C}" type="presParOf" srcId="{B23CADB1-8D4D-694F-8713-EC619E64E3AE}" destId="{D484AF1A-A88F-E740-901F-B1682D76BDE2}" srcOrd="3" destOrd="0" presId="urn:microsoft.com/office/officeart/2026/layout/NumberedDotsHorizontal"/>
+    <dgm:cxn modelId="{3ECD6AFD-CFAD-C04C-B33D-0DD75204621D}" type="presOf" srcId="{29F3FD5A-7A11-EC46-B87B-D6081794527A}" destId="{1AC07470-CF74-904B-8633-0E3DA2E5FC70}" srcOrd="1" destOrd="0" presId="urn:microsoft.com/office/officeart/2026/layout/NumberedDotsHorizontal#1"/>
+    <dgm:cxn modelId="{DBA50594-2BE7-3144-A7CD-AD666BF89B9B}" type="presParOf" srcId="{A8E332AD-1583-9842-870B-BEB208F9F1A6}" destId="{07A610AC-B9BC-6D4F-A14B-83FA862A782C}" srcOrd="0" destOrd="0" presId="urn:microsoft.com/office/officeart/2026/layout/NumberedDotsHorizontal#1"/>
+    <dgm:cxn modelId="{621696F7-18A2-154A-BDBA-832249A5AE15}" type="presParOf" srcId="{07A610AC-B9BC-6D4F-A14B-83FA862A782C}" destId="{58D9890A-6D5C-E745-A5B3-EBB26952C68F}" srcOrd="0" destOrd="0" presId="urn:microsoft.com/office/officeart/2026/layout/NumberedDotsHorizontal#1"/>
+    <dgm:cxn modelId="{2EB86B9E-3852-E647-A158-EA96840C79F3}" type="presParOf" srcId="{58D9890A-6D5C-E745-A5B3-EBB26952C68F}" destId="{245E5CF9-CFA5-9341-8EEB-D38C0E2462F4}" srcOrd="0" destOrd="0" presId="urn:microsoft.com/office/officeart/2026/layout/NumberedDotsHorizontal#1"/>
+    <dgm:cxn modelId="{286B1797-11A6-2F48-A9F3-023A00B99F1A}" type="presParOf" srcId="{58D9890A-6D5C-E745-A5B3-EBB26952C68F}" destId="{E44C56F9-93BA-9249-A887-680E616C286F}" srcOrd="1" destOrd="0" presId="urn:microsoft.com/office/officeart/2026/layout/NumberedDotsHorizontal#1"/>
+    <dgm:cxn modelId="{5B388366-695B-FE44-88B1-A1D26FD73F58}" type="presParOf" srcId="{58D9890A-6D5C-E745-A5B3-EBB26952C68F}" destId="{BA8B49F4-3334-AA4A-BA45-FA0C57A56149}" srcOrd="2" destOrd="0" presId="urn:microsoft.com/office/officeart/2026/layout/NumberedDotsHorizontal#1"/>
+    <dgm:cxn modelId="{72557915-4FD0-2341-936D-F38BDD951F1F}" type="presParOf" srcId="{58D9890A-6D5C-E745-A5B3-EBB26952C68F}" destId="{15B743C4-7076-3547-BF48-9EF53EFEFE8D}" srcOrd="3" destOrd="0" presId="urn:microsoft.com/office/officeart/2026/layout/NumberedDotsHorizontal#1"/>
+    <dgm:cxn modelId="{6A51E7F6-7B1D-A640-AE64-015C851ECBDF}" type="presParOf" srcId="{07A610AC-B9BC-6D4F-A14B-83FA862A782C}" destId="{1AC07470-CF74-904B-8633-0E3DA2E5FC70}" srcOrd="1" destOrd="0" presId="urn:microsoft.com/office/officeart/2026/layout/NumberedDotsHorizontal#1"/>
+    <dgm:cxn modelId="{2E5824B9-A1AD-E54C-8AE6-384D21BE153A}" type="presParOf" srcId="{07A610AC-B9BC-6D4F-A14B-83FA862A782C}" destId="{1112CB9E-63C1-D74E-8ED0-46030F88449A}" srcOrd="2" destOrd="0" presId="urn:microsoft.com/office/officeart/2026/layout/NumberedDotsHorizontal#1"/>
+    <dgm:cxn modelId="{5B69B35F-2118-3E4E-BFE3-BF8505B8D20F}" type="presParOf" srcId="{1112CB9E-63C1-D74E-8ED0-46030F88449A}" destId="{FB6FF293-DF19-2844-8A1B-41DB46D5554C}" srcOrd="0" destOrd="0" presId="urn:microsoft.com/office/officeart/2026/layout/NumberedDotsHorizontal#1"/>
+    <dgm:cxn modelId="{C940BF1D-AE7C-0143-9C4C-BF8A80DCC514}" type="presParOf" srcId="{1112CB9E-63C1-D74E-8ED0-46030F88449A}" destId="{B609FB1B-E595-6E4F-BD8D-8DD428CB291F}" srcOrd="1" destOrd="0" presId="urn:microsoft.com/office/officeart/2026/layout/NumberedDotsHorizontal#1"/>
+    <dgm:cxn modelId="{FB966D5D-9D7C-7B4C-B5CA-22D1743F5E48}" type="presParOf" srcId="{1112CB9E-63C1-D74E-8ED0-46030F88449A}" destId="{6DF94AC7-5DE6-0D46-B273-B2A93C981988}" srcOrd="2" destOrd="0" presId="urn:microsoft.com/office/officeart/2026/layout/NumberedDotsHorizontal#1"/>
+    <dgm:cxn modelId="{8C5C06C0-ADB8-A94D-BEEA-221E489D4720}" type="presParOf" srcId="{1112CB9E-63C1-D74E-8ED0-46030F88449A}" destId="{B8379B40-DBD3-8840-B97D-513514F69449}" srcOrd="3" destOrd="0" presId="urn:microsoft.com/office/officeart/2026/layout/NumberedDotsHorizontal#1"/>
+    <dgm:cxn modelId="{2CE89108-4DD2-9D4F-B9B7-AC91574C8C94}" type="presParOf" srcId="{07A610AC-B9BC-6D4F-A14B-83FA862A782C}" destId="{406B9B26-4699-FE4B-8847-B28162D8BE38}" srcOrd="3" destOrd="0" presId="urn:microsoft.com/office/officeart/2026/layout/NumberedDotsHorizontal#1"/>
+    <dgm:cxn modelId="{8D170698-DA18-124C-9F46-2EA7ADB2B941}" type="presParOf" srcId="{07A610AC-B9BC-6D4F-A14B-83FA862A782C}" destId="{930395A2-2AF2-8749-997F-01F05D616E88}" srcOrd="4" destOrd="0" presId="urn:microsoft.com/office/officeart/2026/layout/NumberedDotsHorizontal#1"/>
+    <dgm:cxn modelId="{DB546A3F-AF3F-D740-8A11-6C576863E7E4}" type="presParOf" srcId="{930395A2-2AF2-8749-997F-01F05D616E88}" destId="{1AD5DE13-2AB5-AA4B-9901-01D660D3E014}" srcOrd="0" destOrd="0" presId="urn:microsoft.com/office/officeart/2026/layout/NumberedDotsHorizontal#1"/>
+    <dgm:cxn modelId="{401E9620-892A-9343-ACB3-19F6329F20A5}" type="presParOf" srcId="{930395A2-2AF2-8749-997F-01F05D616E88}" destId="{A6089E73-4600-524C-8463-E1C59114E424}" srcOrd="1" destOrd="0" presId="urn:microsoft.com/office/officeart/2026/layout/NumberedDotsHorizontal#1"/>
+    <dgm:cxn modelId="{E8D6603D-DFE7-B449-9C6D-0B181109A333}" type="presParOf" srcId="{930395A2-2AF2-8749-997F-01F05D616E88}" destId="{87E36E74-8BA6-684C-A7D1-977E8556B985}" srcOrd="2" destOrd="0" presId="urn:microsoft.com/office/officeart/2026/layout/NumberedDotsHorizontal#1"/>
+    <dgm:cxn modelId="{CEE710BC-139D-5D4E-ABA5-4D425E6608B6}" type="presParOf" srcId="{930395A2-2AF2-8749-997F-01F05D616E88}" destId="{F49E0A7B-CF6A-8F49-9E91-6506493F08C4}" srcOrd="3" destOrd="0" presId="urn:microsoft.com/office/officeart/2026/layout/NumberedDotsHorizontal#1"/>
+    <dgm:cxn modelId="{E0E0540A-4EA6-4A4A-B47F-5CBEE43910D2}" type="presParOf" srcId="{07A610AC-B9BC-6D4F-A14B-83FA862A782C}" destId="{698A6552-9340-764E-8899-DCEC905AA9DB}" srcOrd="5" destOrd="0" presId="urn:microsoft.com/office/officeart/2026/layout/NumberedDotsHorizontal#1"/>
+    <dgm:cxn modelId="{28AC092C-3659-894E-AC15-607F5B67555C}" type="presParOf" srcId="{07A610AC-B9BC-6D4F-A14B-83FA862A782C}" destId="{9797F0DD-866E-D142-A7F2-F9F48039A6D0}" srcOrd="6" destOrd="0" presId="urn:microsoft.com/office/officeart/2026/layout/NumberedDotsHorizontal#1"/>
+    <dgm:cxn modelId="{C05293FA-01BD-9E43-98FD-9FCC3B38BEF4}" type="presParOf" srcId="{9797F0DD-866E-D142-A7F2-F9F48039A6D0}" destId="{4E268F3D-DEEF-8D4A-B8E7-39768731F4E3}" srcOrd="0" destOrd="0" presId="urn:microsoft.com/office/officeart/2026/layout/NumberedDotsHorizontal#1"/>
+    <dgm:cxn modelId="{1CE8A3D4-92E8-854C-BAFA-23B7FC4DC4C0}" type="presParOf" srcId="{9797F0DD-866E-D142-A7F2-F9F48039A6D0}" destId="{5A909D55-FE8A-1C4B-95EA-807B8D5CE1F0}" srcOrd="1" destOrd="0" presId="urn:microsoft.com/office/officeart/2026/layout/NumberedDotsHorizontal#1"/>
+    <dgm:cxn modelId="{A3DB3F0D-72BD-864E-A65F-06F55B895E25}" type="presParOf" srcId="{9797F0DD-866E-D142-A7F2-F9F48039A6D0}" destId="{8C82B39C-B270-E941-BD28-B0FE92EC15D0}" srcOrd="2" destOrd="0" presId="urn:microsoft.com/office/officeart/2026/layout/NumberedDotsHorizontal#1"/>
+    <dgm:cxn modelId="{871E872C-B6A5-2143-A27E-2E196C892A4F}" type="presParOf" srcId="{9797F0DD-866E-D142-A7F2-F9F48039A6D0}" destId="{52F6CA75-A39A-F143-85E6-048A941B891D}" srcOrd="3" destOrd="0" presId="urn:microsoft.com/office/officeart/2026/layout/NumberedDotsHorizontal#1"/>
+    <dgm:cxn modelId="{B4CF2041-EB47-034F-A570-FA4F4406D1B4}" type="presParOf" srcId="{07A610AC-B9BC-6D4F-A14B-83FA862A782C}" destId="{D20F6A6D-C4C2-5145-8D36-DA284889CFEC}" srcOrd="7" destOrd="0" presId="urn:microsoft.com/office/officeart/2026/layout/NumberedDotsHorizontal#1"/>
+    <dgm:cxn modelId="{227FDC64-9CEC-F041-B563-22E3EE89E45B}" type="presParOf" srcId="{07A610AC-B9BC-6D4F-A14B-83FA862A782C}" destId="{B23CADB1-8D4D-694F-8713-EC619E64E3AE}" srcOrd="8" destOrd="0" presId="urn:microsoft.com/office/officeart/2026/layout/NumberedDotsHorizontal#1"/>
+    <dgm:cxn modelId="{45E9FDFD-BFE7-FD48-867F-2445498C199F}" type="presParOf" srcId="{B23CADB1-8D4D-694F-8713-EC619E64E3AE}" destId="{307CF67E-BB0C-394A-A81F-DFE6E4BE28F2}" srcOrd="0" destOrd="0" presId="urn:microsoft.com/office/officeart/2026/layout/NumberedDotsHorizontal#1"/>
+    <dgm:cxn modelId="{213D8232-B3CC-AF4B-8380-528F6D74BF8A}" type="presParOf" srcId="{B23CADB1-8D4D-694F-8713-EC619E64E3AE}" destId="{3574AB60-90EE-6440-95FD-59A23CC4AF4A}" srcOrd="1" destOrd="0" presId="urn:microsoft.com/office/officeart/2026/layout/NumberedDotsHorizontal#1"/>
+    <dgm:cxn modelId="{541461AF-4457-0949-9FB1-D71789276790}" type="presParOf" srcId="{B23CADB1-8D4D-694F-8713-EC619E64E3AE}" destId="{88E6E2B4-BC2D-2F45-865E-8AAA3F60A99D}" srcOrd="2" destOrd="0" presId="urn:microsoft.com/office/officeart/2026/layout/NumberedDotsHorizontal#1"/>
+    <dgm:cxn modelId="{233DBC66-2F73-334F-9BA2-286AA807ED4C}" type="presParOf" srcId="{B23CADB1-8D4D-694F-8713-EC619E64E3AE}" destId="{D484AF1A-A88F-E740-901F-B1682D76BDE2}" srcOrd="3" destOrd="0" presId="urn:microsoft.com/office/officeart/2026/layout/NumberedDotsHorizontal#1"/>
   </dgm:cxnLst>
   <dgm:bg/>
   <dgm:whole/>
@@ -14557,7 +14753,7 @@
 </file>
 
 <file path=word/diagrams/layout2.xml><?xml version="1.0" encoding="utf-8"?>
-<dgm:layoutDef xmlns:dgm="http://schemas.openxmlformats.org/drawingml/2006/diagram" xmlns:a="http://schemas.openxmlformats.org/drawingml/2006/main" uniqueId="urn:microsoft.com/office/officeart/2026/layout/NumberedDotsHorizontal">
+<dgm:layoutDef xmlns:dgm="http://schemas.openxmlformats.org/drawingml/2006/diagram" xmlns:a="http://schemas.openxmlformats.org/drawingml/2006/main" uniqueId="urn:microsoft.com/office/officeart/2026/layout/NumberedDotsHorizontal#1">
   <dgm:title val=""/>
   <dgm:desc val=""/>
   <dgm:catLst>
@@ -14895,7 +15091,7 @@
 </file>
 
 <file path=word/diagrams/quickStyle1.xml><?xml version="1.0" encoding="utf-8"?>
-<dgm:styleDef xmlns:dgm="http://schemas.openxmlformats.org/drawingml/2006/diagram" xmlns:a="http://schemas.openxmlformats.org/drawingml/2006/main" uniqueId="urn:microsoft.com/office/officeart/2005/8/quickstyle/simple2">
+<dgm:styleDef xmlns:dgm="http://schemas.openxmlformats.org/drawingml/2006/diagram" xmlns:a="http://schemas.openxmlformats.org/drawingml/2006/main" uniqueId="urn:microsoft.com/office/officeart/2005/8/quickstyle/simple2#1">
   <dgm:title val=""/>
   <dgm:desc val=""/>
   <dgm:catLst>
@@ -16083,7 +16279,7 @@
 </file>
 
 <file path=word/diagrams/quickStyle2.xml><?xml version="1.0" encoding="utf-8"?>
-<dgm:styleDef xmlns:dgm="http://schemas.openxmlformats.org/drawingml/2006/diagram" xmlns:a="http://schemas.openxmlformats.org/drawingml/2006/main" uniqueId="urn:microsoft.com/office/officeart/2005/8/quickstyle/simple2">
+<dgm:styleDef xmlns:dgm="http://schemas.openxmlformats.org/drawingml/2006/diagram" xmlns:a="http://schemas.openxmlformats.org/drawingml/2006/main" uniqueId="urn:microsoft.com/office/officeart/2005/8/quickstyle/simple2#2">
   <dgm:title val=""/>
   <dgm:desc val=""/>
   <dgm:catLst>

--- a/sem project.docx
+++ b/sem project.docx
@@ -2438,9 +2438,687 @@
         </w:rPr>
       </w:pPr>
     </w:p>
+    <w:p>
+      <w:pPr>
+        <w:rPr>
+          <w:rFonts w:ascii="Times New Roman" w:hAnsi="Times New Roman" w:cs="Times New Roman"/>
+          <w:sz w:val="26"/>
+          <w:szCs w:val="26"/>
+        </w:rPr>
+      </w:pPr>
+    </w:p>
+    <w:p>
+      <w:pPr>
+        <w:rPr>
+          <w:rFonts w:ascii="Times New Roman" w:hAnsi="Times New Roman" w:cs="Times New Roman"/>
+          <w:sz w:val="26"/>
+          <w:szCs w:val="26"/>
+        </w:rPr>
+      </w:pPr>
+    </w:p>
+    <w:p>
+      <w:pPr>
+        <w:rPr>
+          <w:rFonts w:ascii="Times New Roman" w:hAnsi="Times New Roman" w:cs="Times New Roman"/>
+          <w:sz w:val="26"/>
+          <w:szCs w:val="26"/>
+        </w:rPr>
+      </w:pPr>
+    </w:p>
+    <w:p>
+      <w:pPr>
+        <w:rPr>
+          <w:rFonts w:ascii="Times New Roman" w:hAnsi="Times New Roman" w:cs="Times New Roman"/>
+          <w:sz w:val="26"/>
+          <w:szCs w:val="26"/>
+        </w:rPr>
+      </w:pPr>
+    </w:p>
+    <w:p>
+      <w:pPr>
+        <w:rPr>
+          <w:rFonts w:ascii="Times New Roman" w:hAnsi="Times New Roman" w:cs="Times New Roman"/>
+          <w:sz w:val="26"/>
+          <w:szCs w:val="26"/>
+        </w:rPr>
+      </w:pPr>
+    </w:p>
+    <w:p>
+      <w:pPr>
+        <w:rPr>
+          <w:rFonts w:ascii="Times New Roman" w:hAnsi="Times New Roman" w:cs="Times New Roman"/>
+          <w:sz w:val="26"/>
+          <w:szCs w:val="26"/>
+        </w:rPr>
+      </w:pPr>
+    </w:p>
+    <w:p>
+      <w:pPr>
+        <w:rPr>
+          <w:rFonts w:ascii="Times New Roman" w:hAnsi="Times New Roman" w:cs="Times New Roman"/>
+          <w:sz w:val="26"/>
+          <w:szCs w:val="26"/>
+        </w:rPr>
+      </w:pPr>
+    </w:p>
+    <w:p>
+      <w:pPr>
+        <w:rPr>
+          <w:rFonts w:ascii="Times New Roman" w:hAnsi="Times New Roman" w:cs="Times New Roman"/>
+          <w:sz w:val="26"/>
+          <w:szCs w:val="26"/>
+        </w:rPr>
+      </w:pPr>
+    </w:p>
+    <w:p>
+      <w:pPr>
+        <w:rPr>
+          <w:rFonts w:ascii="Times New Roman" w:hAnsi="Times New Roman" w:cs="Times New Roman"/>
+          <w:b/>
+          <w:bCs/>
+          <w:i/>
+          <w:iCs/>
+          <w:sz w:val="26"/>
+          <w:szCs w:val="26"/>
+        </w:rPr>
+      </w:pPr>
+      <w:r>
+        <w:rPr>
+          <w:rFonts w:ascii="Times New Roman" w:hAnsi="Times New Roman" w:cs="Times New Roman"/>
+          <w:b/>
+          <w:bCs/>
+          <w:i/>
+          <w:iCs/>
+          <w:sz w:val="26"/>
+          <w:szCs w:val="26"/>
+        </w:rPr>
+        <w:t>Week 4</w:t>
+      </w:r>
+      <w:r>
+        <w:rPr>
+          <w:rFonts w:ascii="Times New Roman" w:hAnsi="Times New Roman" w:cs="Times New Roman"/>
+          <w:b/>
+          <w:bCs/>
+          <w:i/>
+          <w:iCs/>
+          <w:sz w:val="26"/>
+          <w:szCs w:val="26"/>
+        </w:rPr>
+        <w:t xml:space="preserve"> Risk Register</w:t>
+      </w:r>
+      <w:r>
+        <w:rPr>
+          <w:rFonts w:ascii="Times New Roman" w:hAnsi="Times New Roman" w:cs="Times New Roman"/>
+          <w:b/>
+          <w:bCs/>
+          <w:i/>
+          <w:iCs/>
+          <w:sz w:val="26"/>
+          <w:szCs w:val="26"/>
+        </w:rPr>
+        <w:t xml:space="preserve">: </w:t>
+      </w:r>
+    </w:p>
+    <w:p>
+      <w:pPr>
+        <w:rPr>
+          <w:rFonts w:ascii="Times New Roman" w:hAnsi="Times New Roman" w:cs="Times New Roman"/>
+          <w:sz w:val="26"/>
+          <w:szCs w:val="26"/>
+        </w:rPr>
+      </w:pPr>
+    </w:p>
+    <w:p>
+      <w:pPr>
+        <w:rPr>
+          <w:rFonts w:ascii="Times New Roman" w:hAnsi="Times New Roman" w:cs="Times New Roman"/>
+          <w:sz w:val="26"/>
+          <w:szCs w:val="26"/>
+        </w:rPr>
+      </w:pPr>
+      <w:r>
+        <w:rPr>
+          <w:rFonts w:ascii="Times New Roman" w:hAnsi="Times New Roman" w:cs="Times New Roman"/>
+          <w:noProof/>
+          <w:sz w:val="26"/>
+          <w:szCs w:val="26"/>
+        </w:rPr>
+        <w:drawing>
+          <wp:inline distT="0" distB="0" distL="0" distR="0" wp14:anchorId="6183B0A5" wp14:editId="7E06C750">
+            <wp:extent cx="6239067" cy="6751320"/>
+            <wp:effectExtent l="0" t="25400" r="9525" b="5080"/>
+            <wp:docPr id="2040685299" name="Diagram 10"/>
+            <wp:cNvGraphicFramePr/>
+            <a:graphic xmlns:a="http://schemas.openxmlformats.org/drawingml/2006/main">
+              <a:graphicData uri="http://schemas.openxmlformats.org/drawingml/2006/diagram">
+                <dgm:relIds xmlns:dgm="http://schemas.openxmlformats.org/drawingml/2006/diagram" xmlns:r="http://schemas.openxmlformats.org/officeDocument/2006/relationships" r:dm="rId20" r:lo="rId21" r:qs="rId22" r:cs="rId23"/>
+              </a:graphicData>
+            </a:graphic>
+          </wp:inline>
+        </w:drawing>
+      </w:r>
+    </w:p>
+    <w:p>
+      <w:pPr>
+        <w:rPr>
+          <w:rFonts w:ascii="Times New Roman" w:hAnsi="Times New Roman" w:cs="Times New Roman"/>
+          <w:sz w:val="26"/>
+          <w:szCs w:val="26"/>
+        </w:rPr>
+      </w:pPr>
+    </w:p>
+    <w:p>
+      <w:pPr>
+        <w:rPr>
+          <w:rFonts w:ascii="Times New Roman" w:hAnsi="Times New Roman" w:cs="Times New Roman"/>
+          <w:sz w:val="26"/>
+          <w:szCs w:val="26"/>
+        </w:rPr>
+      </w:pPr>
+    </w:p>
+    <w:p>
+      <w:pPr>
+        <w:rPr>
+          <w:rFonts w:ascii="Times New Roman" w:hAnsi="Times New Roman" w:cs="Times New Roman"/>
+          <w:b/>
+          <w:bCs/>
+          <w:i/>
+          <w:iCs/>
+          <w:sz w:val="26"/>
+          <w:szCs w:val="26"/>
+        </w:rPr>
+      </w:pPr>
+      <w:r>
+        <w:rPr>
+          <w:rFonts w:ascii="Times New Roman" w:hAnsi="Times New Roman" w:cs="Times New Roman"/>
+          <w:b/>
+          <w:bCs/>
+          <w:i/>
+          <w:iCs/>
+          <w:sz w:val="26"/>
+          <w:szCs w:val="26"/>
+        </w:rPr>
+        <w:t xml:space="preserve">Communication Plan: </w:t>
+      </w:r>
+    </w:p>
+    <w:p>
+      <w:pPr>
+        <w:rPr>
+          <w:rFonts w:ascii="Times New Roman" w:hAnsi="Times New Roman" w:cs="Times New Roman"/>
+          <w:sz w:val="26"/>
+          <w:szCs w:val="26"/>
+        </w:rPr>
+      </w:pPr>
+    </w:p>
+    <w:p>
+      <w:pPr>
+        <w:rPr>
+          <w:rFonts w:ascii="Times New Roman" w:hAnsi="Times New Roman" w:cs="Times New Roman"/>
+          <w:sz w:val="26"/>
+          <w:szCs w:val="26"/>
+        </w:rPr>
+      </w:pPr>
+      <w:r>
+        <w:rPr>
+          <w:rFonts w:ascii="Times New Roman" w:hAnsi="Times New Roman" w:cs="Times New Roman"/>
+          <w:sz w:val="26"/>
+          <w:szCs w:val="26"/>
+        </w:rPr>
+        <w:t xml:space="preserve">Project Team Meeting </w:t>
+      </w:r>
+      <w:r>
+        <w:rPr>
+          <w:rFonts w:ascii="Times New Roman" w:hAnsi="Times New Roman" w:cs="Times New Roman"/>
+          <w:sz w:val="26"/>
+          <w:szCs w:val="26"/>
+        </w:rPr>
+        <w:sym w:font="Wingdings" w:char="F0E0"/>
+      </w:r>
+      <w:r>
+        <w:rPr>
+          <w:rFonts w:ascii="Times New Roman" w:hAnsi="Times New Roman" w:cs="Times New Roman"/>
+          <w:sz w:val="26"/>
+          <w:szCs w:val="26"/>
+        </w:rPr>
+        <w:t xml:space="preserve"> All Teams -</w:t>
+      </w:r>
+      <w:r>
+        <w:rPr>
+          <w:rFonts w:ascii="Times New Roman" w:hAnsi="Times New Roman" w:cs="Times New Roman"/>
+          <w:sz w:val="26"/>
+          <w:szCs w:val="26"/>
+        </w:rPr>
+        <w:sym w:font="Wingdings" w:char="F0E0"/>
+      </w:r>
+      <w:r>
+        <w:rPr>
+          <w:rFonts w:ascii="Times New Roman" w:hAnsi="Times New Roman" w:cs="Times New Roman"/>
+          <w:sz w:val="26"/>
+          <w:szCs w:val="26"/>
+        </w:rPr>
+        <w:t xml:space="preserve"> Weekly</w:t>
+      </w:r>
+      <w:r>
+        <w:rPr>
+          <w:rFonts w:ascii="Times New Roman" w:hAnsi="Times New Roman" w:cs="Times New Roman"/>
+          <w:sz w:val="26"/>
+          <w:szCs w:val="26"/>
+        </w:rPr>
+        <w:t xml:space="preserve"> </w:t>
+      </w:r>
+      <w:r>
+        <w:rPr>
+          <w:rFonts w:ascii="Times New Roman" w:hAnsi="Times New Roman" w:cs="Times New Roman"/>
+          <w:sz w:val="26"/>
+          <w:szCs w:val="26"/>
+        </w:rPr>
+        <w:sym w:font="Wingdings" w:char="F0E0"/>
+      </w:r>
+      <w:r>
+        <w:rPr>
+          <w:rFonts w:ascii="Times New Roman" w:hAnsi="Times New Roman" w:cs="Times New Roman"/>
+          <w:sz w:val="26"/>
+          <w:szCs w:val="26"/>
+        </w:rPr>
+        <w:t xml:space="preserve"> Teams/Zoom </w:t>
+      </w:r>
+      <w:r>
+        <w:rPr>
+          <w:rFonts w:ascii="Times New Roman" w:hAnsi="Times New Roman" w:cs="Times New Roman"/>
+          <w:sz w:val="26"/>
+          <w:szCs w:val="26"/>
+        </w:rPr>
+        <w:sym w:font="Wingdings" w:char="F0E0"/>
+      </w:r>
+      <w:r>
+        <w:rPr>
+          <w:rFonts w:ascii="Times New Roman" w:hAnsi="Times New Roman" w:cs="Times New Roman"/>
+          <w:sz w:val="26"/>
+          <w:szCs w:val="26"/>
+        </w:rPr>
+        <w:t xml:space="preserve"> Review overall progress</w:t>
+      </w:r>
+    </w:p>
+    <w:p>
+      <w:pPr>
+        <w:rPr>
+          <w:rFonts w:ascii="Times New Roman" w:hAnsi="Times New Roman" w:cs="Times New Roman"/>
+          <w:sz w:val="26"/>
+          <w:szCs w:val="26"/>
+        </w:rPr>
+      </w:pPr>
+      <w:r>
+        <w:rPr>
+          <w:rFonts w:ascii="Times New Roman" w:hAnsi="Times New Roman" w:cs="Times New Roman"/>
+          <w:sz w:val="26"/>
+          <w:szCs w:val="26"/>
+        </w:rPr>
+        <w:t xml:space="preserve">Development Meeting </w:t>
+      </w:r>
+      <w:r>
+        <w:rPr>
+          <w:rFonts w:ascii="Times New Roman" w:hAnsi="Times New Roman" w:cs="Times New Roman"/>
+          <w:sz w:val="26"/>
+          <w:szCs w:val="26"/>
+        </w:rPr>
+        <w:sym w:font="Wingdings" w:char="F0E0"/>
+      </w:r>
+      <w:r>
+        <w:rPr>
+          <w:rFonts w:ascii="Times New Roman" w:hAnsi="Times New Roman" w:cs="Times New Roman"/>
+          <w:sz w:val="26"/>
+          <w:szCs w:val="26"/>
+        </w:rPr>
+        <w:t xml:space="preserve"> App &amp; IT Team </w:t>
+      </w:r>
+      <w:r>
+        <w:rPr>
+          <w:rFonts w:ascii="Times New Roman" w:hAnsi="Times New Roman" w:cs="Times New Roman"/>
+          <w:sz w:val="26"/>
+          <w:szCs w:val="26"/>
+        </w:rPr>
+        <w:sym w:font="Wingdings" w:char="F0E0"/>
+      </w:r>
+      <w:r>
+        <w:rPr>
+          <w:rFonts w:ascii="Times New Roman" w:hAnsi="Times New Roman" w:cs="Times New Roman"/>
+          <w:sz w:val="26"/>
+          <w:szCs w:val="26"/>
+        </w:rPr>
+        <w:t xml:space="preserve"> Twice Weekly </w:t>
+      </w:r>
+      <w:r>
+        <w:rPr>
+          <w:rFonts w:ascii="Times New Roman" w:hAnsi="Times New Roman" w:cs="Times New Roman"/>
+          <w:sz w:val="26"/>
+          <w:szCs w:val="26"/>
+        </w:rPr>
+        <w:sym w:font="Wingdings" w:char="F0E0"/>
+      </w:r>
+      <w:r>
+        <w:rPr>
+          <w:rFonts w:ascii="Times New Roman" w:hAnsi="Times New Roman" w:cs="Times New Roman"/>
+          <w:sz w:val="26"/>
+          <w:szCs w:val="26"/>
+        </w:rPr>
+        <w:t xml:space="preserve"> Teams </w:t>
+      </w:r>
+      <w:r>
+        <w:rPr>
+          <w:rFonts w:ascii="Times New Roman" w:hAnsi="Times New Roman" w:cs="Times New Roman"/>
+          <w:sz w:val="26"/>
+          <w:szCs w:val="26"/>
+        </w:rPr>
+        <w:sym w:font="Wingdings" w:char="F0E0"/>
+      </w:r>
+      <w:r>
+        <w:rPr>
+          <w:rFonts w:ascii="Times New Roman" w:hAnsi="Times New Roman" w:cs="Times New Roman"/>
+          <w:sz w:val="26"/>
+          <w:szCs w:val="26"/>
+        </w:rPr>
+        <w:t xml:space="preserve"> Discuss App &amp; Sprint progress</w:t>
+      </w:r>
+    </w:p>
+    <w:p>
+      <w:pPr>
+        <w:rPr>
+          <w:rFonts w:ascii="Times New Roman" w:hAnsi="Times New Roman" w:cs="Times New Roman"/>
+          <w:sz w:val="26"/>
+          <w:szCs w:val="26"/>
+        </w:rPr>
+      </w:pPr>
+      <w:r>
+        <w:rPr>
+          <w:rFonts w:ascii="Times New Roman" w:hAnsi="Times New Roman" w:cs="Times New Roman"/>
+          <w:sz w:val="26"/>
+          <w:szCs w:val="26"/>
+        </w:rPr>
+        <w:t xml:space="preserve">Engineering Meeting </w:t>
+      </w:r>
+      <w:r>
+        <w:rPr>
+          <w:rFonts w:ascii="Times New Roman" w:hAnsi="Times New Roman" w:cs="Times New Roman"/>
+          <w:sz w:val="26"/>
+          <w:szCs w:val="26"/>
+        </w:rPr>
+        <w:sym w:font="Wingdings" w:char="F0E0"/>
+      </w:r>
+      <w:r>
+        <w:rPr>
+          <w:rFonts w:ascii="Times New Roman" w:hAnsi="Times New Roman" w:cs="Times New Roman"/>
+          <w:sz w:val="26"/>
+          <w:szCs w:val="26"/>
+        </w:rPr>
+        <w:t xml:space="preserve"> Sensor/Hardware Team </w:t>
+      </w:r>
+      <w:r>
+        <w:rPr>
+          <w:rFonts w:ascii="Times New Roman" w:hAnsi="Times New Roman" w:cs="Times New Roman"/>
+          <w:sz w:val="26"/>
+          <w:szCs w:val="26"/>
+        </w:rPr>
+        <w:sym w:font="Wingdings" w:char="F0E0"/>
+      </w:r>
+      <w:r>
+        <w:rPr>
+          <w:rFonts w:ascii="Times New Roman" w:hAnsi="Times New Roman" w:cs="Times New Roman"/>
+          <w:sz w:val="26"/>
+          <w:szCs w:val="26"/>
+        </w:rPr>
+        <w:t xml:space="preserve"> Weekly </w:t>
+      </w:r>
+      <w:r>
+        <w:rPr>
+          <w:rFonts w:ascii="Times New Roman" w:hAnsi="Times New Roman" w:cs="Times New Roman"/>
+          <w:sz w:val="26"/>
+          <w:szCs w:val="26"/>
+        </w:rPr>
+        <w:sym w:font="Wingdings" w:char="F0E0"/>
+      </w:r>
+      <w:r>
+        <w:rPr>
+          <w:rFonts w:ascii="Times New Roman" w:hAnsi="Times New Roman" w:cs="Times New Roman"/>
+          <w:sz w:val="26"/>
+          <w:szCs w:val="26"/>
+        </w:rPr>
+        <w:t xml:space="preserve"> In-Person/Teams </w:t>
+      </w:r>
+      <w:r>
+        <w:rPr>
+          <w:rFonts w:ascii="Times New Roman" w:hAnsi="Times New Roman" w:cs="Times New Roman"/>
+          <w:sz w:val="26"/>
+          <w:szCs w:val="26"/>
+        </w:rPr>
+        <w:sym w:font="Wingdings" w:char="F0E0"/>
+      </w:r>
+      <w:r>
+        <w:rPr>
+          <w:rFonts w:ascii="Times New Roman" w:hAnsi="Times New Roman" w:cs="Times New Roman"/>
+          <w:sz w:val="26"/>
+          <w:szCs w:val="26"/>
+        </w:rPr>
+        <w:t xml:space="preserve"> Review all sensors, installations, &amp; hardware issues</w:t>
+      </w:r>
+    </w:p>
+    <w:p>
+      <w:pPr>
+        <w:rPr>
+          <w:rFonts w:ascii="Times New Roman" w:hAnsi="Times New Roman" w:cs="Times New Roman"/>
+          <w:sz w:val="26"/>
+          <w:szCs w:val="26"/>
+        </w:rPr>
+      </w:pPr>
+      <w:r>
+        <w:rPr>
+          <w:rFonts w:ascii="Times New Roman" w:hAnsi="Times New Roman" w:cs="Times New Roman"/>
+          <w:sz w:val="26"/>
+          <w:szCs w:val="26"/>
+        </w:rPr>
+        <w:t xml:space="preserve">Project Manager Meeting </w:t>
+      </w:r>
+      <w:r>
+        <w:rPr>
+          <w:rFonts w:ascii="Times New Roman" w:hAnsi="Times New Roman" w:cs="Times New Roman"/>
+          <w:sz w:val="26"/>
+          <w:szCs w:val="26"/>
+        </w:rPr>
+        <w:sym w:font="Wingdings" w:char="F0E0"/>
+      </w:r>
+      <w:r>
+        <w:rPr>
+          <w:rFonts w:ascii="Times New Roman" w:hAnsi="Times New Roman" w:cs="Times New Roman"/>
+          <w:sz w:val="26"/>
+          <w:szCs w:val="26"/>
+        </w:rPr>
+        <w:t xml:space="preserve"> Leads &amp; PM </w:t>
+      </w:r>
+      <w:r>
+        <w:rPr>
+          <w:rFonts w:ascii="Times New Roman" w:hAnsi="Times New Roman" w:cs="Times New Roman"/>
+          <w:sz w:val="26"/>
+          <w:szCs w:val="26"/>
+        </w:rPr>
+        <w:sym w:font="Wingdings" w:char="F0E0"/>
+      </w:r>
+      <w:r>
+        <w:rPr>
+          <w:rFonts w:ascii="Times New Roman" w:hAnsi="Times New Roman" w:cs="Times New Roman"/>
+          <w:sz w:val="26"/>
+          <w:szCs w:val="26"/>
+        </w:rPr>
+        <w:t xml:space="preserve"> Weekly </w:t>
+      </w:r>
+      <w:r>
+        <w:rPr>
+          <w:rFonts w:ascii="Times New Roman" w:hAnsi="Times New Roman" w:cs="Times New Roman"/>
+          <w:sz w:val="26"/>
+          <w:szCs w:val="26"/>
+        </w:rPr>
+        <w:sym w:font="Wingdings" w:char="F0E0"/>
+      </w:r>
+      <w:r>
+        <w:rPr>
+          <w:rFonts w:ascii="Times New Roman" w:hAnsi="Times New Roman" w:cs="Times New Roman"/>
+          <w:sz w:val="26"/>
+          <w:szCs w:val="26"/>
+        </w:rPr>
+        <w:t xml:space="preserve"> Teams </w:t>
+      </w:r>
+      <w:r>
+        <w:rPr>
+          <w:rFonts w:ascii="Times New Roman" w:hAnsi="Times New Roman" w:cs="Times New Roman"/>
+          <w:sz w:val="26"/>
+          <w:szCs w:val="26"/>
+        </w:rPr>
+        <w:sym w:font="Wingdings" w:char="F0E0"/>
+      </w:r>
+      <w:r>
+        <w:rPr>
+          <w:rFonts w:ascii="Times New Roman" w:hAnsi="Times New Roman" w:cs="Times New Roman"/>
+          <w:sz w:val="26"/>
+          <w:szCs w:val="26"/>
+        </w:rPr>
+        <w:t xml:space="preserve"> Discuss schedule, budget, updates, &amp; risks</w:t>
+      </w:r>
+    </w:p>
+    <w:p>
+      <w:pPr>
+        <w:rPr>
+          <w:rFonts w:ascii="Times New Roman" w:hAnsi="Times New Roman" w:cs="Times New Roman"/>
+          <w:sz w:val="26"/>
+          <w:szCs w:val="26"/>
+        </w:rPr>
+      </w:pPr>
+      <w:r>
+        <w:rPr>
+          <w:rFonts w:ascii="Times New Roman" w:hAnsi="Times New Roman" w:cs="Times New Roman"/>
+          <w:sz w:val="26"/>
+          <w:szCs w:val="26"/>
+        </w:rPr>
+        <w:t xml:space="preserve">Stakeholder Meeting </w:t>
+      </w:r>
+      <w:r>
+        <w:rPr>
+          <w:rFonts w:ascii="Times New Roman" w:hAnsi="Times New Roman" w:cs="Times New Roman"/>
+          <w:sz w:val="26"/>
+          <w:szCs w:val="26"/>
+        </w:rPr>
+        <w:sym w:font="Wingdings" w:char="F0E0"/>
+      </w:r>
+      <w:r>
+        <w:rPr>
+          <w:rFonts w:ascii="Times New Roman" w:hAnsi="Times New Roman" w:cs="Times New Roman"/>
+          <w:sz w:val="26"/>
+          <w:szCs w:val="26"/>
+        </w:rPr>
+        <w:t xml:space="preserve"> Stakeholders &amp; PM </w:t>
+      </w:r>
+      <w:r>
+        <w:rPr>
+          <w:rFonts w:ascii="Times New Roman" w:hAnsi="Times New Roman" w:cs="Times New Roman"/>
+          <w:sz w:val="26"/>
+          <w:szCs w:val="26"/>
+        </w:rPr>
+        <w:sym w:font="Wingdings" w:char="F0E0"/>
+      </w:r>
+      <w:r>
+        <w:rPr>
+          <w:rFonts w:ascii="Times New Roman" w:hAnsi="Times New Roman" w:cs="Times New Roman"/>
+          <w:sz w:val="26"/>
+          <w:szCs w:val="26"/>
+        </w:rPr>
+        <w:t xml:space="preserve"> Weekly </w:t>
+      </w:r>
+      <w:r>
+        <w:rPr>
+          <w:rFonts w:ascii="Times New Roman" w:hAnsi="Times New Roman" w:cs="Times New Roman"/>
+          <w:sz w:val="26"/>
+          <w:szCs w:val="26"/>
+        </w:rPr>
+        <w:sym w:font="Wingdings" w:char="F0E0"/>
+      </w:r>
+      <w:r>
+        <w:rPr>
+          <w:rFonts w:ascii="Times New Roman" w:hAnsi="Times New Roman" w:cs="Times New Roman"/>
+          <w:sz w:val="26"/>
+          <w:szCs w:val="26"/>
+        </w:rPr>
+        <w:t xml:space="preserve"> Email </w:t>
+      </w:r>
+      <w:r>
+        <w:rPr>
+          <w:rFonts w:ascii="Times New Roman" w:hAnsi="Times New Roman" w:cs="Times New Roman"/>
+          <w:sz w:val="26"/>
+          <w:szCs w:val="26"/>
+        </w:rPr>
+        <w:sym w:font="Wingdings" w:char="F0E0"/>
+      </w:r>
+      <w:r>
+        <w:rPr>
+          <w:rFonts w:ascii="Times New Roman" w:hAnsi="Times New Roman" w:cs="Times New Roman"/>
+          <w:sz w:val="26"/>
+          <w:szCs w:val="26"/>
+        </w:rPr>
+        <w:t xml:space="preserve"> Report accomplishments, risks, and future steps</w:t>
+      </w:r>
+    </w:p>
+    <w:p>
+      <w:pPr>
+        <w:rPr>
+          <w:rFonts w:ascii="Times New Roman" w:hAnsi="Times New Roman" w:cs="Times New Roman"/>
+          <w:sz w:val="26"/>
+          <w:szCs w:val="26"/>
+        </w:rPr>
+      </w:pPr>
+    </w:p>
+    <w:p>
+      <w:pPr>
+        <w:rPr>
+          <w:rFonts w:ascii="Times New Roman" w:hAnsi="Times New Roman" w:cs="Times New Roman"/>
+          <w:sz w:val="26"/>
+          <w:szCs w:val="26"/>
+        </w:rPr>
+      </w:pPr>
+    </w:p>
+    <w:p>
+      <w:pPr>
+        <w:rPr>
+          <w:rFonts w:ascii="Times New Roman" w:hAnsi="Times New Roman" w:cs="Times New Roman"/>
+          <w:sz w:val="26"/>
+          <w:szCs w:val="26"/>
+        </w:rPr>
+      </w:pPr>
+      <w:r>
+        <w:rPr>
+          <w:rFonts w:ascii="Times New Roman" w:hAnsi="Times New Roman" w:cs="Times New Roman"/>
+          <w:sz w:val="26"/>
+          <w:szCs w:val="26"/>
+        </w:rPr>
+        <w:t>The goal of LotLink's communication strategy is to inform stakeholders and project teams at every stage of development. Tasks and Sprint progress will be tracked using Trello, and team members will be able to discuss schedule modifications, potential hazards, and forthcoming duties at weekly meetings. Weekly progress reports outlining finished work, ongoing issues, and the project's next actions will be sent to stakeholders. Instead of waiting for a scheduled meeting, urgent technical or safety issues will be communicated right away.</w:t>
+      </w:r>
+    </w:p>
+    <w:p>
+      <w:pPr>
+        <w:rPr>
+          <w:rFonts w:ascii="Times New Roman" w:hAnsi="Times New Roman" w:cs="Times New Roman"/>
+          <w:sz w:val="26"/>
+          <w:szCs w:val="26"/>
+        </w:rPr>
+      </w:pPr>
+    </w:p>
+    <w:p>
+      <w:pPr>
+        <w:rPr>
+          <w:rFonts w:ascii="Times New Roman" w:hAnsi="Times New Roman" w:cs="Times New Roman"/>
+          <w:sz w:val="26"/>
+          <w:szCs w:val="26"/>
+        </w:rPr>
+      </w:pPr>
+    </w:p>
     <w:sectPr>
-      <w:headerReference w:type="even" r:id="rId20"/>
-      <w:headerReference w:type="default" r:id="rId21"/>
+      <w:headerReference w:type="even" r:id="rId25"/>
+      <w:headerReference w:type="default" r:id="rId26"/>
       <w:pgSz w:w="12240" w:h="15840"/>
       <w:pgMar w:top="1440" w:right="1440" w:bottom="1440" w:left="1440" w:header="720" w:footer="720" w:gutter="0"/>
       <w:pgNumType w:start="0"/>
@@ -3228,7 +3906,6 @@
   <w:style w:type="character" w:default="1" w:styleId="DefaultParagraphFont">
     <w:name w:val="Default Paragraph Font"/>
     <w:uiPriority w:val="1"/>
-    <w:semiHidden/>
     <w:unhideWhenUsed/>
   </w:style>
   <w:style w:type="table" w:default="1" w:styleId="TableNormal">
@@ -5645,6 +6322,788 @@
 </dgm:colorsDef>
 </file>
 
+<file path=word/diagrams/colors3.xml><?xml version="1.0" encoding="utf-8"?>
+<dgm:colorsDef xmlns:dgm="http://schemas.openxmlformats.org/drawingml/2006/diagram" xmlns:a="http://schemas.openxmlformats.org/drawingml/2006/main" uniqueId="urn:microsoft.com/office/officeart/2005/8/colors/colorful2">
+  <dgm:title val=""/>
+  <dgm:desc val=""/>
+  <dgm:catLst>
+    <dgm:cat type="colorful" pri="10200"/>
+  </dgm:catLst>
+  <dgm:styleLbl name="node0">
+    <dgm:fillClrLst meth="repeat">
+      <a:schemeClr val="accent1"/>
+    </dgm:fillClrLst>
+    <dgm:linClrLst meth="repeat">
+      <a:schemeClr val="lt1"/>
+    </dgm:linClrLst>
+    <dgm:effectClrLst/>
+    <dgm:txLinClrLst/>
+    <dgm:txFillClrLst/>
+    <dgm:txEffectClrLst/>
+  </dgm:styleLbl>
+  <dgm:styleLbl name="node1">
+    <dgm:fillClrLst>
+      <a:schemeClr val="accent2"/>
+      <a:schemeClr val="accent3"/>
+    </dgm:fillClrLst>
+    <dgm:linClrLst meth="repeat">
+      <a:schemeClr val="lt1"/>
+    </dgm:linClrLst>
+    <dgm:effectClrLst/>
+    <dgm:txLinClrLst/>
+    <dgm:txFillClrLst/>
+    <dgm:txEffectClrLst/>
+  </dgm:styleLbl>
+  <dgm:styleLbl name="alignNode1">
+    <dgm:fillClrLst>
+      <a:schemeClr val="accent2"/>
+      <a:schemeClr val="accent3"/>
+    </dgm:fillClrLst>
+    <dgm:linClrLst>
+      <a:schemeClr val="accent2"/>
+      <a:schemeClr val="accent3"/>
+    </dgm:linClrLst>
+    <dgm:effectClrLst/>
+    <dgm:txLinClrLst/>
+    <dgm:txFillClrLst/>
+    <dgm:txEffectClrLst/>
+  </dgm:styleLbl>
+  <dgm:styleLbl name="lnNode1">
+    <dgm:fillClrLst>
+      <a:schemeClr val="accent2"/>
+      <a:schemeClr val="accent3"/>
+    </dgm:fillClrLst>
+    <dgm:linClrLst meth="repeat">
+      <a:schemeClr val="lt1"/>
+    </dgm:linClrLst>
+    <dgm:effectClrLst/>
+    <dgm:txLinClrLst/>
+    <dgm:txFillClrLst/>
+    <dgm:txEffectClrLst/>
+  </dgm:styleLbl>
+  <dgm:styleLbl name="vennNode1">
+    <dgm:fillClrLst>
+      <a:schemeClr val="accent2">
+        <a:alpha val="50000"/>
+      </a:schemeClr>
+      <a:schemeClr val="accent3">
+        <a:alpha val="50000"/>
+      </a:schemeClr>
+    </dgm:fillClrLst>
+    <dgm:linClrLst meth="repeat">
+      <a:schemeClr val="lt1"/>
+    </dgm:linClrLst>
+    <dgm:effectClrLst/>
+    <dgm:txLinClrLst/>
+    <dgm:txFillClrLst/>
+    <dgm:txEffectClrLst/>
+  </dgm:styleLbl>
+  <dgm:styleLbl name="node2">
+    <dgm:fillClrLst>
+      <a:schemeClr val="accent3"/>
+    </dgm:fillClrLst>
+    <dgm:linClrLst meth="repeat">
+      <a:schemeClr val="lt1"/>
+    </dgm:linClrLst>
+    <dgm:effectClrLst/>
+    <dgm:txLinClrLst/>
+    <dgm:txFillClrLst/>
+    <dgm:txEffectClrLst/>
+  </dgm:styleLbl>
+  <dgm:styleLbl name="node3">
+    <dgm:fillClrLst>
+      <a:schemeClr val="accent4"/>
+    </dgm:fillClrLst>
+    <dgm:linClrLst meth="repeat">
+      <a:schemeClr val="lt1"/>
+    </dgm:linClrLst>
+    <dgm:effectClrLst/>
+    <dgm:txLinClrLst/>
+    <dgm:txFillClrLst/>
+    <dgm:txEffectClrLst/>
+  </dgm:styleLbl>
+  <dgm:styleLbl name="node4">
+    <dgm:fillClrLst>
+      <a:schemeClr val="accent5"/>
+    </dgm:fillClrLst>
+    <dgm:linClrLst meth="repeat">
+      <a:schemeClr val="lt1"/>
+    </dgm:linClrLst>
+    <dgm:effectClrLst/>
+    <dgm:txLinClrLst/>
+    <dgm:txFillClrLst/>
+    <dgm:txEffectClrLst/>
+  </dgm:styleLbl>
+  <dgm:styleLbl name="fgImgPlace1">
+    <dgm:fillClrLst>
+      <a:schemeClr val="accent2">
+        <a:tint val="50000"/>
+      </a:schemeClr>
+      <a:schemeClr val="accent3">
+        <a:tint val="50000"/>
+      </a:schemeClr>
+    </dgm:fillClrLst>
+    <dgm:linClrLst meth="repeat">
+      <a:schemeClr val="lt1"/>
+    </dgm:linClrLst>
+    <dgm:effectClrLst/>
+    <dgm:txLinClrLst/>
+    <dgm:txFillClrLst meth="repeat">
+      <a:schemeClr val="lt1"/>
+    </dgm:txFillClrLst>
+    <dgm:txEffectClrLst/>
+  </dgm:styleLbl>
+  <dgm:styleLbl name="alignImgPlace1">
+    <dgm:fillClrLst>
+      <a:schemeClr val="accent2">
+        <a:tint val="50000"/>
+      </a:schemeClr>
+      <a:schemeClr val="accent3">
+        <a:tint val="20000"/>
+      </a:schemeClr>
+    </dgm:fillClrLst>
+    <dgm:linClrLst meth="repeat">
+      <a:schemeClr val="lt1"/>
+    </dgm:linClrLst>
+    <dgm:effectClrLst/>
+    <dgm:txLinClrLst/>
+    <dgm:txFillClrLst meth="repeat">
+      <a:schemeClr val="lt1"/>
+    </dgm:txFillClrLst>
+    <dgm:txEffectClrLst/>
+  </dgm:styleLbl>
+  <dgm:styleLbl name="bgImgPlace1">
+    <dgm:fillClrLst>
+      <a:schemeClr val="accent2">
+        <a:tint val="50000"/>
+      </a:schemeClr>
+      <a:schemeClr val="accent3">
+        <a:tint val="20000"/>
+      </a:schemeClr>
+    </dgm:fillClrLst>
+    <dgm:linClrLst meth="repeat">
+      <a:schemeClr val="lt1"/>
+    </dgm:linClrLst>
+    <dgm:effectClrLst/>
+    <dgm:txLinClrLst/>
+    <dgm:txFillClrLst meth="repeat">
+      <a:schemeClr val="lt1"/>
+    </dgm:txFillClrLst>
+    <dgm:txEffectClrLst/>
+  </dgm:styleLbl>
+  <dgm:styleLbl name="sibTrans2D1">
+    <dgm:fillClrLst>
+      <a:schemeClr val="accent2"/>
+      <a:schemeClr val="accent3"/>
+    </dgm:fillClrLst>
+    <dgm:linClrLst meth="repeat">
+      <a:schemeClr val="lt1"/>
+    </dgm:linClrLst>
+    <dgm:effectClrLst/>
+    <dgm:txLinClrLst/>
+    <dgm:txFillClrLst/>
+    <dgm:txEffectClrLst/>
+  </dgm:styleLbl>
+  <dgm:styleLbl name="fgSibTrans2D1">
+    <dgm:fillClrLst>
+      <a:schemeClr val="accent2"/>
+      <a:schemeClr val="accent3"/>
+    </dgm:fillClrLst>
+    <dgm:linClrLst meth="repeat">
+      <a:schemeClr val="lt1"/>
+    </dgm:linClrLst>
+    <dgm:effectClrLst/>
+    <dgm:txLinClrLst/>
+    <dgm:txFillClrLst meth="repeat">
+      <a:schemeClr val="lt1"/>
+    </dgm:txFillClrLst>
+    <dgm:txEffectClrLst/>
+  </dgm:styleLbl>
+  <dgm:styleLbl name="bgSibTrans2D1">
+    <dgm:fillClrLst>
+      <a:schemeClr val="accent2"/>
+      <a:schemeClr val="accent3"/>
+    </dgm:fillClrLst>
+    <dgm:linClrLst meth="repeat">
+      <a:schemeClr val="lt1"/>
+    </dgm:linClrLst>
+    <dgm:effectClrLst/>
+    <dgm:txLinClrLst/>
+    <dgm:txFillClrLst meth="repeat">
+      <a:schemeClr val="lt1"/>
+    </dgm:txFillClrLst>
+    <dgm:txEffectClrLst/>
+  </dgm:styleLbl>
+  <dgm:styleLbl name="sibTrans1D1">
+    <dgm:fillClrLst/>
+    <dgm:linClrLst>
+      <a:schemeClr val="accent2"/>
+      <a:schemeClr val="accent3"/>
+    </dgm:linClrLst>
+    <dgm:effectClrLst/>
+    <dgm:txLinClrLst/>
+    <dgm:txFillClrLst meth="repeat">
+      <a:schemeClr val="tx1"/>
+    </dgm:txFillClrLst>
+    <dgm:txEffectClrLst/>
+  </dgm:styleLbl>
+  <dgm:styleLbl name="callout">
+    <dgm:fillClrLst meth="repeat">
+      <a:schemeClr val="accent2"/>
+    </dgm:fillClrLst>
+    <dgm:linClrLst meth="repeat">
+      <a:schemeClr val="accent2">
+        <a:tint val="50000"/>
+      </a:schemeClr>
+    </dgm:linClrLst>
+    <dgm:effectClrLst/>
+    <dgm:txLinClrLst/>
+    <dgm:txFillClrLst meth="repeat">
+      <a:schemeClr val="tx1"/>
+    </dgm:txFillClrLst>
+    <dgm:txEffectClrLst/>
+  </dgm:styleLbl>
+  <dgm:styleLbl name="asst0">
+    <dgm:fillClrLst meth="repeat">
+      <a:schemeClr val="accent2"/>
+    </dgm:fillClrLst>
+    <dgm:linClrLst meth="repeat">
+      <a:schemeClr val="lt1">
+        <a:shade val="80000"/>
+      </a:schemeClr>
+    </dgm:linClrLst>
+    <dgm:effectClrLst/>
+    <dgm:txLinClrLst/>
+    <dgm:txFillClrLst/>
+    <dgm:txEffectClrLst/>
+  </dgm:styleLbl>
+  <dgm:styleLbl name="asst1">
+    <dgm:fillClrLst meth="repeat">
+      <a:schemeClr val="accent3"/>
+    </dgm:fillClrLst>
+    <dgm:linClrLst meth="repeat">
+      <a:schemeClr val="lt1">
+        <a:shade val="80000"/>
+      </a:schemeClr>
+    </dgm:linClrLst>
+    <dgm:effectClrLst/>
+    <dgm:txLinClrLst/>
+    <dgm:txFillClrLst/>
+    <dgm:txEffectClrLst/>
+  </dgm:styleLbl>
+  <dgm:styleLbl name="asst2">
+    <dgm:fillClrLst>
+      <a:schemeClr val="accent4"/>
+    </dgm:fillClrLst>
+    <dgm:linClrLst meth="repeat">
+      <a:schemeClr val="lt1"/>
+    </dgm:linClrLst>
+    <dgm:effectClrLst/>
+    <dgm:txLinClrLst/>
+    <dgm:txFillClrLst/>
+    <dgm:txEffectClrLst/>
+  </dgm:styleLbl>
+  <dgm:styleLbl name="asst3">
+    <dgm:fillClrLst>
+      <a:schemeClr val="accent5"/>
+    </dgm:fillClrLst>
+    <dgm:linClrLst meth="repeat">
+      <a:schemeClr val="lt1"/>
+    </dgm:linClrLst>
+    <dgm:effectClrLst/>
+    <dgm:txLinClrLst/>
+    <dgm:txFillClrLst/>
+    <dgm:txEffectClrLst/>
+  </dgm:styleLbl>
+  <dgm:styleLbl name="asst4">
+    <dgm:fillClrLst>
+      <a:schemeClr val="accent6"/>
+    </dgm:fillClrLst>
+    <dgm:linClrLst meth="repeat">
+      <a:schemeClr val="lt1"/>
+    </dgm:linClrLst>
+    <dgm:effectClrLst/>
+    <dgm:txLinClrLst/>
+    <dgm:txFillClrLst/>
+    <dgm:txEffectClrLst/>
+  </dgm:styleLbl>
+  <dgm:styleLbl name="parChTrans2D1">
+    <dgm:fillClrLst meth="repeat">
+      <a:schemeClr val="accent2"/>
+    </dgm:fillClrLst>
+    <dgm:linClrLst meth="repeat">
+      <a:schemeClr val="lt1"/>
+    </dgm:linClrLst>
+    <dgm:effectClrLst/>
+    <dgm:txLinClrLst/>
+    <dgm:txFillClrLst meth="repeat">
+      <a:schemeClr val="lt1"/>
+    </dgm:txFillClrLst>
+    <dgm:txEffectClrLst/>
+  </dgm:styleLbl>
+  <dgm:styleLbl name="parChTrans2D2">
+    <dgm:fillClrLst meth="repeat">
+      <a:schemeClr val="accent3"/>
+    </dgm:fillClrLst>
+    <dgm:linClrLst meth="repeat">
+      <a:schemeClr val="lt1"/>
+    </dgm:linClrLst>
+    <dgm:effectClrLst/>
+    <dgm:txLinClrLst/>
+    <dgm:txFillClrLst/>
+    <dgm:txEffectClrLst/>
+  </dgm:styleLbl>
+  <dgm:styleLbl name="parChTrans2D3">
+    <dgm:fillClrLst meth="repeat">
+      <a:schemeClr val="accent4"/>
+    </dgm:fillClrLst>
+    <dgm:linClrLst meth="repeat">
+      <a:schemeClr val="lt1"/>
+    </dgm:linClrLst>
+    <dgm:effectClrLst/>
+    <dgm:txLinClrLst/>
+    <dgm:txFillClrLst/>
+    <dgm:txEffectClrLst/>
+  </dgm:styleLbl>
+  <dgm:styleLbl name="parChTrans2D4">
+    <dgm:fillClrLst meth="repeat">
+      <a:schemeClr val="accent5"/>
+    </dgm:fillClrLst>
+    <dgm:linClrLst meth="repeat">
+      <a:schemeClr val="lt1"/>
+    </dgm:linClrLst>
+    <dgm:effectClrLst/>
+    <dgm:txLinClrLst/>
+    <dgm:txFillClrLst meth="repeat">
+      <a:schemeClr val="lt1"/>
+    </dgm:txFillClrLst>
+    <dgm:txEffectClrLst/>
+  </dgm:styleLbl>
+  <dgm:styleLbl name="parChTrans1D1">
+    <dgm:fillClrLst meth="repeat">
+      <a:schemeClr val="accent2"/>
+    </dgm:fillClrLst>
+    <dgm:linClrLst meth="repeat">
+      <a:schemeClr val="accent2"/>
+    </dgm:linClrLst>
+    <dgm:effectClrLst/>
+    <dgm:txLinClrLst/>
+    <dgm:txFillClrLst meth="repeat">
+      <a:schemeClr val="tx1"/>
+    </dgm:txFillClrLst>
+    <dgm:txEffectClrLst/>
+  </dgm:styleLbl>
+  <dgm:styleLbl name="parChTrans1D2">
+    <dgm:fillClrLst meth="repeat">
+      <a:schemeClr val="accent2">
+        <a:tint val="90000"/>
+      </a:schemeClr>
+    </dgm:fillClrLst>
+    <dgm:linClrLst meth="repeat">
+      <a:schemeClr val="accent3"/>
+    </dgm:linClrLst>
+    <dgm:effectClrLst/>
+    <dgm:txLinClrLst/>
+    <dgm:txFillClrLst meth="repeat">
+      <a:schemeClr val="tx1"/>
+    </dgm:txFillClrLst>
+    <dgm:txEffectClrLst/>
+  </dgm:styleLbl>
+  <dgm:styleLbl name="parChTrans1D3">
+    <dgm:fillClrLst meth="repeat">
+      <a:schemeClr val="accent2">
+        <a:tint val="70000"/>
+      </a:schemeClr>
+    </dgm:fillClrLst>
+    <dgm:linClrLst meth="repeat">
+      <a:schemeClr val="accent4"/>
+    </dgm:linClrLst>
+    <dgm:effectClrLst/>
+    <dgm:txLinClrLst/>
+    <dgm:txFillClrLst meth="repeat">
+      <a:schemeClr val="tx1"/>
+    </dgm:txFillClrLst>
+    <dgm:txEffectClrLst/>
+  </dgm:styleLbl>
+  <dgm:styleLbl name="parChTrans1D4">
+    <dgm:fillClrLst meth="repeat">
+      <a:schemeClr val="accent2">
+        <a:tint val="50000"/>
+      </a:schemeClr>
+    </dgm:fillClrLst>
+    <dgm:linClrLst meth="repeat">
+      <a:schemeClr val="accent5"/>
+    </dgm:linClrLst>
+    <dgm:effectClrLst/>
+    <dgm:txLinClrLst/>
+    <dgm:txFillClrLst meth="repeat">
+      <a:schemeClr val="tx1"/>
+    </dgm:txFillClrLst>
+    <dgm:txEffectClrLst/>
+  </dgm:styleLbl>
+  <dgm:styleLbl name="fgAcc1">
+    <dgm:fillClrLst meth="repeat">
+      <a:schemeClr val="lt1">
+        <a:alpha val="90000"/>
+      </a:schemeClr>
+    </dgm:fillClrLst>
+    <dgm:linClrLst>
+      <a:schemeClr val="accent2"/>
+      <a:schemeClr val="accent3"/>
+    </dgm:linClrLst>
+    <dgm:effectClrLst/>
+    <dgm:txLinClrLst/>
+    <dgm:txFillClrLst meth="repeat">
+      <a:schemeClr val="dk1"/>
+    </dgm:txFillClrLst>
+    <dgm:txEffectClrLst/>
+  </dgm:styleLbl>
+  <dgm:styleLbl name="conFgAcc1">
+    <dgm:fillClrLst meth="repeat">
+      <a:schemeClr val="lt1">
+        <a:alpha val="90000"/>
+      </a:schemeClr>
+    </dgm:fillClrLst>
+    <dgm:linClrLst>
+      <a:schemeClr val="accent2"/>
+      <a:schemeClr val="accent3"/>
+    </dgm:linClrLst>
+    <dgm:effectClrLst/>
+    <dgm:txLinClrLst/>
+    <dgm:txFillClrLst meth="repeat">
+      <a:schemeClr val="dk1"/>
+    </dgm:txFillClrLst>
+    <dgm:txEffectClrLst/>
+  </dgm:styleLbl>
+  <dgm:styleLbl name="alignAcc1">
+    <dgm:fillClrLst meth="repeat">
+      <a:schemeClr val="lt1">
+        <a:alpha val="90000"/>
+      </a:schemeClr>
+    </dgm:fillClrLst>
+    <dgm:linClrLst>
+      <a:schemeClr val="accent2"/>
+      <a:schemeClr val="accent3"/>
+    </dgm:linClrLst>
+    <dgm:effectClrLst/>
+    <dgm:txLinClrLst/>
+    <dgm:txFillClrLst meth="repeat">
+      <a:schemeClr val="dk1"/>
+    </dgm:txFillClrLst>
+    <dgm:txEffectClrLst/>
+  </dgm:styleLbl>
+  <dgm:styleLbl name="trAlignAcc1">
+    <dgm:fillClrLst meth="repeat">
+      <a:schemeClr val="lt1">
+        <a:alpha val="40000"/>
+      </a:schemeClr>
+    </dgm:fillClrLst>
+    <dgm:linClrLst meth="repeat">
+      <a:schemeClr val="accent2"/>
+    </dgm:linClrLst>
+    <dgm:effectClrLst/>
+    <dgm:txLinClrLst/>
+    <dgm:txFillClrLst meth="repeat">
+      <a:schemeClr val="dk1"/>
+    </dgm:txFillClrLst>
+    <dgm:txEffectClrLst/>
+  </dgm:styleLbl>
+  <dgm:styleLbl name="bgAcc1">
+    <dgm:fillClrLst meth="repeat">
+      <a:schemeClr val="lt1">
+        <a:alpha val="90000"/>
+      </a:schemeClr>
+    </dgm:fillClrLst>
+    <dgm:linClrLst>
+      <a:schemeClr val="accent2"/>
+      <a:schemeClr val="accent3"/>
+    </dgm:linClrLst>
+    <dgm:effectClrLst/>
+    <dgm:txLinClrLst/>
+    <dgm:txFillClrLst meth="repeat">
+      <a:schemeClr val="dk1"/>
+    </dgm:txFillClrLst>
+    <dgm:txEffectClrLst/>
+  </dgm:styleLbl>
+  <dgm:styleLbl name="solidFgAcc1">
+    <dgm:fillClrLst meth="repeat">
+      <a:schemeClr val="lt1"/>
+    </dgm:fillClrLst>
+    <dgm:linClrLst>
+      <a:schemeClr val="accent2"/>
+      <a:schemeClr val="accent3"/>
+    </dgm:linClrLst>
+    <dgm:effectClrLst/>
+    <dgm:txLinClrLst/>
+    <dgm:txFillClrLst meth="repeat">
+      <a:schemeClr val="dk1"/>
+    </dgm:txFillClrLst>
+    <dgm:txEffectClrLst/>
+  </dgm:styleLbl>
+  <dgm:styleLbl name="solidAlignAcc1">
+    <dgm:fillClrLst meth="repeat">
+      <a:schemeClr val="lt1"/>
+    </dgm:fillClrLst>
+    <dgm:linClrLst>
+      <a:schemeClr val="accent2"/>
+      <a:schemeClr val="accent3"/>
+    </dgm:linClrLst>
+    <dgm:effectClrLst/>
+    <dgm:txLinClrLst/>
+    <dgm:txFillClrLst meth="repeat">
+      <a:schemeClr val="dk1"/>
+    </dgm:txFillClrLst>
+    <dgm:txEffectClrLst/>
+  </dgm:styleLbl>
+  <dgm:styleLbl name="solidBgAcc1">
+    <dgm:fillClrLst meth="repeat">
+      <a:schemeClr val="lt1"/>
+    </dgm:fillClrLst>
+    <dgm:linClrLst>
+      <a:schemeClr val="accent2"/>
+      <a:schemeClr val="accent3"/>
+    </dgm:linClrLst>
+    <dgm:effectClrLst/>
+    <dgm:txLinClrLst/>
+    <dgm:txFillClrLst meth="repeat">
+      <a:schemeClr val="dk1"/>
+    </dgm:txFillClrLst>
+    <dgm:txEffectClrLst/>
+  </dgm:styleLbl>
+  <dgm:styleLbl name="fgAccFollowNode1">
+    <dgm:fillClrLst>
+      <a:schemeClr val="accent2">
+        <a:tint val="40000"/>
+        <a:alpha val="90000"/>
+      </a:schemeClr>
+      <a:schemeClr val="accent3">
+        <a:tint val="40000"/>
+        <a:alpha val="90000"/>
+      </a:schemeClr>
+    </dgm:fillClrLst>
+    <dgm:linClrLst>
+      <a:schemeClr val="accent2">
+        <a:tint val="40000"/>
+        <a:alpha val="90000"/>
+      </a:schemeClr>
+      <a:schemeClr val="accent3">
+        <a:tint val="40000"/>
+        <a:alpha val="90000"/>
+      </a:schemeClr>
+    </dgm:linClrLst>
+    <dgm:effectClrLst/>
+    <dgm:txLinClrLst/>
+    <dgm:txFillClrLst meth="repeat">
+      <a:schemeClr val="dk1"/>
+    </dgm:txFillClrLst>
+    <dgm:txEffectClrLst/>
+  </dgm:styleLbl>
+  <dgm:styleLbl name="alignAccFollowNode1">
+    <dgm:fillClrLst>
+      <a:schemeClr val="accent2">
+        <a:tint val="40000"/>
+        <a:alpha val="90000"/>
+      </a:schemeClr>
+      <a:schemeClr val="accent3">
+        <a:tint val="40000"/>
+        <a:alpha val="90000"/>
+      </a:schemeClr>
+    </dgm:fillClrLst>
+    <dgm:linClrLst>
+      <a:schemeClr val="accent2">
+        <a:tint val="40000"/>
+        <a:alpha val="90000"/>
+      </a:schemeClr>
+      <a:schemeClr val="accent3">
+        <a:tint val="40000"/>
+        <a:alpha val="90000"/>
+      </a:schemeClr>
+    </dgm:linClrLst>
+    <dgm:effectClrLst/>
+    <dgm:txLinClrLst/>
+    <dgm:txFillClrLst meth="repeat">
+      <a:schemeClr val="dk1"/>
+    </dgm:txFillClrLst>
+    <dgm:txEffectClrLst/>
+  </dgm:styleLbl>
+  <dgm:styleLbl name="bgAccFollowNode1">
+    <dgm:fillClrLst>
+      <a:schemeClr val="accent2">
+        <a:tint val="40000"/>
+        <a:alpha val="90000"/>
+      </a:schemeClr>
+      <a:schemeClr val="accent3">
+        <a:tint val="40000"/>
+        <a:alpha val="90000"/>
+      </a:schemeClr>
+    </dgm:fillClrLst>
+    <dgm:linClrLst>
+      <a:schemeClr val="accent2">
+        <a:tint val="40000"/>
+        <a:alpha val="90000"/>
+      </a:schemeClr>
+      <a:schemeClr val="accent3">
+        <a:tint val="40000"/>
+        <a:alpha val="90000"/>
+      </a:schemeClr>
+    </dgm:linClrLst>
+    <dgm:effectClrLst/>
+    <dgm:txLinClrLst/>
+    <dgm:txFillClrLst meth="repeat">
+      <a:schemeClr val="dk1"/>
+    </dgm:txFillClrLst>
+    <dgm:txEffectClrLst/>
+  </dgm:styleLbl>
+  <dgm:styleLbl name="fgAcc0">
+    <dgm:fillClrLst meth="repeat">
+      <a:schemeClr val="lt1">
+        <a:alpha val="90000"/>
+      </a:schemeClr>
+    </dgm:fillClrLst>
+    <dgm:linClrLst>
+      <a:schemeClr val="accent1"/>
+    </dgm:linClrLst>
+    <dgm:effectClrLst/>
+    <dgm:txLinClrLst/>
+    <dgm:txFillClrLst meth="repeat">
+      <a:schemeClr val="dk1"/>
+    </dgm:txFillClrLst>
+    <dgm:txEffectClrLst/>
+  </dgm:styleLbl>
+  <dgm:styleLbl name="fgAcc2">
+    <dgm:fillClrLst meth="repeat">
+      <a:schemeClr val="lt1">
+        <a:alpha val="90000"/>
+      </a:schemeClr>
+    </dgm:fillClrLst>
+    <dgm:linClrLst>
+      <a:schemeClr val="accent3"/>
+    </dgm:linClrLst>
+    <dgm:effectClrLst/>
+    <dgm:txLinClrLst/>
+    <dgm:txFillClrLst meth="repeat">
+      <a:schemeClr val="dk1"/>
+    </dgm:txFillClrLst>
+    <dgm:txEffectClrLst/>
+  </dgm:styleLbl>
+  <dgm:styleLbl name="fgAcc3">
+    <dgm:fillClrLst meth="repeat">
+      <a:schemeClr val="lt1">
+        <a:alpha val="90000"/>
+      </a:schemeClr>
+    </dgm:fillClrLst>
+    <dgm:linClrLst>
+      <a:schemeClr val="accent4"/>
+    </dgm:linClrLst>
+    <dgm:effectClrLst/>
+    <dgm:txLinClrLst/>
+    <dgm:txFillClrLst meth="repeat">
+      <a:schemeClr val="dk1"/>
+    </dgm:txFillClrLst>
+    <dgm:txEffectClrLst/>
+  </dgm:styleLbl>
+  <dgm:styleLbl name="fgAcc4">
+    <dgm:fillClrLst meth="repeat">
+      <a:schemeClr val="lt1">
+        <a:alpha val="90000"/>
+      </a:schemeClr>
+    </dgm:fillClrLst>
+    <dgm:linClrLst>
+      <a:schemeClr val="accent5"/>
+    </dgm:linClrLst>
+    <dgm:effectClrLst/>
+    <dgm:txLinClrLst/>
+    <dgm:txFillClrLst meth="repeat">
+      <a:schemeClr val="dk1"/>
+    </dgm:txFillClrLst>
+    <dgm:txEffectClrLst/>
+  </dgm:styleLbl>
+  <dgm:styleLbl name="bgShp">
+    <dgm:fillClrLst meth="repeat">
+      <a:schemeClr val="accent2">
+        <a:tint val="40000"/>
+      </a:schemeClr>
+    </dgm:fillClrLst>
+    <dgm:linClrLst meth="repeat">
+      <a:schemeClr val="dk1"/>
+    </dgm:linClrLst>
+    <dgm:effectClrLst/>
+    <dgm:txLinClrLst/>
+    <dgm:txFillClrLst meth="repeat">
+      <a:schemeClr val="dk1"/>
+    </dgm:txFillClrLst>
+    <dgm:txEffectClrLst/>
+  </dgm:styleLbl>
+  <dgm:styleLbl name="dkBgShp">
+    <dgm:fillClrLst meth="repeat">
+      <a:schemeClr val="accent2">
+        <a:shade val="90000"/>
+      </a:schemeClr>
+    </dgm:fillClrLst>
+    <dgm:linClrLst meth="repeat">
+      <a:schemeClr val="dk1"/>
+    </dgm:linClrLst>
+    <dgm:effectClrLst/>
+    <dgm:txLinClrLst/>
+    <dgm:txFillClrLst meth="repeat">
+      <a:schemeClr val="lt1"/>
+    </dgm:txFillClrLst>
+    <dgm:txEffectClrLst/>
+  </dgm:styleLbl>
+  <dgm:styleLbl name="trBgShp">
+    <dgm:fillClrLst meth="repeat">
+      <a:schemeClr val="accent2">
+        <a:tint val="50000"/>
+        <a:alpha val="40000"/>
+      </a:schemeClr>
+    </dgm:fillClrLst>
+    <dgm:linClrLst meth="repeat">
+      <a:schemeClr val="accent2"/>
+    </dgm:linClrLst>
+    <dgm:effectClrLst/>
+    <dgm:txLinClrLst/>
+    <dgm:txFillClrLst meth="repeat">
+      <a:schemeClr val="lt1"/>
+    </dgm:txFillClrLst>
+    <dgm:txEffectClrLst/>
+  </dgm:styleLbl>
+  <dgm:styleLbl name="fgShp">
+    <dgm:fillClrLst meth="repeat">
+      <a:schemeClr val="accent2">
+        <a:tint val="40000"/>
+      </a:schemeClr>
+    </dgm:fillClrLst>
+    <dgm:linClrLst meth="repeat">
+      <a:schemeClr val="lt1"/>
+    </dgm:linClrLst>
+    <dgm:effectClrLst/>
+    <dgm:txLinClrLst/>
+    <dgm:txFillClrLst meth="repeat">
+      <a:schemeClr val="dk1"/>
+    </dgm:txFillClrLst>
+    <dgm:txEffectClrLst/>
+  </dgm:styleLbl>
+  <dgm:styleLbl name="revTx">
+    <dgm:fillClrLst meth="repeat">
+      <a:schemeClr val="lt1">
+        <a:alpha val="0"/>
+      </a:schemeClr>
+    </dgm:fillClrLst>
+    <dgm:linClrLst meth="repeat">
+      <a:schemeClr val="dk1">
+        <a:alpha val="0"/>
+      </a:schemeClr>
+    </dgm:linClrLst>
+    <dgm:effectClrLst/>
+    <dgm:txLinClrLst/>
+    <dgm:txFillClrLst meth="repeat">
+      <a:schemeClr val="tx1"/>
+    </dgm:txFillClrLst>
+    <dgm:txEffectClrLst/>
+  </dgm:styleLbl>
+</dgm:colorsDef>
+</file>
+
 <file path=word/diagrams/data1.xml><?xml version="1.0" encoding="utf-8"?>
 <dgm:dataModel xmlns:dgm="http://schemas.openxmlformats.org/drawingml/2006/diagram" xmlns:a="http://schemas.openxmlformats.org/drawingml/2006/main">
   <dgm:ptLst>
@@ -8612,6 +10071,819 @@
 </dgm:dataModel>
 </file>
 
+<file path=word/diagrams/data3.xml><?xml version="1.0" encoding="utf-8"?>
+<dgm:dataModel xmlns:dgm="http://schemas.openxmlformats.org/drawingml/2006/diagram" xmlns:a="http://schemas.openxmlformats.org/drawingml/2006/main">
+  <dgm:ptLst>
+    <dgm:pt modelId="{8E4A41A5-B7A1-8A4B-9E90-FA75732B9A5F}" type="doc">
+      <dgm:prSet loTypeId="urn:microsoft.com/office/officeart/2005/8/layout/list1" loCatId="" qsTypeId="urn:microsoft.com/office/officeart/2005/8/quickstyle/simple5" qsCatId="simple" csTypeId="urn:microsoft.com/office/officeart/2005/8/colors/colorful2" csCatId="colorful" phldr="1"/>
+      <dgm:spPr/>
+      <dgm:t>
+        <a:bodyPr/>
+        <a:lstStyle/>
+        <a:p>
+          <a:endParaRPr lang="en-US"/>
+        </a:p>
+      </dgm:t>
+    </dgm:pt>
+    <dgm:pt modelId="{C051AE2A-6A1C-8340-AA6D-74C10EC67D54}">
+      <dgm:prSet phldrT="[Text]"/>
+      <dgm:spPr/>
+      <dgm:t>
+        <a:bodyPr/>
+        <a:lstStyle/>
+        <a:p>
+          <a:r>
+            <a:rPr lang="en-US"/>
+            <a:t>App Development Delays</a:t>
+          </a:r>
+        </a:p>
+      </dgm:t>
+    </dgm:pt>
+    <dgm:pt modelId="{39D3BA4A-8E0C-B845-B3B4-2546D44E863D}" type="parTrans" cxnId="{845FECF6-30F3-3549-B8F5-897EEAD42AB8}">
+      <dgm:prSet/>
+      <dgm:spPr/>
+      <dgm:t>
+        <a:bodyPr/>
+        <a:lstStyle/>
+        <a:p>
+          <a:endParaRPr lang="en-US"/>
+        </a:p>
+      </dgm:t>
+    </dgm:pt>
+    <dgm:pt modelId="{A6A01398-02B6-3E4A-B803-EC7DE6E291C3}" type="sibTrans" cxnId="{845FECF6-30F3-3549-B8F5-897EEAD42AB8}">
+      <dgm:prSet/>
+      <dgm:spPr/>
+      <dgm:t>
+        <a:bodyPr/>
+        <a:lstStyle/>
+        <a:p>
+          <a:endParaRPr lang="en-US"/>
+        </a:p>
+      </dgm:t>
+    </dgm:pt>
+    <dgm:pt modelId="{E6A7299F-6572-9C49-9783-34275C2640CF}">
+      <dgm:prSet phldrT="[Text]"/>
+      <dgm:spPr/>
+      <dgm:t>
+        <a:bodyPr/>
+        <a:lstStyle/>
+        <a:p>
+          <a:r>
+            <a:rPr lang="en-US"/>
+            <a:t>Installation of Sensors Delay</a:t>
+          </a:r>
+        </a:p>
+      </dgm:t>
+    </dgm:pt>
+    <dgm:pt modelId="{AB0B164C-2B42-3B45-9DA1-29290F2CECAF}" type="parTrans" cxnId="{40DB2C3C-E051-3B47-9116-8985F60654A8}">
+      <dgm:prSet/>
+      <dgm:spPr/>
+      <dgm:t>
+        <a:bodyPr/>
+        <a:lstStyle/>
+        <a:p>
+          <a:endParaRPr lang="en-US"/>
+        </a:p>
+      </dgm:t>
+    </dgm:pt>
+    <dgm:pt modelId="{4D8A74A6-7544-5540-B088-96C0CCC6BA3E}" type="sibTrans" cxnId="{40DB2C3C-E051-3B47-9116-8985F60654A8}">
+      <dgm:prSet/>
+      <dgm:spPr/>
+      <dgm:t>
+        <a:bodyPr/>
+        <a:lstStyle/>
+        <a:p>
+          <a:endParaRPr lang="en-US"/>
+        </a:p>
+      </dgm:t>
+    </dgm:pt>
+    <dgm:pt modelId="{212892C0-EEA1-154F-8045-BEC18068E935}">
+      <dgm:prSet phldrT="[Text]"/>
+      <dgm:spPr/>
+      <dgm:t>
+        <a:bodyPr/>
+        <a:lstStyle/>
+        <a:p>
+          <a:r>
+            <a:rPr lang="en-US"/>
+            <a:t>Low Customer Adoption/Interaction</a:t>
+          </a:r>
+        </a:p>
+      </dgm:t>
+    </dgm:pt>
+    <dgm:pt modelId="{09DC8EF3-BFFB-424C-B8D5-165D2EFE8849}" type="parTrans" cxnId="{7955D4DE-EF6C-2A46-AC3E-34ABE4C853EB}">
+      <dgm:prSet/>
+      <dgm:spPr/>
+      <dgm:t>
+        <a:bodyPr/>
+        <a:lstStyle/>
+        <a:p>
+          <a:endParaRPr lang="en-US"/>
+        </a:p>
+      </dgm:t>
+    </dgm:pt>
+    <dgm:pt modelId="{958804D7-2F6E-8B4D-AA9F-C8343306CE83}" type="sibTrans" cxnId="{7955D4DE-EF6C-2A46-AC3E-34ABE4C853EB}">
+      <dgm:prSet/>
+      <dgm:spPr/>
+      <dgm:t>
+        <a:bodyPr/>
+        <a:lstStyle/>
+        <a:p>
+          <a:endParaRPr lang="en-US"/>
+        </a:p>
+      </dgm:t>
+    </dgm:pt>
+    <dgm:pt modelId="{1F2AA49C-D8E2-334A-9934-F576D1E3CCAB}">
+      <dgm:prSet phldrT="[Text]"/>
+      <dgm:spPr/>
+      <dgm:t>
+        <a:bodyPr/>
+        <a:lstStyle/>
+        <a:p>
+          <a:r>
+            <a:rPr lang="en-US"/>
+            <a:t>Poor Communication</a:t>
+          </a:r>
+        </a:p>
+      </dgm:t>
+    </dgm:pt>
+    <dgm:pt modelId="{847EDC66-2BF5-2440-A296-C9C2397E0DAC}" type="parTrans" cxnId="{F13D9CCC-9461-B74D-8133-F7C2ECE28A1F}">
+      <dgm:prSet/>
+      <dgm:spPr/>
+      <dgm:t>
+        <a:bodyPr/>
+        <a:lstStyle/>
+        <a:p>
+          <a:endParaRPr lang="en-US"/>
+        </a:p>
+      </dgm:t>
+    </dgm:pt>
+    <dgm:pt modelId="{2128788B-F283-1E46-AE17-C53749998F89}" type="sibTrans" cxnId="{F13D9CCC-9461-B74D-8133-F7C2ECE28A1F}">
+      <dgm:prSet/>
+      <dgm:spPr/>
+      <dgm:t>
+        <a:bodyPr/>
+        <a:lstStyle/>
+        <a:p>
+          <a:endParaRPr lang="en-US"/>
+        </a:p>
+      </dgm:t>
+    </dgm:pt>
+    <dgm:pt modelId="{3A2659AB-3E45-DE49-BA7D-ADF20D5BB1CA}">
+      <dgm:prSet phldrT="[Text]"/>
+      <dgm:spPr/>
+      <dgm:t>
+        <a:bodyPr/>
+        <a:lstStyle/>
+        <a:p>
+          <a:r>
+            <a:rPr lang="en-US"/>
+            <a:t>Software/Hardware is too Expensive</a:t>
+          </a:r>
+        </a:p>
+      </dgm:t>
+    </dgm:pt>
+    <dgm:pt modelId="{F3A576DF-FB1C-8B42-BC6D-51F3C32C1E60}" type="parTrans" cxnId="{8C67122B-CF3F-B44B-A9D1-44B896DFBA61}">
+      <dgm:prSet/>
+      <dgm:spPr/>
+      <dgm:t>
+        <a:bodyPr/>
+        <a:lstStyle/>
+        <a:p>
+          <a:endParaRPr lang="en-US"/>
+        </a:p>
+      </dgm:t>
+    </dgm:pt>
+    <dgm:pt modelId="{166840D3-7C7B-9446-9968-463C88FFCA9D}" type="sibTrans" cxnId="{8C67122B-CF3F-B44B-A9D1-44B896DFBA61}">
+      <dgm:prSet/>
+      <dgm:spPr/>
+      <dgm:t>
+        <a:bodyPr/>
+        <a:lstStyle/>
+        <a:p>
+          <a:endParaRPr lang="en-US"/>
+        </a:p>
+      </dgm:t>
+    </dgm:pt>
+    <dgm:pt modelId="{D55C98F8-1A06-5B47-AE05-8E08E613AD59}">
+      <dgm:prSet phldrT="[Text]"/>
+      <dgm:spPr/>
+      <dgm:t>
+        <a:bodyPr/>
+        <a:lstStyle/>
+        <a:p>
+          <a:r>
+            <a:rPr lang="en-US"/>
+            <a:t>Testing Getting Prolonged</a:t>
+          </a:r>
+        </a:p>
+      </dgm:t>
+    </dgm:pt>
+    <dgm:pt modelId="{4102B282-A5EA-8449-91BE-3EEFC2A50A26}" type="parTrans" cxnId="{54698A3F-1B21-E540-88A8-C36D75BE6376}">
+      <dgm:prSet/>
+      <dgm:spPr/>
+      <dgm:t>
+        <a:bodyPr/>
+        <a:lstStyle/>
+        <a:p>
+          <a:endParaRPr lang="en-US"/>
+        </a:p>
+      </dgm:t>
+    </dgm:pt>
+    <dgm:pt modelId="{B778291D-6AF4-E74E-82D0-C79C64DB6C56}" type="sibTrans" cxnId="{54698A3F-1B21-E540-88A8-C36D75BE6376}">
+      <dgm:prSet/>
+      <dgm:spPr/>
+      <dgm:t>
+        <a:bodyPr/>
+        <a:lstStyle/>
+        <a:p>
+          <a:endParaRPr lang="en-US"/>
+        </a:p>
+      </dgm:t>
+    </dgm:pt>
+    <dgm:pt modelId="{BC6F2C9A-9F7B-2A41-909F-CAE1E2DFA015}">
+      <dgm:prSet phldrT="[Text]"/>
+      <dgm:spPr/>
+      <dgm:t>
+        <a:bodyPr/>
+        <a:lstStyle/>
+        <a:p>
+          <a:r>
+            <a:rPr lang="en-US"/>
+            <a:t>Payment Failures</a:t>
+          </a:r>
+        </a:p>
+      </dgm:t>
+    </dgm:pt>
+    <dgm:pt modelId="{7320F0B3-5F8E-5341-891D-D1185F024F42}" type="parTrans" cxnId="{DC6F28B0-DA46-2743-B1BA-A5768DAA87EB}">
+      <dgm:prSet/>
+      <dgm:spPr/>
+      <dgm:t>
+        <a:bodyPr/>
+        <a:lstStyle/>
+        <a:p>
+          <a:endParaRPr lang="en-US"/>
+        </a:p>
+      </dgm:t>
+    </dgm:pt>
+    <dgm:pt modelId="{05305CCE-3B2B-0F44-88CE-64B43CE8006E}" type="sibTrans" cxnId="{DC6F28B0-DA46-2743-B1BA-A5768DAA87EB}">
+      <dgm:prSet/>
+      <dgm:spPr/>
+      <dgm:t>
+        <a:bodyPr/>
+        <a:lstStyle/>
+        <a:p>
+          <a:endParaRPr lang="en-US"/>
+        </a:p>
+      </dgm:t>
+    </dgm:pt>
+    <dgm:pt modelId="{55ECA1B3-E416-4B4F-A5A1-15529E9E7744}">
+      <dgm:prSet phldrT="[Text]"/>
+      <dgm:spPr/>
+      <dgm:t>
+        <a:bodyPr/>
+        <a:lstStyle/>
+        <a:p>
+          <a:r>
+            <a:rPr lang="en-US"/>
+            <a:t>Server Errors</a:t>
+          </a:r>
+        </a:p>
+      </dgm:t>
+    </dgm:pt>
+    <dgm:pt modelId="{60381D16-DE82-084C-8BAD-DF25A6D0FE3D}" type="parTrans" cxnId="{5B02FCB2-AD33-4B49-9F8F-A04089B8E1E6}">
+      <dgm:prSet/>
+      <dgm:spPr/>
+      <dgm:t>
+        <a:bodyPr/>
+        <a:lstStyle/>
+        <a:p>
+          <a:endParaRPr lang="en-US"/>
+        </a:p>
+      </dgm:t>
+    </dgm:pt>
+    <dgm:pt modelId="{0693F16E-3E3A-084F-B672-057783A97C89}" type="sibTrans" cxnId="{5B02FCB2-AD33-4B49-9F8F-A04089B8E1E6}">
+      <dgm:prSet/>
+      <dgm:spPr/>
+      <dgm:t>
+        <a:bodyPr/>
+        <a:lstStyle/>
+        <a:p>
+          <a:endParaRPr lang="en-US"/>
+        </a:p>
+      </dgm:t>
+    </dgm:pt>
+    <dgm:pt modelId="{C21AD44F-6B51-0241-8417-421B4DE16004}">
+      <dgm:prSet phldrT="[Text]"/>
+      <dgm:spPr/>
+      <dgm:t>
+        <a:bodyPr/>
+        <a:lstStyle/>
+        <a:p>
+          <a:r>
+            <a:rPr lang="en-US"/>
+            <a:t>App Stops Working</a:t>
+          </a:r>
+        </a:p>
+      </dgm:t>
+    </dgm:pt>
+    <dgm:pt modelId="{C32F4F06-22AD-6B46-8804-FBC44BAF6577}" type="parTrans" cxnId="{3C5198E2-AD04-0746-BEE8-682B8E17A82C}">
+      <dgm:prSet/>
+      <dgm:spPr/>
+      <dgm:t>
+        <a:bodyPr/>
+        <a:lstStyle/>
+        <a:p>
+          <a:endParaRPr lang="en-US"/>
+        </a:p>
+      </dgm:t>
+    </dgm:pt>
+    <dgm:pt modelId="{12BCB5CA-B3D5-D743-A009-209A6687F14D}" type="sibTrans" cxnId="{3C5198E2-AD04-0746-BEE8-682B8E17A82C}">
+      <dgm:prSet/>
+      <dgm:spPr/>
+      <dgm:t>
+        <a:bodyPr/>
+        <a:lstStyle/>
+        <a:p>
+          <a:endParaRPr lang="en-US"/>
+        </a:p>
+      </dgm:t>
+    </dgm:pt>
+    <dgm:pt modelId="{521C04B0-7FD9-664E-9FDF-35CBA2521962}">
+      <dgm:prSet phldrT="[Text]"/>
+      <dgm:spPr/>
+      <dgm:t>
+        <a:bodyPr/>
+        <a:lstStyle/>
+        <a:p>
+          <a:r>
+            <a:rPr lang="en-US"/>
+            <a:t>Weight Sensor Malfunction</a:t>
+          </a:r>
+        </a:p>
+      </dgm:t>
+    </dgm:pt>
+    <dgm:pt modelId="{98993788-D4D3-B84E-AC2F-FAA666A0676C}" type="parTrans" cxnId="{B21139E5-320B-0946-98A7-BA3F45A9BBBF}">
+      <dgm:prSet/>
+      <dgm:spPr/>
+      <dgm:t>
+        <a:bodyPr/>
+        <a:lstStyle/>
+        <a:p>
+          <a:endParaRPr lang="en-US"/>
+        </a:p>
+      </dgm:t>
+    </dgm:pt>
+    <dgm:pt modelId="{EDFCEF33-F849-854C-AB6E-C371EA417107}" type="sibTrans" cxnId="{B21139E5-320B-0946-98A7-BA3F45A9BBBF}">
+      <dgm:prSet/>
+      <dgm:spPr/>
+      <dgm:t>
+        <a:bodyPr/>
+        <a:lstStyle/>
+        <a:p>
+          <a:endParaRPr lang="en-US"/>
+        </a:p>
+      </dgm:t>
+    </dgm:pt>
+    <dgm:pt modelId="{644AC082-E1AD-394B-A646-26634427701F}" type="pres">
+      <dgm:prSet presAssocID="{8E4A41A5-B7A1-8A4B-9E90-FA75732B9A5F}" presName="linear" presStyleCnt="0">
+        <dgm:presLayoutVars>
+          <dgm:dir/>
+          <dgm:animLvl val="lvl"/>
+          <dgm:resizeHandles val="exact"/>
+        </dgm:presLayoutVars>
+      </dgm:prSet>
+      <dgm:spPr/>
+    </dgm:pt>
+    <dgm:pt modelId="{447F6094-8473-E244-8EA7-D198A67601A6}" type="pres">
+      <dgm:prSet presAssocID="{521C04B0-7FD9-664E-9FDF-35CBA2521962}" presName="parentLin" presStyleCnt="0"/>
+      <dgm:spPr/>
+    </dgm:pt>
+    <dgm:pt modelId="{30B10427-2D4C-2A4C-A478-DDCB4069FE83}" type="pres">
+      <dgm:prSet presAssocID="{521C04B0-7FD9-664E-9FDF-35CBA2521962}" presName="parentLeftMargin" presStyleLbl="node1" presStyleIdx="0" presStyleCnt="10"/>
+      <dgm:spPr/>
+    </dgm:pt>
+    <dgm:pt modelId="{D5098B8C-D277-FB49-A50F-26361B0C9CE4}" type="pres">
+      <dgm:prSet presAssocID="{521C04B0-7FD9-664E-9FDF-35CBA2521962}" presName="parentText" presStyleLbl="node1" presStyleIdx="0" presStyleCnt="10">
+        <dgm:presLayoutVars>
+          <dgm:chMax val="0"/>
+          <dgm:bulletEnabled val="1"/>
+        </dgm:presLayoutVars>
+      </dgm:prSet>
+      <dgm:spPr/>
+    </dgm:pt>
+    <dgm:pt modelId="{CDB0667F-C51C-F14A-A65F-EE963077C8A1}" type="pres">
+      <dgm:prSet presAssocID="{521C04B0-7FD9-664E-9FDF-35CBA2521962}" presName="negativeSpace" presStyleCnt="0"/>
+      <dgm:spPr/>
+    </dgm:pt>
+    <dgm:pt modelId="{041D0631-AB62-294D-B8BA-957D02EE60D5}" type="pres">
+      <dgm:prSet presAssocID="{521C04B0-7FD9-664E-9FDF-35CBA2521962}" presName="childText" presStyleLbl="conFgAcc1" presStyleIdx="0" presStyleCnt="10">
+        <dgm:presLayoutVars>
+          <dgm:bulletEnabled val="1"/>
+        </dgm:presLayoutVars>
+      </dgm:prSet>
+      <dgm:spPr/>
+    </dgm:pt>
+    <dgm:pt modelId="{B3FA5AE2-93A9-1043-8AA6-0A7629952BC6}" type="pres">
+      <dgm:prSet presAssocID="{EDFCEF33-F849-854C-AB6E-C371EA417107}" presName="spaceBetweenRectangles" presStyleCnt="0"/>
+      <dgm:spPr/>
+    </dgm:pt>
+    <dgm:pt modelId="{F6F4E122-8D13-924D-BFC0-90F63A06AA10}" type="pres">
+      <dgm:prSet presAssocID="{C21AD44F-6B51-0241-8417-421B4DE16004}" presName="parentLin" presStyleCnt="0"/>
+      <dgm:spPr/>
+    </dgm:pt>
+    <dgm:pt modelId="{64CA672F-EE0D-0548-905E-059A244E0F82}" type="pres">
+      <dgm:prSet presAssocID="{C21AD44F-6B51-0241-8417-421B4DE16004}" presName="parentLeftMargin" presStyleLbl="node1" presStyleIdx="0" presStyleCnt="10"/>
+      <dgm:spPr/>
+    </dgm:pt>
+    <dgm:pt modelId="{2DEBE3BC-B599-EE4D-AB39-C75E450306D8}" type="pres">
+      <dgm:prSet presAssocID="{C21AD44F-6B51-0241-8417-421B4DE16004}" presName="parentText" presStyleLbl="node1" presStyleIdx="1" presStyleCnt="10">
+        <dgm:presLayoutVars>
+          <dgm:chMax val="0"/>
+          <dgm:bulletEnabled val="1"/>
+        </dgm:presLayoutVars>
+      </dgm:prSet>
+      <dgm:spPr/>
+    </dgm:pt>
+    <dgm:pt modelId="{FF890B59-2472-D24B-BEA9-2C962511D97E}" type="pres">
+      <dgm:prSet presAssocID="{C21AD44F-6B51-0241-8417-421B4DE16004}" presName="negativeSpace" presStyleCnt="0"/>
+      <dgm:spPr/>
+    </dgm:pt>
+    <dgm:pt modelId="{7FBC4274-2026-8B4E-A785-B593E59D9C31}" type="pres">
+      <dgm:prSet presAssocID="{C21AD44F-6B51-0241-8417-421B4DE16004}" presName="childText" presStyleLbl="conFgAcc1" presStyleIdx="1" presStyleCnt="10">
+        <dgm:presLayoutVars>
+          <dgm:bulletEnabled val="1"/>
+        </dgm:presLayoutVars>
+      </dgm:prSet>
+      <dgm:spPr/>
+    </dgm:pt>
+    <dgm:pt modelId="{DFA27516-FC20-A248-B69E-5BC0D7ECD866}" type="pres">
+      <dgm:prSet presAssocID="{12BCB5CA-B3D5-D743-A009-209A6687F14D}" presName="spaceBetweenRectangles" presStyleCnt="0"/>
+      <dgm:spPr/>
+    </dgm:pt>
+    <dgm:pt modelId="{2AE5818D-D93C-7C4B-95D6-A6670F0BEF78}" type="pres">
+      <dgm:prSet presAssocID="{55ECA1B3-E416-4B4F-A5A1-15529E9E7744}" presName="parentLin" presStyleCnt="0"/>
+      <dgm:spPr/>
+    </dgm:pt>
+    <dgm:pt modelId="{9CF853EB-F464-2D4D-ACB5-9BEFFEF5AEA9}" type="pres">
+      <dgm:prSet presAssocID="{55ECA1B3-E416-4B4F-A5A1-15529E9E7744}" presName="parentLeftMargin" presStyleLbl="node1" presStyleIdx="1" presStyleCnt="10"/>
+      <dgm:spPr/>
+    </dgm:pt>
+    <dgm:pt modelId="{7E93F0FC-D49C-9B44-80BB-7AB1077FC4A5}" type="pres">
+      <dgm:prSet presAssocID="{55ECA1B3-E416-4B4F-A5A1-15529E9E7744}" presName="parentText" presStyleLbl="node1" presStyleIdx="2" presStyleCnt="10">
+        <dgm:presLayoutVars>
+          <dgm:chMax val="0"/>
+          <dgm:bulletEnabled val="1"/>
+        </dgm:presLayoutVars>
+      </dgm:prSet>
+      <dgm:spPr/>
+    </dgm:pt>
+    <dgm:pt modelId="{D73F96C2-1F1D-F240-8EF5-43DF3E258832}" type="pres">
+      <dgm:prSet presAssocID="{55ECA1B3-E416-4B4F-A5A1-15529E9E7744}" presName="negativeSpace" presStyleCnt="0"/>
+      <dgm:spPr/>
+    </dgm:pt>
+    <dgm:pt modelId="{6CE19623-A527-9B47-9E79-1E3FA80FECB7}" type="pres">
+      <dgm:prSet presAssocID="{55ECA1B3-E416-4B4F-A5A1-15529E9E7744}" presName="childText" presStyleLbl="conFgAcc1" presStyleIdx="2" presStyleCnt="10">
+        <dgm:presLayoutVars>
+          <dgm:bulletEnabled val="1"/>
+        </dgm:presLayoutVars>
+      </dgm:prSet>
+      <dgm:spPr/>
+    </dgm:pt>
+    <dgm:pt modelId="{2D7814AF-D8D0-D147-A58C-828ED8C63D57}" type="pres">
+      <dgm:prSet presAssocID="{0693F16E-3E3A-084F-B672-057783A97C89}" presName="spaceBetweenRectangles" presStyleCnt="0"/>
+      <dgm:spPr/>
+    </dgm:pt>
+    <dgm:pt modelId="{27292B04-DD32-EF44-A9DF-5911333EDD40}" type="pres">
+      <dgm:prSet presAssocID="{BC6F2C9A-9F7B-2A41-909F-CAE1E2DFA015}" presName="parentLin" presStyleCnt="0"/>
+      <dgm:spPr/>
+    </dgm:pt>
+    <dgm:pt modelId="{EB3AB037-4B9E-084E-9FA6-E2D4B730E771}" type="pres">
+      <dgm:prSet presAssocID="{BC6F2C9A-9F7B-2A41-909F-CAE1E2DFA015}" presName="parentLeftMargin" presStyleLbl="node1" presStyleIdx="2" presStyleCnt="10"/>
+      <dgm:spPr/>
+    </dgm:pt>
+    <dgm:pt modelId="{E4025727-8EB3-7847-8584-D09CB27650DE}" type="pres">
+      <dgm:prSet presAssocID="{BC6F2C9A-9F7B-2A41-909F-CAE1E2DFA015}" presName="parentText" presStyleLbl="node1" presStyleIdx="3" presStyleCnt="10">
+        <dgm:presLayoutVars>
+          <dgm:chMax val="0"/>
+          <dgm:bulletEnabled val="1"/>
+        </dgm:presLayoutVars>
+      </dgm:prSet>
+      <dgm:spPr/>
+    </dgm:pt>
+    <dgm:pt modelId="{097D9271-0AF4-3C4A-A30B-C0E1B52712C2}" type="pres">
+      <dgm:prSet presAssocID="{BC6F2C9A-9F7B-2A41-909F-CAE1E2DFA015}" presName="negativeSpace" presStyleCnt="0"/>
+      <dgm:spPr/>
+    </dgm:pt>
+    <dgm:pt modelId="{E1CE884E-D6DE-E849-9C6A-38AB5535E66A}" type="pres">
+      <dgm:prSet presAssocID="{BC6F2C9A-9F7B-2A41-909F-CAE1E2DFA015}" presName="childText" presStyleLbl="conFgAcc1" presStyleIdx="3" presStyleCnt="10">
+        <dgm:presLayoutVars>
+          <dgm:bulletEnabled val="1"/>
+        </dgm:presLayoutVars>
+      </dgm:prSet>
+      <dgm:spPr/>
+    </dgm:pt>
+    <dgm:pt modelId="{199C496A-1954-C04C-9D57-428E128CED10}" type="pres">
+      <dgm:prSet presAssocID="{05305CCE-3B2B-0F44-88CE-64B43CE8006E}" presName="spaceBetweenRectangles" presStyleCnt="0"/>
+      <dgm:spPr/>
+    </dgm:pt>
+    <dgm:pt modelId="{90CD0998-C43B-1545-8042-5AB23B0046BB}" type="pres">
+      <dgm:prSet presAssocID="{C051AE2A-6A1C-8340-AA6D-74C10EC67D54}" presName="parentLin" presStyleCnt="0"/>
+      <dgm:spPr/>
+    </dgm:pt>
+    <dgm:pt modelId="{A576C345-8369-4747-8223-4FBF9D3AE0BF}" type="pres">
+      <dgm:prSet presAssocID="{C051AE2A-6A1C-8340-AA6D-74C10EC67D54}" presName="parentLeftMargin" presStyleLbl="node1" presStyleIdx="3" presStyleCnt="10"/>
+      <dgm:spPr/>
+    </dgm:pt>
+    <dgm:pt modelId="{D4FD5C25-1FBD-BB45-9F98-770C3B6C67BD}" type="pres">
+      <dgm:prSet presAssocID="{C051AE2A-6A1C-8340-AA6D-74C10EC67D54}" presName="parentText" presStyleLbl="node1" presStyleIdx="4" presStyleCnt="10">
+        <dgm:presLayoutVars>
+          <dgm:chMax val="0"/>
+          <dgm:bulletEnabled val="1"/>
+        </dgm:presLayoutVars>
+      </dgm:prSet>
+      <dgm:spPr/>
+    </dgm:pt>
+    <dgm:pt modelId="{FC6D6084-4A4F-8547-98D8-A2D46FF45878}" type="pres">
+      <dgm:prSet presAssocID="{C051AE2A-6A1C-8340-AA6D-74C10EC67D54}" presName="negativeSpace" presStyleCnt="0"/>
+      <dgm:spPr/>
+    </dgm:pt>
+    <dgm:pt modelId="{CFB70253-77F9-3543-B80E-03D64DDF0B3B}" type="pres">
+      <dgm:prSet presAssocID="{C051AE2A-6A1C-8340-AA6D-74C10EC67D54}" presName="childText" presStyleLbl="conFgAcc1" presStyleIdx="4" presStyleCnt="10">
+        <dgm:presLayoutVars>
+          <dgm:bulletEnabled val="1"/>
+        </dgm:presLayoutVars>
+      </dgm:prSet>
+      <dgm:spPr/>
+    </dgm:pt>
+    <dgm:pt modelId="{BE9C4C2E-903B-8A43-9E65-C6033793A234}" type="pres">
+      <dgm:prSet presAssocID="{A6A01398-02B6-3E4A-B803-EC7DE6E291C3}" presName="spaceBetweenRectangles" presStyleCnt="0"/>
+      <dgm:spPr/>
+    </dgm:pt>
+    <dgm:pt modelId="{20D19A1E-133B-1147-BADC-6BBE3F78CB31}" type="pres">
+      <dgm:prSet presAssocID="{E6A7299F-6572-9C49-9783-34275C2640CF}" presName="parentLin" presStyleCnt="0"/>
+      <dgm:spPr/>
+    </dgm:pt>
+    <dgm:pt modelId="{F827E4B3-A70E-9143-BF0B-E360C22657D6}" type="pres">
+      <dgm:prSet presAssocID="{E6A7299F-6572-9C49-9783-34275C2640CF}" presName="parentLeftMargin" presStyleLbl="node1" presStyleIdx="4" presStyleCnt="10"/>
+      <dgm:spPr/>
+    </dgm:pt>
+    <dgm:pt modelId="{BD912671-EFD5-A540-9B58-635DD58CD327}" type="pres">
+      <dgm:prSet presAssocID="{E6A7299F-6572-9C49-9783-34275C2640CF}" presName="parentText" presStyleLbl="node1" presStyleIdx="5" presStyleCnt="10">
+        <dgm:presLayoutVars>
+          <dgm:chMax val="0"/>
+          <dgm:bulletEnabled val="1"/>
+        </dgm:presLayoutVars>
+      </dgm:prSet>
+      <dgm:spPr/>
+    </dgm:pt>
+    <dgm:pt modelId="{77665EB2-BA4E-EC40-9D40-C41E0D8FF97E}" type="pres">
+      <dgm:prSet presAssocID="{E6A7299F-6572-9C49-9783-34275C2640CF}" presName="negativeSpace" presStyleCnt="0"/>
+      <dgm:spPr/>
+    </dgm:pt>
+    <dgm:pt modelId="{A96B84C2-1767-564C-B054-182B66F6BDA5}" type="pres">
+      <dgm:prSet presAssocID="{E6A7299F-6572-9C49-9783-34275C2640CF}" presName="childText" presStyleLbl="conFgAcc1" presStyleIdx="5" presStyleCnt="10">
+        <dgm:presLayoutVars>
+          <dgm:bulletEnabled val="1"/>
+        </dgm:presLayoutVars>
+      </dgm:prSet>
+      <dgm:spPr/>
+    </dgm:pt>
+    <dgm:pt modelId="{E3B61302-C943-FF4E-9DCF-5E47489CD875}" type="pres">
+      <dgm:prSet presAssocID="{4D8A74A6-7544-5540-B088-96C0CCC6BA3E}" presName="spaceBetweenRectangles" presStyleCnt="0"/>
+      <dgm:spPr/>
+    </dgm:pt>
+    <dgm:pt modelId="{19E190B8-A56C-084D-AD21-E7A118F3E378}" type="pres">
+      <dgm:prSet presAssocID="{D55C98F8-1A06-5B47-AE05-8E08E613AD59}" presName="parentLin" presStyleCnt="0"/>
+      <dgm:spPr/>
+    </dgm:pt>
+    <dgm:pt modelId="{B4885242-E5E9-2444-8CB5-E71B2B03023C}" type="pres">
+      <dgm:prSet presAssocID="{D55C98F8-1A06-5B47-AE05-8E08E613AD59}" presName="parentLeftMargin" presStyleLbl="node1" presStyleIdx="5" presStyleCnt="10"/>
+      <dgm:spPr/>
+    </dgm:pt>
+    <dgm:pt modelId="{6368BC92-0BCC-3F40-A928-EEF59EABC318}" type="pres">
+      <dgm:prSet presAssocID="{D55C98F8-1A06-5B47-AE05-8E08E613AD59}" presName="parentText" presStyleLbl="node1" presStyleIdx="6" presStyleCnt="10">
+        <dgm:presLayoutVars>
+          <dgm:chMax val="0"/>
+          <dgm:bulletEnabled val="1"/>
+        </dgm:presLayoutVars>
+      </dgm:prSet>
+      <dgm:spPr/>
+    </dgm:pt>
+    <dgm:pt modelId="{0F22E60E-48D5-F242-B54A-EB40B0200504}" type="pres">
+      <dgm:prSet presAssocID="{D55C98F8-1A06-5B47-AE05-8E08E613AD59}" presName="negativeSpace" presStyleCnt="0"/>
+      <dgm:spPr/>
+    </dgm:pt>
+    <dgm:pt modelId="{3973CA36-1446-6A4C-B26A-182FAEDDB9F7}" type="pres">
+      <dgm:prSet presAssocID="{D55C98F8-1A06-5B47-AE05-8E08E613AD59}" presName="childText" presStyleLbl="conFgAcc1" presStyleIdx="6" presStyleCnt="10">
+        <dgm:presLayoutVars>
+          <dgm:bulletEnabled val="1"/>
+        </dgm:presLayoutVars>
+      </dgm:prSet>
+      <dgm:spPr/>
+    </dgm:pt>
+    <dgm:pt modelId="{F9CBFDED-A484-5440-9A49-71B691AC9A22}" type="pres">
+      <dgm:prSet presAssocID="{B778291D-6AF4-E74E-82D0-C79C64DB6C56}" presName="spaceBetweenRectangles" presStyleCnt="0"/>
+      <dgm:spPr/>
+    </dgm:pt>
+    <dgm:pt modelId="{4A1A8CE1-169B-4B44-8E41-DCB392B99E3A}" type="pres">
+      <dgm:prSet presAssocID="{3A2659AB-3E45-DE49-BA7D-ADF20D5BB1CA}" presName="parentLin" presStyleCnt="0"/>
+      <dgm:spPr/>
+    </dgm:pt>
+    <dgm:pt modelId="{4155E598-50D7-0440-AA5F-72DAB7DC1526}" type="pres">
+      <dgm:prSet presAssocID="{3A2659AB-3E45-DE49-BA7D-ADF20D5BB1CA}" presName="parentLeftMargin" presStyleLbl="node1" presStyleIdx="6" presStyleCnt="10"/>
+      <dgm:spPr/>
+    </dgm:pt>
+    <dgm:pt modelId="{186F6014-E3C2-434E-8427-25D1D2F03AE0}" type="pres">
+      <dgm:prSet presAssocID="{3A2659AB-3E45-DE49-BA7D-ADF20D5BB1CA}" presName="parentText" presStyleLbl="node1" presStyleIdx="7" presStyleCnt="10">
+        <dgm:presLayoutVars>
+          <dgm:chMax val="0"/>
+          <dgm:bulletEnabled val="1"/>
+        </dgm:presLayoutVars>
+      </dgm:prSet>
+      <dgm:spPr/>
+    </dgm:pt>
+    <dgm:pt modelId="{A7B779A5-1057-2341-B650-F409BDDEA48A}" type="pres">
+      <dgm:prSet presAssocID="{3A2659AB-3E45-DE49-BA7D-ADF20D5BB1CA}" presName="negativeSpace" presStyleCnt="0"/>
+      <dgm:spPr/>
+    </dgm:pt>
+    <dgm:pt modelId="{C0A91DF4-E35F-554D-AA4A-DD5B30585622}" type="pres">
+      <dgm:prSet presAssocID="{3A2659AB-3E45-DE49-BA7D-ADF20D5BB1CA}" presName="childText" presStyleLbl="conFgAcc1" presStyleIdx="7" presStyleCnt="10">
+        <dgm:presLayoutVars>
+          <dgm:bulletEnabled val="1"/>
+        </dgm:presLayoutVars>
+      </dgm:prSet>
+      <dgm:spPr/>
+    </dgm:pt>
+    <dgm:pt modelId="{4B464AD3-3021-7142-B71D-71E5FC70B2CF}" type="pres">
+      <dgm:prSet presAssocID="{166840D3-7C7B-9446-9968-463C88FFCA9D}" presName="spaceBetweenRectangles" presStyleCnt="0"/>
+      <dgm:spPr/>
+    </dgm:pt>
+    <dgm:pt modelId="{7FF3A20C-6476-FB47-9493-0BDF94BD1E90}" type="pres">
+      <dgm:prSet presAssocID="{1F2AA49C-D8E2-334A-9934-F576D1E3CCAB}" presName="parentLin" presStyleCnt="0"/>
+      <dgm:spPr/>
+    </dgm:pt>
+    <dgm:pt modelId="{A6492BBD-0A64-A747-9A3E-5F22FF4A9603}" type="pres">
+      <dgm:prSet presAssocID="{1F2AA49C-D8E2-334A-9934-F576D1E3CCAB}" presName="parentLeftMargin" presStyleLbl="node1" presStyleIdx="7" presStyleCnt="10"/>
+      <dgm:spPr/>
+    </dgm:pt>
+    <dgm:pt modelId="{53C08F57-C17F-5941-859D-AF63EBB16D67}" type="pres">
+      <dgm:prSet presAssocID="{1F2AA49C-D8E2-334A-9934-F576D1E3CCAB}" presName="parentText" presStyleLbl="node1" presStyleIdx="8" presStyleCnt="10">
+        <dgm:presLayoutVars>
+          <dgm:chMax val="0"/>
+          <dgm:bulletEnabled val="1"/>
+        </dgm:presLayoutVars>
+      </dgm:prSet>
+      <dgm:spPr/>
+    </dgm:pt>
+    <dgm:pt modelId="{B452FB9C-120E-F644-AC84-E0B4440CB522}" type="pres">
+      <dgm:prSet presAssocID="{1F2AA49C-D8E2-334A-9934-F576D1E3CCAB}" presName="negativeSpace" presStyleCnt="0"/>
+      <dgm:spPr/>
+    </dgm:pt>
+    <dgm:pt modelId="{6279B7C7-4B45-D64E-B633-D05B9318B864}" type="pres">
+      <dgm:prSet presAssocID="{1F2AA49C-D8E2-334A-9934-F576D1E3CCAB}" presName="childText" presStyleLbl="conFgAcc1" presStyleIdx="8" presStyleCnt="10">
+        <dgm:presLayoutVars>
+          <dgm:bulletEnabled val="1"/>
+        </dgm:presLayoutVars>
+      </dgm:prSet>
+      <dgm:spPr/>
+    </dgm:pt>
+    <dgm:pt modelId="{B25FF577-DC97-7848-92DA-BC9C58A890E8}" type="pres">
+      <dgm:prSet presAssocID="{2128788B-F283-1E46-AE17-C53749998F89}" presName="spaceBetweenRectangles" presStyleCnt="0"/>
+      <dgm:spPr/>
+    </dgm:pt>
+    <dgm:pt modelId="{9FCEF5FC-9A62-B94C-8186-8E69198F7E20}" type="pres">
+      <dgm:prSet presAssocID="{212892C0-EEA1-154F-8045-BEC18068E935}" presName="parentLin" presStyleCnt="0"/>
+      <dgm:spPr/>
+    </dgm:pt>
+    <dgm:pt modelId="{D6AC8247-4B98-DD42-8B54-BFB8EC6AF7F4}" type="pres">
+      <dgm:prSet presAssocID="{212892C0-EEA1-154F-8045-BEC18068E935}" presName="parentLeftMargin" presStyleLbl="node1" presStyleIdx="8" presStyleCnt="10"/>
+      <dgm:spPr/>
+    </dgm:pt>
+    <dgm:pt modelId="{22648AF2-2B18-CB4B-9BC9-04EF66E1388E}" type="pres">
+      <dgm:prSet presAssocID="{212892C0-EEA1-154F-8045-BEC18068E935}" presName="parentText" presStyleLbl="node1" presStyleIdx="9" presStyleCnt="10">
+        <dgm:presLayoutVars>
+          <dgm:chMax val="0"/>
+          <dgm:bulletEnabled val="1"/>
+        </dgm:presLayoutVars>
+      </dgm:prSet>
+      <dgm:spPr/>
+    </dgm:pt>
+    <dgm:pt modelId="{0D61F0CC-F286-284B-BF53-97E45E067950}" type="pres">
+      <dgm:prSet presAssocID="{212892C0-EEA1-154F-8045-BEC18068E935}" presName="negativeSpace" presStyleCnt="0"/>
+      <dgm:spPr/>
+    </dgm:pt>
+    <dgm:pt modelId="{A80EF32A-FF46-D142-A823-82DE8CAA4C41}" type="pres">
+      <dgm:prSet presAssocID="{212892C0-EEA1-154F-8045-BEC18068E935}" presName="childText" presStyleLbl="conFgAcc1" presStyleIdx="9" presStyleCnt="10">
+        <dgm:presLayoutVars>
+          <dgm:bulletEnabled val="1"/>
+        </dgm:presLayoutVars>
+      </dgm:prSet>
+      <dgm:spPr/>
+    </dgm:pt>
+  </dgm:ptLst>
+  <dgm:cxnLst>
+    <dgm:cxn modelId="{6123B100-7D01-8148-9D8F-BE21F5012C4D}" type="presOf" srcId="{521C04B0-7FD9-664E-9FDF-35CBA2521962}" destId="{30B10427-2D4C-2A4C-A478-DDCB4069FE83}" srcOrd="0" destOrd="0" presId="urn:microsoft.com/office/officeart/2005/8/layout/list1"/>
+    <dgm:cxn modelId="{EB0DF505-D50F-1C43-B326-ED2E3E6D8DC6}" type="presOf" srcId="{55ECA1B3-E416-4B4F-A5A1-15529E9E7744}" destId="{9CF853EB-F464-2D4D-ACB5-9BEFFEF5AEA9}" srcOrd="0" destOrd="0" presId="urn:microsoft.com/office/officeart/2005/8/layout/list1"/>
+    <dgm:cxn modelId="{DCEC2907-D7AF-7547-A20D-63F9EDBC07EA}" type="presOf" srcId="{BC6F2C9A-9F7B-2A41-909F-CAE1E2DFA015}" destId="{E4025727-8EB3-7847-8584-D09CB27650DE}" srcOrd="1" destOrd="0" presId="urn:microsoft.com/office/officeart/2005/8/layout/list1"/>
+    <dgm:cxn modelId="{64ABFB17-5C44-EE4A-8407-6D9106F34F00}" type="presOf" srcId="{1F2AA49C-D8E2-334A-9934-F576D1E3CCAB}" destId="{A6492BBD-0A64-A747-9A3E-5F22FF4A9603}" srcOrd="0" destOrd="0" presId="urn:microsoft.com/office/officeart/2005/8/layout/list1"/>
+    <dgm:cxn modelId="{04B6BC23-BDA5-2A43-ABA7-0774D288EBFF}" type="presOf" srcId="{E6A7299F-6572-9C49-9783-34275C2640CF}" destId="{F827E4B3-A70E-9143-BF0B-E360C22657D6}" srcOrd="0" destOrd="0" presId="urn:microsoft.com/office/officeart/2005/8/layout/list1"/>
+    <dgm:cxn modelId="{8F4CA124-06E9-A243-8F02-81A3626859E1}" type="presOf" srcId="{521C04B0-7FD9-664E-9FDF-35CBA2521962}" destId="{D5098B8C-D277-FB49-A50F-26361B0C9CE4}" srcOrd="1" destOrd="0" presId="urn:microsoft.com/office/officeart/2005/8/layout/list1"/>
+    <dgm:cxn modelId="{8C67122B-CF3F-B44B-A9D1-44B896DFBA61}" srcId="{8E4A41A5-B7A1-8A4B-9E90-FA75732B9A5F}" destId="{3A2659AB-3E45-DE49-BA7D-ADF20D5BB1CA}" srcOrd="7" destOrd="0" parTransId="{F3A576DF-FB1C-8B42-BC6D-51F3C32C1E60}" sibTransId="{166840D3-7C7B-9446-9968-463C88FFCA9D}"/>
+    <dgm:cxn modelId="{7BA6C92D-2856-AD43-BC9C-7ACACF2DCD98}" type="presOf" srcId="{C21AD44F-6B51-0241-8417-421B4DE16004}" destId="{2DEBE3BC-B599-EE4D-AB39-C75E450306D8}" srcOrd="1" destOrd="0" presId="urn:microsoft.com/office/officeart/2005/8/layout/list1"/>
+    <dgm:cxn modelId="{A508B42E-4197-1F4C-8F9A-D2582D8EFB76}" type="presOf" srcId="{E6A7299F-6572-9C49-9783-34275C2640CF}" destId="{BD912671-EFD5-A540-9B58-635DD58CD327}" srcOrd="1" destOrd="0" presId="urn:microsoft.com/office/officeart/2005/8/layout/list1"/>
+    <dgm:cxn modelId="{A7BA1134-1435-2547-9833-56A8EE3858B4}" type="presOf" srcId="{8E4A41A5-B7A1-8A4B-9E90-FA75732B9A5F}" destId="{644AC082-E1AD-394B-A646-26634427701F}" srcOrd="0" destOrd="0" presId="urn:microsoft.com/office/officeart/2005/8/layout/list1"/>
+    <dgm:cxn modelId="{40DB2C3C-E051-3B47-9116-8985F60654A8}" srcId="{8E4A41A5-B7A1-8A4B-9E90-FA75732B9A5F}" destId="{E6A7299F-6572-9C49-9783-34275C2640CF}" srcOrd="5" destOrd="0" parTransId="{AB0B164C-2B42-3B45-9DA1-29290F2CECAF}" sibTransId="{4D8A74A6-7544-5540-B088-96C0CCC6BA3E}"/>
+    <dgm:cxn modelId="{54698A3F-1B21-E540-88A8-C36D75BE6376}" srcId="{8E4A41A5-B7A1-8A4B-9E90-FA75732B9A5F}" destId="{D55C98F8-1A06-5B47-AE05-8E08E613AD59}" srcOrd="6" destOrd="0" parTransId="{4102B282-A5EA-8449-91BE-3EEFC2A50A26}" sibTransId="{B778291D-6AF4-E74E-82D0-C79C64DB6C56}"/>
+    <dgm:cxn modelId="{9A85A84A-6392-E847-BB9A-D9447EDF82C2}" type="presOf" srcId="{C051AE2A-6A1C-8340-AA6D-74C10EC67D54}" destId="{D4FD5C25-1FBD-BB45-9F98-770C3B6C67BD}" srcOrd="1" destOrd="0" presId="urn:microsoft.com/office/officeart/2005/8/layout/list1"/>
+    <dgm:cxn modelId="{44D92568-67BF-934F-995D-D050A501D210}" type="presOf" srcId="{1F2AA49C-D8E2-334A-9934-F576D1E3CCAB}" destId="{53C08F57-C17F-5941-859D-AF63EBB16D67}" srcOrd="1" destOrd="0" presId="urn:microsoft.com/office/officeart/2005/8/layout/list1"/>
+    <dgm:cxn modelId="{CD592D6A-32A1-584C-9715-60E7E9FABA05}" type="presOf" srcId="{212892C0-EEA1-154F-8045-BEC18068E935}" destId="{D6AC8247-4B98-DD42-8B54-BFB8EC6AF7F4}" srcOrd="0" destOrd="0" presId="urn:microsoft.com/office/officeart/2005/8/layout/list1"/>
+    <dgm:cxn modelId="{DC6F28B0-DA46-2743-B1BA-A5768DAA87EB}" srcId="{8E4A41A5-B7A1-8A4B-9E90-FA75732B9A5F}" destId="{BC6F2C9A-9F7B-2A41-909F-CAE1E2DFA015}" srcOrd="3" destOrd="0" parTransId="{7320F0B3-5F8E-5341-891D-D1185F024F42}" sibTransId="{05305CCE-3B2B-0F44-88CE-64B43CE8006E}"/>
+    <dgm:cxn modelId="{011F4CB0-1717-954C-A395-BB967EE0A2F2}" type="presOf" srcId="{C21AD44F-6B51-0241-8417-421B4DE16004}" destId="{64CA672F-EE0D-0548-905E-059A244E0F82}" srcOrd="0" destOrd="0" presId="urn:microsoft.com/office/officeart/2005/8/layout/list1"/>
+    <dgm:cxn modelId="{5B02FCB2-AD33-4B49-9F8F-A04089B8E1E6}" srcId="{8E4A41A5-B7A1-8A4B-9E90-FA75732B9A5F}" destId="{55ECA1B3-E416-4B4F-A5A1-15529E9E7744}" srcOrd="2" destOrd="0" parTransId="{60381D16-DE82-084C-8BAD-DF25A6D0FE3D}" sibTransId="{0693F16E-3E3A-084F-B672-057783A97C89}"/>
+    <dgm:cxn modelId="{82D738B8-CD05-2949-97B3-3991535540B4}" type="presOf" srcId="{212892C0-EEA1-154F-8045-BEC18068E935}" destId="{22648AF2-2B18-CB4B-9BC9-04EF66E1388E}" srcOrd="1" destOrd="0" presId="urn:microsoft.com/office/officeart/2005/8/layout/list1"/>
+    <dgm:cxn modelId="{AF70B3C5-5DED-D242-A87D-1157355063B4}" type="presOf" srcId="{BC6F2C9A-9F7B-2A41-909F-CAE1E2DFA015}" destId="{EB3AB037-4B9E-084E-9FA6-E2D4B730E771}" srcOrd="0" destOrd="0" presId="urn:microsoft.com/office/officeart/2005/8/layout/list1"/>
+    <dgm:cxn modelId="{6F0305C6-301A-1342-8899-90DFB54474CD}" type="presOf" srcId="{C051AE2A-6A1C-8340-AA6D-74C10EC67D54}" destId="{A576C345-8369-4747-8223-4FBF9D3AE0BF}" srcOrd="0" destOrd="0" presId="urn:microsoft.com/office/officeart/2005/8/layout/list1"/>
+    <dgm:cxn modelId="{F13D9CCC-9461-B74D-8133-F7C2ECE28A1F}" srcId="{8E4A41A5-B7A1-8A4B-9E90-FA75732B9A5F}" destId="{1F2AA49C-D8E2-334A-9934-F576D1E3CCAB}" srcOrd="8" destOrd="0" parTransId="{847EDC66-2BF5-2440-A296-C9C2397E0DAC}" sibTransId="{2128788B-F283-1E46-AE17-C53749998F89}"/>
+    <dgm:cxn modelId="{BFBA3AD1-1B55-E44E-B969-364E81DD2CDF}" type="presOf" srcId="{D55C98F8-1A06-5B47-AE05-8E08E613AD59}" destId="{6368BC92-0BCC-3F40-A928-EEF59EABC318}" srcOrd="1" destOrd="0" presId="urn:microsoft.com/office/officeart/2005/8/layout/list1"/>
+    <dgm:cxn modelId="{C0DB79D8-8E93-BA4B-A469-B70693A07BC2}" type="presOf" srcId="{D55C98F8-1A06-5B47-AE05-8E08E613AD59}" destId="{B4885242-E5E9-2444-8CB5-E71B2B03023C}" srcOrd="0" destOrd="0" presId="urn:microsoft.com/office/officeart/2005/8/layout/list1"/>
+    <dgm:cxn modelId="{5588FFDB-E670-524C-A3C7-7E6CD7FB3B6F}" type="presOf" srcId="{3A2659AB-3E45-DE49-BA7D-ADF20D5BB1CA}" destId="{4155E598-50D7-0440-AA5F-72DAB7DC1526}" srcOrd="0" destOrd="0" presId="urn:microsoft.com/office/officeart/2005/8/layout/list1"/>
+    <dgm:cxn modelId="{7955D4DE-EF6C-2A46-AC3E-34ABE4C853EB}" srcId="{8E4A41A5-B7A1-8A4B-9E90-FA75732B9A5F}" destId="{212892C0-EEA1-154F-8045-BEC18068E935}" srcOrd="9" destOrd="0" parTransId="{09DC8EF3-BFFB-424C-B8D5-165D2EFE8849}" sibTransId="{958804D7-2F6E-8B4D-AA9F-C8343306CE83}"/>
+    <dgm:cxn modelId="{3C5198E2-AD04-0746-BEE8-682B8E17A82C}" srcId="{8E4A41A5-B7A1-8A4B-9E90-FA75732B9A5F}" destId="{C21AD44F-6B51-0241-8417-421B4DE16004}" srcOrd="1" destOrd="0" parTransId="{C32F4F06-22AD-6B46-8804-FBC44BAF6577}" sibTransId="{12BCB5CA-B3D5-D743-A009-209A6687F14D}"/>
+    <dgm:cxn modelId="{B21139E5-320B-0946-98A7-BA3F45A9BBBF}" srcId="{8E4A41A5-B7A1-8A4B-9E90-FA75732B9A5F}" destId="{521C04B0-7FD9-664E-9FDF-35CBA2521962}" srcOrd="0" destOrd="0" parTransId="{98993788-D4D3-B84E-AC2F-FAA666A0676C}" sibTransId="{EDFCEF33-F849-854C-AB6E-C371EA417107}"/>
+    <dgm:cxn modelId="{845FECF6-30F3-3549-B8F5-897EEAD42AB8}" srcId="{8E4A41A5-B7A1-8A4B-9E90-FA75732B9A5F}" destId="{C051AE2A-6A1C-8340-AA6D-74C10EC67D54}" srcOrd="4" destOrd="0" parTransId="{39D3BA4A-8E0C-B845-B3B4-2546D44E863D}" sibTransId="{A6A01398-02B6-3E4A-B803-EC7DE6E291C3}"/>
+    <dgm:cxn modelId="{EDD772F8-C320-864E-A256-49FD08BA76D9}" type="presOf" srcId="{3A2659AB-3E45-DE49-BA7D-ADF20D5BB1CA}" destId="{186F6014-E3C2-434E-8427-25D1D2F03AE0}" srcOrd="1" destOrd="0" presId="urn:microsoft.com/office/officeart/2005/8/layout/list1"/>
+    <dgm:cxn modelId="{39B107FA-4783-3C42-97CA-A08C92C097B2}" type="presOf" srcId="{55ECA1B3-E416-4B4F-A5A1-15529E9E7744}" destId="{7E93F0FC-D49C-9B44-80BB-7AB1077FC4A5}" srcOrd="1" destOrd="0" presId="urn:microsoft.com/office/officeart/2005/8/layout/list1"/>
+    <dgm:cxn modelId="{C9C8539F-28ED-9944-A3A6-50B426F0AFF6}" type="presParOf" srcId="{644AC082-E1AD-394B-A646-26634427701F}" destId="{447F6094-8473-E244-8EA7-D198A67601A6}" srcOrd="0" destOrd="0" presId="urn:microsoft.com/office/officeart/2005/8/layout/list1"/>
+    <dgm:cxn modelId="{96155BA5-1430-BD4A-9B88-D4E07CE2EE4D}" type="presParOf" srcId="{447F6094-8473-E244-8EA7-D198A67601A6}" destId="{30B10427-2D4C-2A4C-A478-DDCB4069FE83}" srcOrd="0" destOrd="0" presId="urn:microsoft.com/office/officeart/2005/8/layout/list1"/>
+    <dgm:cxn modelId="{AB44875A-DFA3-9947-ACD0-49E5899742E2}" type="presParOf" srcId="{447F6094-8473-E244-8EA7-D198A67601A6}" destId="{D5098B8C-D277-FB49-A50F-26361B0C9CE4}" srcOrd="1" destOrd="0" presId="urn:microsoft.com/office/officeart/2005/8/layout/list1"/>
+    <dgm:cxn modelId="{E6FC61C8-4DFA-3E42-AAA2-4AB8B528055C}" type="presParOf" srcId="{644AC082-E1AD-394B-A646-26634427701F}" destId="{CDB0667F-C51C-F14A-A65F-EE963077C8A1}" srcOrd="1" destOrd="0" presId="urn:microsoft.com/office/officeart/2005/8/layout/list1"/>
+    <dgm:cxn modelId="{02BFA883-B7D3-9B4D-B019-0C3B9F188D30}" type="presParOf" srcId="{644AC082-E1AD-394B-A646-26634427701F}" destId="{041D0631-AB62-294D-B8BA-957D02EE60D5}" srcOrd="2" destOrd="0" presId="urn:microsoft.com/office/officeart/2005/8/layout/list1"/>
+    <dgm:cxn modelId="{B76E5C22-A046-424B-A242-9F111460778A}" type="presParOf" srcId="{644AC082-E1AD-394B-A646-26634427701F}" destId="{B3FA5AE2-93A9-1043-8AA6-0A7629952BC6}" srcOrd="3" destOrd="0" presId="urn:microsoft.com/office/officeart/2005/8/layout/list1"/>
+    <dgm:cxn modelId="{355C905C-F6BB-C142-8BF1-026D7C7C9C48}" type="presParOf" srcId="{644AC082-E1AD-394B-A646-26634427701F}" destId="{F6F4E122-8D13-924D-BFC0-90F63A06AA10}" srcOrd="4" destOrd="0" presId="urn:microsoft.com/office/officeart/2005/8/layout/list1"/>
+    <dgm:cxn modelId="{6FC8858F-B8B2-8743-BFA3-C8D23CF6EDE1}" type="presParOf" srcId="{F6F4E122-8D13-924D-BFC0-90F63A06AA10}" destId="{64CA672F-EE0D-0548-905E-059A244E0F82}" srcOrd="0" destOrd="0" presId="urn:microsoft.com/office/officeart/2005/8/layout/list1"/>
+    <dgm:cxn modelId="{BCAC3CDB-509C-A145-B6D0-085B01765166}" type="presParOf" srcId="{F6F4E122-8D13-924D-BFC0-90F63A06AA10}" destId="{2DEBE3BC-B599-EE4D-AB39-C75E450306D8}" srcOrd="1" destOrd="0" presId="urn:microsoft.com/office/officeart/2005/8/layout/list1"/>
+    <dgm:cxn modelId="{DE0CD147-2EE5-CF43-90C9-80FA1E93EFB7}" type="presParOf" srcId="{644AC082-E1AD-394B-A646-26634427701F}" destId="{FF890B59-2472-D24B-BEA9-2C962511D97E}" srcOrd="5" destOrd="0" presId="urn:microsoft.com/office/officeart/2005/8/layout/list1"/>
+    <dgm:cxn modelId="{E13B3F3F-A77A-C241-A49A-504FECBFDE6C}" type="presParOf" srcId="{644AC082-E1AD-394B-A646-26634427701F}" destId="{7FBC4274-2026-8B4E-A785-B593E59D9C31}" srcOrd="6" destOrd="0" presId="urn:microsoft.com/office/officeart/2005/8/layout/list1"/>
+    <dgm:cxn modelId="{E05B3DC3-D7E1-6C48-8240-1819551B8CE8}" type="presParOf" srcId="{644AC082-E1AD-394B-A646-26634427701F}" destId="{DFA27516-FC20-A248-B69E-5BC0D7ECD866}" srcOrd="7" destOrd="0" presId="urn:microsoft.com/office/officeart/2005/8/layout/list1"/>
+    <dgm:cxn modelId="{F4DE71EA-A12C-154A-8918-46F38C0A32C6}" type="presParOf" srcId="{644AC082-E1AD-394B-A646-26634427701F}" destId="{2AE5818D-D93C-7C4B-95D6-A6670F0BEF78}" srcOrd="8" destOrd="0" presId="urn:microsoft.com/office/officeart/2005/8/layout/list1"/>
+    <dgm:cxn modelId="{C80A87A9-90B6-8C4C-8FFB-2D9CA0CAA97B}" type="presParOf" srcId="{2AE5818D-D93C-7C4B-95D6-A6670F0BEF78}" destId="{9CF853EB-F464-2D4D-ACB5-9BEFFEF5AEA9}" srcOrd="0" destOrd="0" presId="urn:microsoft.com/office/officeart/2005/8/layout/list1"/>
+    <dgm:cxn modelId="{BFD596E5-4541-0F48-915A-817D2108CE0A}" type="presParOf" srcId="{2AE5818D-D93C-7C4B-95D6-A6670F0BEF78}" destId="{7E93F0FC-D49C-9B44-80BB-7AB1077FC4A5}" srcOrd="1" destOrd="0" presId="urn:microsoft.com/office/officeart/2005/8/layout/list1"/>
+    <dgm:cxn modelId="{33BC2046-9A1B-DF45-8D88-10B8339B8885}" type="presParOf" srcId="{644AC082-E1AD-394B-A646-26634427701F}" destId="{D73F96C2-1F1D-F240-8EF5-43DF3E258832}" srcOrd="9" destOrd="0" presId="urn:microsoft.com/office/officeart/2005/8/layout/list1"/>
+    <dgm:cxn modelId="{8ABC0CB1-C9C2-0241-8B29-88B1145DC453}" type="presParOf" srcId="{644AC082-E1AD-394B-A646-26634427701F}" destId="{6CE19623-A527-9B47-9E79-1E3FA80FECB7}" srcOrd="10" destOrd="0" presId="urn:microsoft.com/office/officeart/2005/8/layout/list1"/>
+    <dgm:cxn modelId="{E1AF68B8-D3B3-B749-A723-829C22CCE2BE}" type="presParOf" srcId="{644AC082-E1AD-394B-A646-26634427701F}" destId="{2D7814AF-D8D0-D147-A58C-828ED8C63D57}" srcOrd="11" destOrd="0" presId="urn:microsoft.com/office/officeart/2005/8/layout/list1"/>
+    <dgm:cxn modelId="{BF51BA9D-E9CF-E646-A075-D9920093DA89}" type="presParOf" srcId="{644AC082-E1AD-394B-A646-26634427701F}" destId="{27292B04-DD32-EF44-A9DF-5911333EDD40}" srcOrd="12" destOrd="0" presId="urn:microsoft.com/office/officeart/2005/8/layout/list1"/>
+    <dgm:cxn modelId="{73F5EFDC-2DCA-0246-8382-7624DEECAF26}" type="presParOf" srcId="{27292B04-DD32-EF44-A9DF-5911333EDD40}" destId="{EB3AB037-4B9E-084E-9FA6-E2D4B730E771}" srcOrd="0" destOrd="0" presId="urn:microsoft.com/office/officeart/2005/8/layout/list1"/>
+    <dgm:cxn modelId="{41BDE7E1-1A56-3F45-9562-448FBA8F50C0}" type="presParOf" srcId="{27292B04-DD32-EF44-A9DF-5911333EDD40}" destId="{E4025727-8EB3-7847-8584-D09CB27650DE}" srcOrd="1" destOrd="0" presId="urn:microsoft.com/office/officeart/2005/8/layout/list1"/>
+    <dgm:cxn modelId="{4ACA59F8-A3E8-7C4A-8C67-CEADEAA46251}" type="presParOf" srcId="{644AC082-E1AD-394B-A646-26634427701F}" destId="{097D9271-0AF4-3C4A-A30B-C0E1B52712C2}" srcOrd="13" destOrd="0" presId="urn:microsoft.com/office/officeart/2005/8/layout/list1"/>
+    <dgm:cxn modelId="{9C96287C-174F-5047-95EA-466C419E5BD8}" type="presParOf" srcId="{644AC082-E1AD-394B-A646-26634427701F}" destId="{E1CE884E-D6DE-E849-9C6A-38AB5535E66A}" srcOrd="14" destOrd="0" presId="urn:microsoft.com/office/officeart/2005/8/layout/list1"/>
+    <dgm:cxn modelId="{7F68C04F-26F7-7E45-8572-EC9FC3A1D8DF}" type="presParOf" srcId="{644AC082-E1AD-394B-A646-26634427701F}" destId="{199C496A-1954-C04C-9D57-428E128CED10}" srcOrd="15" destOrd="0" presId="urn:microsoft.com/office/officeart/2005/8/layout/list1"/>
+    <dgm:cxn modelId="{AA30F0ED-2DFB-4649-AF2C-3D12334B6579}" type="presParOf" srcId="{644AC082-E1AD-394B-A646-26634427701F}" destId="{90CD0998-C43B-1545-8042-5AB23B0046BB}" srcOrd="16" destOrd="0" presId="urn:microsoft.com/office/officeart/2005/8/layout/list1"/>
+    <dgm:cxn modelId="{AF2CEE36-85B9-AC4F-87AD-3B6713B1C87C}" type="presParOf" srcId="{90CD0998-C43B-1545-8042-5AB23B0046BB}" destId="{A576C345-8369-4747-8223-4FBF9D3AE0BF}" srcOrd="0" destOrd="0" presId="urn:microsoft.com/office/officeart/2005/8/layout/list1"/>
+    <dgm:cxn modelId="{C89D8B76-DDED-AB48-83EF-532585741D2C}" type="presParOf" srcId="{90CD0998-C43B-1545-8042-5AB23B0046BB}" destId="{D4FD5C25-1FBD-BB45-9F98-770C3B6C67BD}" srcOrd="1" destOrd="0" presId="urn:microsoft.com/office/officeart/2005/8/layout/list1"/>
+    <dgm:cxn modelId="{891B4A81-554F-C249-B6AB-C3A65A86254E}" type="presParOf" srcId="{644AC082-E1AD-394B-A646-26634427701F}" destId="{FC6D6084-4A4F-8547-98D8-A2D46FF45878}" srcOrd="17" destOrd="0" presId="urn:microsoft.com/office/officeart/2005/8/layout/list1"/>
+    <dgm:cxn modelId="{9BF6040E-111E-904C-AA65-B52DD31B2E27}" type="presParOf" srcId="{644AC082-E1AD-394B-A646-26634427701F}" destId="{CFB70253-77F9-3543-B80E-03D64DDF0B3B}" srcOrd="18" destOrd="0" presId="urn:microsoft.com/office/officeart/2005/8/layout/list1"/>
+    <dgm:cxn modelId="{00CFC98A-8859-CA4F-82B4-49F08F26FF8A}" type="presParOf" srcId="{644AC082-E1AD-394B-A646-26634427701F}" destId="{BE9C4C2E-903B-8A43-9E65-C6033793A234}" srcOrd="19" destOrd="0" presId="urn:microsoft.com/office/officeart/2005/8/layout/list1"/>
+    <dgm:cxn modelId="{214A507E-1829-614A-ACF0-3D55FC7FA26B}" type="presParOf" srcId="{644AC082-E1AD-394B-A646-26634427701F}" destId="{20D19A1E-133B-1147-BADC-6BBE3F78CB31}" srcOrd="20" destOrd="0" presId="urn:microsoft.com/office/officeart/2005/8/layout/list1"/>
+    <dgm:cxn modelId="{3C28525E-2D53-A74D-8001-C1B892E1F47D}" type="presParOf" srcId="{20D19A1E-133B-1147-BADC-6BBE3F78CB31}" destId="{F827E4B3-A70E-9143-BF0B-E360C22657D6}" srcOrd="0" destOrd="0" presId="urn:microsoft.com/office/officeart/2005/8/layout/list1"/>
+    <dgm:cxn modelId="{EA4E0C24-6E90-154C-B962-2EC58E9EA7C8}" type="presParOf" srcId="{20D19A1E-133B-1147-BADC-6BBE3F78CB31}" destId="{BD912671-EFD5-A540-9B58-635DD58CD327}" srcOrd="1" destOrd="0" presId="urn:microsoft.com/office/officeart/2005/8/layout/list1"/>
+    <dgm:cxn modelId="{7C8B6DE3-DBF9-9B47-9901-FAC685B9B6F7}" type="presParOf" srcId="{644AC082-E1AD-394B-A646-26634427701F}" destId="{77665EB2-BA4E-EC40-9D40-C41E0D8FF97E}" srcOrd="21" destOrd="0" presId="urn:microsoft.com/office/officeart/2005/8/layout/list1"/>
+    <dgm:cxn modelId="{8FEE0A93-0F9A-A44C-AC5C-B0DFC935BD1A}" type="presParOf" srcId="{644AC082-E1AD-394B-A646-26634427701F}" destId="{A96B84C2-1767-564C-B054-182B66F6BDA5}" srcOrd="22" destOrd="0" presId="urn:microsoft.com/office/officeart/2005/8/layout/list1"/>
+    <dgm:cxn modelId="{BC6A7C46-FAEE-B241-B530-60F9501657BF}" type="presParOf" srcId="{644AC082-E1AD-394B-A646-26634427701F}" destId="{E3B61302-C943-FF4E-9DCF-5E47489CD875}" srcOrd="23" destOrd="0" presId="urn:microsoft.com/office/officeart/2005/8/layout/list1"/>
+    <dgm:cxn modelId="{B3809C29-AB7F-F34F-A356-D1DD03DA39C4}" type="presParOf" srcId="{644AC082-E1AD-394B-A646-26634427701F}" destId="{19E190B8-A56C-084D-AD21-E7A118F3E378}" srcOrd="24" destOrd="0" presId="urn:microsoft.com/office/officeart/2005/8/layout/list1"/>
+    <dgm:cxn modelId="{D1C0E7EB-712E-B843-BE96-4BF0A048BBF4}" type="presParOf" srcId="{19E190B8-A56C-084D-AD21-E7A118F3E378}" destId="{B4885242-E5E9-2444-8CB5-E71B2B03023C}" srcOrd="0" destOrd="0" presId="urn:microsoft.com/office/officeart/2005/8/layout/list1"/>
+    <dgm:cxn modelId="{08AC8E42-ACDC-5241-BE9B-4FC1862D77C3}" type="presParOf" srcId="{19E190B8-A56C-084D-AD21-E7A118F3E378}" destId="{6368BC92-0BCC-3F40-A928-EEF59EABC318}" srcOrd="1" destOrd="0" presId="urn:microsoft.com/office/officeart/2005/8/layout/list1"/>
+    <dgm:cxn modelId="{7B88F7E8-27C3-4A42-9A71-92D337ACEECE}" type="presParOf" srcId="{644AC082-E1AD-394B-A646-26634427701F}" destId="{0F22E60E-48D5-F242-B54A-EB40B0200504}" srcOrd="25" destOrd="0" presId="urn:microsoft.com/office/officeart/2005/8/layout/list1"/>
+    <dgm:cxn modelId="{D36BDF7D-FC40-C942-A9D2-723261634811}" type="presParOf" srcId="{644AC082-E1AD-394B-A646-26634427701F}" destId="{3973CA36-1446-6A4C-B26A-182FAEDDB9F7}" srcOrd="26" destOrd="0" presId="urn:microsoft.com/office/officeart/2005/8/layout/list1"/>
+    <dgm:cxn modelId="{15059CB1-3CF8-2748-87E1-F78B28BBE3F8}" type="presParOf" srcId="{644AC082-E1AD-394B-A646-26634427701F}" destId="{F9CBFDED-A484-5440-9A49-71B691AC9A22}" srcOrd="27" destOrd="0" presId="urn:microsoft.com/office/officeart/2005/8/layout/list1"/>
+    <dgm:cxn modelId="{AA2C91FE-5081-9840-94C6-54BC7BC52C43}" type="presParOf" srcId="{644AC082-E1AD-394B-A646-26634427701F}" destId="{4A1A8CE1-169B-4B44-8E41-DCB392B99E3A}" srcOrd="28" destOrd="0" presId="urn:microsoft.com/office/officeart/2005/8/layout/list1"/>
+    <dgm:cxn modelId="{E84FA665-14FC-5F42-96DD-BF58384306D7}" type="presParOf" srcId="{4A1A8CE1-169B-4B44-8E41-DCB392B99E3A}" destId="{4155E598-50D7-0440-AA5F-72DAB7DC1526}" srcOrd="0" destOrd="0" presId="urn:microsoft.com/office/officeart/2005/8/layout/list1"/>
+    <dgm:cxn modelId="{73A2E8A8-52C8-AA4B-A2D4-400C19E4EF75}" type="presParOf" srcId="{4A1A8CE1-169B-4B44-8E41-DCB392B99E3A}" destId="{186F6014-E3C2-434E-8427-25D1D2F03AE0}" srcOrd="1" destOrd="0" presId="urn:microsoft.com/office/officeart/2005/8/layout/list1"/>
+    <dgm:cxn modelId="{A6B0E19F-2927-2F4C-B4A2-08B84738BE1A}" type="presParOf" srcId="{644AC082-E1AD-394B-A646-26634427701F}" destId="{A7B779A5-1057-2341-B650-F409BDDEA48A}" srcOrd="29" destOrd="0" presId="urn:microsoft.com/office/officeart/2005/8/layout/list1"/>
+    <dgm:cxn modelId="{2318D032-3CCB-D045-A3FB-4FE959338545}" type="presParOf" srcId="{644AC082-E1AD-394B-A646-26634427701F}" destId="{C0A91DF4-E35F-554D-AA4A-DD5B30585622}" srcOrd="30" destOrd="0" presId="urn:microsoft.com/office/officeart/2005/8/layout/list1"/>
+    <dgm:cxn modelId="{E2599CE8-5CD6-E142-85DE-722E6725E9B5}" type="presParOf" srcId="{644AC082-E1AD-394B-A646-26634427701F}" destId="{4B464AD3-3021-7142-B71D-71E5FC70B2CF}" srcOrd="31" destOrd="0" presId="urn:microsoft.com/office/officeart/2005/8/layout/list1"/>
+    <dgm:cxn modelId="{72B86125-23E1-7042-85E3-B23071FA3586}" type="presParOf" srcId="{644AC082-E1AD-394B-A646-26634427701F}" destId="{7FF3A20C-6476-FB47-9493-0BDF94BD1E90}" srcOrd="32" destOrd="0" presId="urn:microsoft.com/office/officeart/2005/8/layout/list1"/>
+    <dgm:cxn modelId="{06BE39E2-935C-7746-B0FE-39526B4F13C2}" type="presParOf" srcId="{7FF3A20C-6476-FB47-9493-0BDF94BD1E90}" destId="{A6492BBD-0A64-A747-9A3E-5F22FF4A9603}" srcOrd="0" destOrd="0" presId="urn:microsoft.com/office/officeart/2005/8/layout/list1"/>
+    <dgm:cxn modelId="{CB4F7748-0097-E34D-B0CA-7067F0902AF6}" type="presParOf" srcId="{7FF3A20C-6476-FB47-9493-0BDF94BD1E90}" destId="{53C08F57-C17F-5941-859D-AF63EBB16D67}" srcOrd="1" destOrd="0" presId="urn:microsoft.com/office/officeart/2005/8/layout/list1"/>
+    <dgm:cxn modelId="{CC5F5FBC-CF2C-5243-900B-F4B43AADB5DC}" type="presParOf" srcId="{644AC082-E1AD-394B-A646-26634427701F}" destId="{B452FB9C-120E-F644-AC84-E0B4440CB522}" srcOrd="33" destOrd="0" presId="urn:microsoft.com/office/officeart/2005/8/layout/list1"/>
+    <dgm:cxn modelId="{134EF665-2535-0E4D-99FA-7B389FB8E07E}" type="presParOf" srcId="{644AC082-E1AD-394B-A646-26634427701F}" destId="{6279B7C7-4B45-D64E-B633-D05B9318B864}" srcOrd="34" destOrd="0" presId="urn:microsoft.com/office/officeart/2005/8/layout/list1"/>
+    <dgm:cxn modelId="{67B11CD8-80FE-4944-9120-724654E3996C}" type="presParOf" srcId="{644AC082-E1AD-394B-A646-26634427701F}" destId="{B25FF577-DC97-7848-92DA-BC9C58A890E8}" srcOrd="35" destOrd="0" presId="urn:microsoft.com/office/officeart/2005/8/layout/list1"/>
+    <dgm:cxn modelId="{83DC7118-17C6-2F49-BBD4-E180F0A0C833}" type="presParOf" srcId="{644AC082-E1AD-394B-A646-26634427701F}" destId="{9FCEF5FC-9A62-B94C-8186-8E69198F7E20}" srcOrd="36" destOrd="0" presId="urn:microsoft.com/office/officeart/2005/8/layout/list1"/>
+    <dgm:cxn modelId="{64F3B95C-9342-2F44-AB0C-A5ADE9B06BF7}" type="presParOf" srcId="{9FCEF5FC-9A62-B94C-8186-8E69198F7E20}" destId="{D6AC8247-4B98-DD42-8B54-BFB8EC6AF7F4}" srcOrd="0" destOrd="0" presId="urn:microsoft.com/office/officeart/2005/8/layout/list1"/>
+    <dgm:cxn modelId="{7D4BB177-FD1D-F846-A9D0-A23482AD6BE7}" type="presParOf" srcId="{9FCEF5FC-9A62-B94C-8186-8E69198F7E20}" destId="{22648AF2-2B18-CB4B-9BC9-04EF66E1388E}" srcOrd="1" destOrd="0" presId="urn:microsoft.com/office/officeart/2005/8/layout/list1"/>
+    <dgm:cxn modelId="{A653F873-4E5D-3346-A53F-7A49DA2785D6}" type="presParOf" srcId="{644AC082-E1AD-394B-A646-26634427701F}" destId="{0D61F0CC-F286-284B-BF53-97E45E067950}" srcOrd="37" destOrd="0" presId="urn:microsoft.com/office/officeart/2005/8/layout/list1"/>
+    <dgm:cxn modelId="{1BCD53BF-F910-E649-9E9E-7ABB367F9BB5}" type="presParOf" srcId="{644AC082-E1AD-394B-A646-26634427701F}" destId="{A80EF32A-FF46-D142-A823-82DE8CAA4C41}" srcOrd="38" destOrd="0" presId="urn:microsoft.com/office/officeart/2005/8/layout/list1"/>
+  </dgm:cxnLst>
+  <dgm:bg/>
+  <dgm:whole/>
+  <dgm:extLst>
+    <a:ext uri="http://schemas.microsoft.com/office/drawing/2008/diagram">
+      <dsp:dataModelExt xmlns:dsp="http://schemas.microsoft.com/office/drawing/2008/diagram" relId="rId24" minVer="http://schemas.openxmlformats.org/drawingml/2006/diagram"/>
+    </a:ext>
+  </dgm:extLst>
+</dgm:dataModel>
+</file>
+
 <file path=word/diagrams/drawing1.xml><?xml version="1.0" encoding="utf-8"?>
 <dsp:drawing xmlns:dgm="http://schemas.openxmlformats.org/drawingml/2006/diagram" xmlns:dsp="http://schemas.microsoft.com/office/drawing/2008/diagram" xmlns:a="http://schemas.openxmlformats.org/drawingml/2006/main">
   <dsp:spTree>
@@ -13600,6 +15872,1558 @@
       <dsp:txXfrm>
         <a:off x="5043870" y="2326290"/>
         <a:ext cx="1122998" cy="1218533"/>
+      </dsp:txXfrm>
+    </dsp:sp>
+  </dsp:spTree>
+</dsp:drawing>
+</file>
+
+<file path=word/diagrams/drawing3.xml><?xml version="1.0" encoding="utf-8"?>
+<dsp:drawing xmlns:dgm="http://schemas.openxmlformats.org/drawingml/2006/diagram" xmlns:dsp="http://schemas.microsoft.com/office/drawing/2008/diagram" xmlns:a="http://schemas.openxmlformats.org/drawingml/2006/main">
+  <dsp:spTree>
+    <dsp:nvGrpSpPr>
+      <dsp:cNvPr id="0" name=""/>
+      <dsp:cNvGrpSpPr/>
+    </dsp:nvGrpSpPr>
+    <dsp:grpSpPr/>
+    <dsp:sp modelId="{041D0631-AB62-294D-B8BA-957D02EE60D5}">
+      <dsp:nvSpPr>
+        <dsp:cNvPr id="0" name=""/>
+        <dsp:cNvSpPr/>
+      </dsp:nvSpPr>
+      <dsp:spPr>
+        <a:xfrm>
+          <a:off x="0" y="235559"/>
+          <a:ext cx="6239066" cy="378000"/>
+        </a:xfrm>
+        <a:prstGeom prst="rect">
+          <a:avLst/>
+        </a:prstGeom>
+        <a:solidFill>
+          <a:schemeClr val="lt1">
+            <a:alpha val="90000"/>
+            <a:hueOff val="0"/>
+            <a:satOff val="0"/>
+            <a:lumOff val="0"/>
+            <a:alphaOff val="0"/>
+          </a:schemeClr>
+        </a:solidFill>
+        <a:ln w="12700" cap="flat" cmpd="sng" algn="ctr">
+          <a:solidFill>
+            <a:schemeClr val="accent2">
+              <a:hueOff val="0"/>
+              <a:satOff val="0"/>
+              <a:lumOff val="0"/>
+              <a:alphaOff val="0"/>
+            </a:schemeClr>
+          </a:solidFill>
+          <a:prstDash val="solid"/>
+          <a:miter lim="800000"/>
+        </a:ln>
+        <a:effectLst/>
+      </dsp:spPr>
+      <dsp:style>
+        <a:lnRef idx="1">
+          <a:scrgbClr r="0" g="0" b="0"/>
+        </a:lnRef>
+        <a:fillRef idx="1">
+          <a:scrgbClr r="0" g="0" b="0"/>
+        </a:fillRef>
+        <a:effectRef idx="2">
+          <a:scrgbClr r="0" g="0" b="0"/>
+        </a:effectRef>
+        <a:fontRef idx="minor"/>
+      </dsp:style>
+    </dsp:sp>
+    <dsp:sp modelId="{D5098B8C-D277-FB49-A50F-26361B0C9CE4}">
+      <dsp:nvSpPr>
+        <dsp:cNvPr id="0" name=""/>
+        <dsp:cNvSpPr/>
+      </dsp:nvSpPr>
+      <dsp:spPr>
+        <a:xfrm>
+          <a:off x="311953" y="14159"/>
+          <a:ext cx="4367346" cy="442800"/>
+        </a:xfrm>
+        <a:prstGeom prst="roundRect">
+          <a:avLst/>
+        </a:prstGeom>
+        <a:gradFill rotWithShape="0">
+          <a:gsLst>
+            <a:gs pos="0">
+              <a:schemeClr val="accent2">
+                <a:hueOff val="0"/>
+                <a:satOff val="0"/>
+                <a:lumOff val="0"/>
+                <a:alphaOff val="0"/>
+                <a:satMod val="103000"/>
+                <a:lumMod val="102000"/>
+                <a:tint val="94000"/>
+              </a:schemeClr>
+            </a:gs>
+            <a:gs pos="50000">
+              <a:schemeClr val="accent2">
+                <a:hueOff val="0"/>
+                <a:satOff val="0"/>
+                <a:lumOff val="0"/>
+                <a:alphaOff val="0"/>
+                <a:satMod val="110000"/>
+                <a:lumMod val="100000"/>
+                <a:shade val="100000"/>
+              </a:schemeClr>
+            </a:gs>
+            <a:gs pos="100000">
+              <a:schemeClr val="accent2">
+                <a:hueOff val="0"/>
+                <a:satOff val="0"/>
+                <a:lumOff val="0"/>
+                <a:alphaOff val="0"/>
+                <a:lumMod val="99000"/>
+                <a:satMod val="120000"/>
+                <a:shade val="78000"/>
+              </a:schemeClr>
+            </a:gs>
+          </a:gsLst>
+          <a:lin ang="5400000" scaled="0"/>
+        </a:gradFill>
+        <a:ln>
+          <a:noFill/>
+        </a:ln>
+        <a:effectLst>
+          <a:outerShdw blurRad="57150" dist="19050" dir="5400000" algn="ctr" rotWithShape="0">
+            <a:srgbClr val="000000">
+              <a:alpha val="63000"/>
+            </a:srgbClr>
+          </a:outerShdw>
+        </a:effectLst>
+      </dsp:spPr>
+      <dsp:style>
+        <a:lnRef idx="0">
+          <a:scrgbClr r="0" g="0" b="0"/>
+        </a:lnRef>
+        <a:fillRef idx="3">
+          <a:scrgbClr r="0" g="0" b="0"/>
+        </a:fillRef>
+        <a:effectRef idx="3">
+          <a:scrgbClr r="0" g="0" b="0"/>
+        </a:effectRef>
+        <a:fontRef idx="minor">
+          <a:schemeClr val="lt1"/>
+        </a:fontRef>
+      </dsp:style>
+      <dsp:txBody>
+        <a:bodyPr spcFirstLastPara="0" vert="horz" wrap="square" lIns="165075" tIns="0" rIns="165075" bIns="0" numCol="1" spcCol="1270" anchor="ctr" anchorCtr="0">
+          <a:noAutofit/>
+        </a:bodyPr>
+        <a:lstStyle/>
+        <a:p>
+          <a:pPr marL="0" lvl="0" indent="0" algn="l" defTabSz="666750">
+            <a:lnSpc>
+              <a:spcPct val="90000"/>
+            </a:lnSpc>
+            <a:spcBef>
+              <a:spcPct val="0"/>
+            </a:spcBef>
+            <a:spcAft>
+              <a:spcPct val="35000"/>
+            </a:spcAft>
+            <a:buNone/>
+          </a:pPr>
+          <a:r>
+            <a:rPr lang="en-US" sz="1500" kern="1200"/>
+            <a:t>Weight Sensor Malfunction</a:t>
+          </a:r>
+        </a:p>
+      </dsp:txBody>
+      <dsp:txXfrm>
+        <a:off x="333569" y="35775"/>
+        <a:ext cx="4324114" cy="399568"/>
+      </dsp:txXfrm>
+    </dsp:sp>
+    <dsp:sp modelId="{7FBC4274-2026-8B4E-A785-B593E59D9C31}">
+      <dsp:nvSpPr>
+        <dsp:cNvPr id="0" name=""/>
+        <dsp:cNvSpPr/>
+      </dsp:nvSpPr>
+      <dsp:spPr>
+        <a:xfrm>
+          <a:off x="0" y="915959"/>
+          <a:ext cx="6239066" cy="378000"/>
+        </a:xfrm>
+        <a:prstGeom prst="rect">
+          <a:avLst/>
+        </a:prstGeom>
+        <a:solidFill>
+          <a:schemeClr val="lt1">
+            <a:alpha val="90000"/>
+            <a:hueOff val="0"/>
+            <a:satOff val="0"/>
+            <a:lumOff val="0"/>
+            <a:alphaOff val="0"/>
+          </a:schemeClr>
+        </a:solidFill>
+        <a:ln w="12700" cap="flat" cmpd="sng" algn="ctr">
+          <a:solidFill>
+            <a:schemeClr val="accent2">
+              <a:hueOff val="715957"/>
+              <a:satOff val="-2055"/>
+              <a:lumOff val="-3290"/>
+              <a:alphaOff val="0"/>
+            </a:schemeClr>
+          </a:solidFill>
+          <a:prstDash val="solid"/>
+          <a:miter lim="800000"/>
+        </a:ln>
+        <a:effectLst/>
+      </dsp:spPr>
+      <dsp:style>
+        <a:lnRef idx="1">
+          <a:scrgbClr r="0" g="0" b="0"/>
+        </a:lnRef>
+        <a:fillRef idx="1">
+          <a:scrgbClr r="0" g="0" b="0"/>
+        </a:fillRef>
+        <a:effectRef idx="2">
+          <a:scrgbClr r="0" g="0" b="0"/>
+        </a:effectRef>
+        <a:fontRef idx="minor"/>
+      </dsp:style>
+    </dsp:sp>
+    <dsp:sp modelId="{2DEBE3BC-B599-EE4D-AB39-C75E450306D8}">
+      <dsp:nvSpPr>
+        <dsp:cNvPr id="0" name=""/>
+        <dsp:cNvSpPr/>
+      </dsp:nvSpPr>
+      <dsp:spPr>
+        <a:xfrm>
+          <a:off x="311953" y="694559"/>
+          <a:ext cx="4367346" cy="442800"/>
+        </a:xfrm>
+        <a:prstGeom prst="roundRect">
+          <a:avLst/>
+        </a:prstGeom>
+        <a:gradFill rotWithShape="0">
+          <a:gsLst>
+            <a:gs pos="0">
+              <a:schemeClr val="accent2">
+                <a:hueOff val="715957"/>
+                <a:satOff val="-2055"/>
+                <a:lumOff val="-3290"/>
+                <a:alphaOff val="0"/>
+                <a:satMod val="103000"/>
+                <a:lumMod val="102000"/>
+                <a:tint val="94000"/>
+              </a:schemeClr>
+            </a:gs>
+            <a:gs pos="50000">
+              <a:schemeClr val="accent2">
+                <a:hueOff val="715957"/>
+                <a:satOff val="-2055"/>
+                <a:lumOff val="-3290"/>
+                <a:alphaOff val="0"/>
+                <a:satMod val="110000"/>
+                <a:lumMod val="100000"/>
+                <a:shade val="100000"/>
+              </a:schemeClr>
+            </a:gs>
+            <a:gs pos="100000">
+              <a:schemeClr val="accent2">
+                <a:hueOff val="715957"/>
+                <a:satOff val="-2055"/>
+                <a:lumOff val="-3290"/>
+                <a:alphaOff val="0"/>
+                <a:lumMod val="99000"/>
+                <a:satMod val="120000"/>
+                <a:shade val="78000"/>
+              </a:schemeClr>
+            </a:gs>
+          </a:gsLst>
+          <a:lin ang="5400000" scaled="0"/>
+        </a:gradFill>
+        <a:ln>
+          <a:noFill/>
+        </a:ln>
+        <a:effectLst>
+          <a:outerShdw blurRad="57150" dist="19050" dir="5400000" algn="ctr" rotWithShape="0">
+            <a:srgbClr val="000000">
+              <a:alpha val="63000"/>
+            </a:srgbClr>
+          </a:outerShdw>
+        </a:effectLst>
+      </dsp:spPr>
+      <dsp:style>
+        <a:lnRef idx="0">
+          <a:scrgbClr r="0" g="0" b="0"/>
+        </a:lnRef>
+        <a:fillRef idx="3">
+          <a:scrgbClr r="0" g="0" b="0"/>
+        </a:fillRef>
+        <a:effectRef idx="3">
+          <a:scrgbClr r="0" g="0" b="0"/>
+        </a:effectRef>
+        <a:fontRef idx="minor">
+          <a:schemeClr val="lt1"/>
+        </a:fontRef>
+      </dsp:style>
+      <dsp:txBody>
+        <a:bodyPr spcFirstLastPara="0" vert="horz" wrap="square" lIns="165075" tIns="0" rIns="165075" bIns="0" numCol="1" spcCol="1270" anchor="ctr" anchorCtr="0">
+          <a:noAutofit/>
+        </a:bodyPr>
+        <a:lstStyle/>
+        <a:p>
+          <a:pPr marL="0" lvl="0" indent="0" algn="l" defTabSz="666750">
+            <a:lnSpc>
+              <a:spcPct val="90000"/>
+            </a:lnSpc>
+            <a:spcBef>
+              <a:spcPct val="0"/>
+            </a:spcBef>
+            <a:spcAft>
+              <a:spcPct val="35000"/>
+            </a:spcAft>
+            <a:buNone/>
+          </a:pPr>
+          <a:r>
+            <a:rPr lang="en-US" sz="1500" kern="1200"/>
+            <a:t>App Stops Working</a:t>
+          </a:r>
+        </a:p>
+      </dsp:txBody>
+      <dsp:txXfrm>
+        <a:off x="333569" y="716175"/>
+        <a:ext cx="4324114" cy="399568"/>
+      </dsp:txXfrm>
+    </dsp:sp>
+    <dsp:sp modelId="{6CE19623-A527-9B47-9E79-1E3FA80FECB7}">
+      <dsp:nvSpPr>
+        <dsp:cNvPr id="0" name=""/>
+        <dsp:cNvSpPr/>
+      </dsp:nvSpPr>
+      <dsp:spPr>
+        <a:xfrm>
+          <a:off x="0" y="1596359"/>
+          <a:ext cx="6239066" cy="378000"/>
+        </a:xfrm>
+        <a:prstGeom prst="rect">
+          <a:avLst/>
+        </a:prstGeom>
+        <a:solidFill>
+          <a:schemeClr val="lt1">
+            <a:alpha val="90000"/>
+            <a:hueOff val="0"/>
+            <a:satOff val="0"/>
+            <a:lumOff val="0"/>
+            <a:alphaOff val="0"/>
+          </a:schemeClr>
+        </a:solidFill>
+        <a:ln w="12700" cap="flat" cmpd="sng" algn="ctr">
+          <a:solidFill>
+            <a:schemeClr val="accent2">
+              <a:hueOff val="1431914"/>
+              <a:satOff val="-4110"/>
+              <a:lumOff val="-6580"/>
+              <a:alphaOff val="0"/>
+            </a:schemeClr>
+          </a:solidFill>
+          <a:prstDash val="solid"/>
+          <a:miter lim="800000"/>
+        </a:ln>
+        <a:effectLst/>
+      </dsp:spPr>
+      <dsp:style>
+        <a:lnRef idx="1">
+          <a:scrgbClr r="0" g="0" b="0"/>
+        </a:lnRef>
+        <a:fillRef idx="1">
+          <a:scrgbClr r="0" g="0" b="0"/>
+        </a:fillRef>
+        <a:effectRef idx="2">
+          <a:scrgbClr r="0" g="0" b="0"/>
+        </a:effectRef>
+        <a:fontRef idx="minor"/>
+      </dsp:style>
+    </dsp:sp>
+    <dsp:sp modelId="{7E93F0FC-D49C-9B44-80BB-7AB1077FC4A5}">
+      <dsp:nvSpPr>
+        <dsp:cNvPr id="0" name=""/>
+        <dsp:cNvSpPr/>
+      </dsp:nvSpPr>
+      <dsp:spPr>
+        <a:xfrm>
+          <a:off x="311953" y="1374959"/>
+          <a:ext cx="4367346" cy="442800"/>
+        </a:xfrm>
+        <a:prstGeom prst="roundRect">
+          <a:avLst/>
+        </a:prstGeom>
+        <a:gradFill rotWithShape="0">
+          <a:gsLst>
+            <a:gs pos="0">
+              <a:schemeClr val="accent2">
+                <a:hueOff val="1431914"/>
+                <a:satOff val="-4110"/>
+                <a:lumOff val="-6580"/>
+                <a:alphaOff val="0"/>
+                <a:satMod val="103000"/>
+                <a:lumMod val="102000"/>
+                <a:tint val="94000"/>
+              </a:schemeClr>
+            </a:gs>
+            <a:gs pos="50000">
+              <a:schemeClr val="accent2">
+                <a:hueOff val="1431914"/>
+                <a:satOff val="-4110"/>
+                <a:lumOff val="-6580"/>
+                <a:alphaOff val="0"/>
+                <a:satMod val="110000"/>
+                <a:lumMod val="100000"/>
+                <a:shade val="100000"/>
+              </a:schemeClr>
+            </a:gs>
+            <a:gs pos="100000">
+              <a:schemeClr val="accent2">
+                <a:hueOff val="1431914"/>
+                <a:satOff val="-4110"/>
+                <a:lumOff val="-6580"/>
+                <a:alphaOff val="0"/>
+                <a:lumMod val="99000"/>
+                <a:satMod val="120000"/>
+                <a:shade val="78000"/>
+              </a:schemeClr>
+            </a:gs>
+          </a:gsLst>
+          <a:lin ang="5400000" scaled="0"/>
+        </a:gradFill>
+        <a:ln>
+          <a:noFill/>
+        </a:ln>
+        <a:effectLst>
+          <a:outerShdw blurRad="57150" dist="19050" dir="5400000" algn="ctr" rotWithShape="0">
+            <a:srgbClr val="000000">
+              <a:alpha val="63000"/>
+            </a:srgbClr>
+          </a:outerShdw>
+        </a:effectLst>
+      </dsp:spPr>
+      <dsp:style>
+        <a:lnRef idx="0">
+          <a:scrgbClr r="0" g="0" b="0"/>
+        </a:lnRef>
+        <a:fillRef idx="3">
+          <a:scrgbClr r="0" g="0" b="0"/>
+        </a:fillRef>
+        <a:effectRef idx="3">
+          <a:scrgbClr r="0" g="0" b="0"/>
+        </a:effectRef>
+        <a:fontRef idx="minor">
+          <a:schemeClr val="lt1"/>
+        </a:fontRef>
+      </dsp:style>
+      <dsp:txBody>
+        <a:bodyPr spcFirstLastPara="0" vert="horz" wrap="square" lIns="165075" tIns="0" rIns="165075" bIns="0" numCol="1" spcCol="1270" anchor="ctr" anchorCtr="0">
+          <a:noAutofit/>
+        </a:bodyPr>
+        <a:lstStyle/>
+        <a:p>
+          <a:pPr marL="0" lvl="0" indent="0" algn="l" defTabSz="666750">
+            <a:lnSpc>
+              <a:spcPct val="90000"/>
+            </a:lnSpc>
+            <a:spcBef>
+              <a:spcPct val="0"/>
+            </a:spcBef>
+            <a:spcAft>
+              <a:spcPct val="35000"/>
+            </a:spcAft>
+            <a:buNone/>
+          </a:pPr>
+          <a:r>
+            <a:rPr lang="en-US" sz="1500" kern="1200"/>
+            <a:t>Server Errors</a:t>
+          </a:r>
+        </a:p>
+      </dsp:txBody>
+      <dsp:txXfrm>
+        <a:off x="333569" y="1396575"/>
+        <a:ext cx="4324114" cy="399568"/>
+      </dsp:txXfrm>
+    </dsp:sp>
+    <dsp:sp modelId="{E1CE884E-D6DE-E849-9C6A-38AB5535E66A}">
+      <dsp:nvSpPr>
+        <dsp:cNvPr id="0" name=""/>
+        <dsp:cNvSpPr/>
+      </dsp:nvSpPr>
+      <dsp:spPr>
+        <a:xfrm>
+          <a:off x="0" y="2276760"/>
+          <a:ext cx="6239066" cy="378000"/>
+        </a:xfrm>
+        <a:prstGeom prst="rect">
+          <a:avLst/>
+        </a:prstGeom>
+        <a:solidFill>
+          <a:schemeClr val="lt1">
+            <a:alpha val="90000"/>
+            <a:hueOff val="0"/>
+            <a:satOff val="0"/>
+            <a:lumOff val="0"/>
+            <a:alphaOff val="0"/>
+          </a:schemeClr>
+        </a:solidFill>
+        <a:ln w="12700" cap="flat" cmpd="sng" algn="ctr">
+          <a:solidFill>
+            <a:schemeClr val="accent2">
+              <a:hueOff val="2147871"/>
+              <a:satOff val="-6164"/>
+              <a:lumOff val="-9870"/>
+              <a:alphaOff val="0"/>
+            </a:schemeClr>
+          </a:solidFill>
+          <a:prstDash val="solid"/>
+          <a:miter lim="800000"/>
+        </a:ln>
+        <a:effectLst/>
+      </dsp:spPr>
+      <dsp:style>
+        <a:lnRef idx="1">
+          <a:scrgbClr r="0" g="0" b="0"/>
+        </a:lnRef>
+        <a:fillRef idx="1">
+          <a:scrgbClr r="0" g="0" b="0"/>
+        </a:fillRef>
+        <a:effectRef idx="2">
+          <a:scrgbClr r="0" g="0" b="0"/>
+        </a:effectRef>
+        <a:fontRef idx="minor"/>
+      </dsp:style>
+    </dsp:sp>
+    <dsp:sp modelId="{E4025727-8EB3-7847-8584-D09CB27650DE}">
+      <dsp:nvSpPr>
+        <dsp:cNvPr id="0" name=""/>
+        <dsp:cNvSpPr/>
+      </dsp:nvSpPr>
+      <dsp:spPr>
+        <a:xfrm>
+          <a:off x="311953" y="2055359"/>
+          <a:ext cx="4367346" cy="442800"/>
+        </a:xfrm>
+        <a:prstGeom prst="roundRect">
+          <a:avLst/>
+        </a:prstGeom>
+        <a:gradFill rotWithShape="0">
+          <a:gsLst>
+            <a:gs pos="0">
+              <a:schemeClr val="accent2">
+                <a:hueOff val="2147871"/>
+                <a:satOff val="-6164"/>
+                <a:lumOff val="-9870"/>
+                <a:alphaOff val="0"/>
+                <a:satMod val="103000"/>
+                <a:lumMod val="102000"/>
+                <a:tint val="94000"/>
+              </a:schemeClr>
+            </a:gs>
+            <a:gs pos="50000">
+              <a:schemeClr val="accent2">
+                <a:hueOff val="2147871"/>
+                <a:satOff val="-6164"/>
+                <a:lumOff val="-9870"/>
+                <a:alphaOff val="0"/>
+                <a:satMod val="110000"/>
+                <a:lumMod val="100000"/>
+                <a:shade val="100000"/>
+              </a:schemeClr>
+            </a:gs>
+            <a:gs pos="100000">
+              <a:schemeClr val="accent2">
+                <a:hueOff val="2147871"/>
+                <a:satOff val="-6164"/>
+                <a:lumOff val="-9870"/>
+                <a:alphaOff val="0"/>
+                <a:lumMod val="99000"/>
+                <a:satMod val="120000"/>
+                <a:shade val="78000"/>
+              </a:schemeClr>
+            </a:gs>
+          </a:gsLst>
+          <a:lin ang="5400000" scaled="0"/>
+        </a:gradFill>
+        <a:ln>
+          <a:noFill/>
+        </a:ln>
+        <a:effectLst>
+          <a:outerShdw blurRad="57150" dist="19050" dir="5400000" algn="ctr" rotWithShape="0">
+            <a:srgbClr val="000000">
+              <a:alpha val="63000"/>
+            </a:srgbClr>
+          </a:outerShdw>
+        </a:effectLst>
+      </dsp:spPr>
+      <dsp:style>
+        <a:lnRef idx="0">
+          <a:scrgbClr r="0" g="0" b="0"/>
+        </a:lnRef>
+        <a:fillRef idx="3">
+          <a:scrgbClr r="0" g="0" b="0"/>
+        </a:fillRef>
+        <a:effectRef idx="3">
+          <a:scrgbClr r="0" g="0" b="0"/>
+        </a:effectRef>
+        <a:fontRef idx="minor">
+          <a:schemeClr val="lt1"/>
+        </a:fontRef>
+      </dsp:style>
+      <dsp:txBody>
+        <a:bodyPr spcFirstLastPara="0" vert="horz" wrap="square" lIns="165075" tIns="0" rIns="165075" bIns="0" numCol="1" spcCol="1270" anchor="ctr" anchorCtr="0">
+          <a:noAutofit/>
+        </a:bodyPr>
+        <a:lstStyle/>
+        <a:p>
+          <a:pPr marL="0" lvl="0" indent="0" algn="l" defTabSz="666750">
+            <a:lnSpc>
+              <a:spcPct val="90000"/>
+            </a:lnSpc>
+            <a:spcBef>
+              <a:spcPct val="0"/>
+            </a:spcBef>
+            <a:spcAft>
+              <a:spcPct val="35000"/>
+            </a:spcAft>
+            <a:buNone/>
+          </a:pPr>
+          <a:r>
+            <a:rPr lang="en-US" sz="1500" kern="1200"/>
+            <a:t>Payment Failures</a:t>
+          </a:r>
+        </a:p>
+      </dsp:txBody>
+      <dsp:txXfrm>
+        <a:off x="333569" y="2076975"/>
+        <a:ext cx="4324114" cy="399568"/>
+      </dsp:txXfrm>
+    </dsp:sp>
+    <dsp:sp modelId="{CFB70253-77F9-3543-B80E-03D64DDF0B3B}">
+      <dsp:nvSpPr>
+        <dsp:cNvPr id="0" name=""/>
+        <dsp:cNvSpPr/>
+      </dsp:nvSpPr>
+      <dsp:spPr>
+        <a:xfrm>
+          <a:off x="0" y="2957160"/>
+          <a:ext cx="6239066" cy="378000"/>
+        </a:xfrm>
+        <a:prstGeom prst="rect">
+          <a:avLst/>
+        </a:prstGeom>
+        <a:solidFill>
+          <a:schemeClr val="lt1">
+            <a:alpha val="90000"/>
+            <a:hueOff val="0"/>
+            <a:satOff val="0"/>
+            <a:lumOff val="0"/>
+            <a:alphaOff val="0"/>
+          </a:schemeClr>
+        </a:solidFill>
+        <a:ln w="12700" cap="flat" cmpd="sng" algn="ctr">
+          <a:solidFill>
+            <a:schemeClr val="accent2">
+              <a:hueOff val="2863828"/>
+              <a:satOff val="-8219"/>
+              <a:lumOff val="-13160"/>
+              <a:alphaOff val="0"/>
+            </a:schemeClr>
+          </a:solidFill>
+          <a:prstDash val="solid"/>
+          <a:miter lim="800000"/>
+        </a:ln>
+        <a:effectLst/>
+      </dsp:spPr>
+      <dsp:style>
+        <a:lnRef idx="1">
+          <a:scrgbClr r="0" g="0" b="0"/>
+        </a:lnRef>
+        <a:fillRef idx="1">
+          <a:scrgbClr r="0" g="0" b="0"/>
+        </a:fillRef>
+        <a:effectRef idx="2">
+          <a:scrgbClr r="0" g="0" b="0"/>
+        </a:effectRef>
+        <a:fontRef idx="minor"/>
+      </dsp:style>
+    </dsp:sp>
+    <dsp:sp modelId="{D4FD5C25-1FBD-BB45-9F98-770C3B6C67BD}">
+      <dsp:nvSpPr>
+        <dsp:cNvPr id="0" name=""/>
+        <dsp:cNvSpPr/>
+      </dsp:nvSpPr>
+      <dsp:spPr>
+        <a:xfrm>
+          <a:off x="311953" y="2735760"/>
+          <a:ext cx="4367346" cy="442800"/>
+        </a:xfrm>
+        <a:prstGeom prst="roundRect">
+          <a:avLst/>
+        </a:prstGeom>
+        <a:gradFill rotWithShape="0">
+          <a:gsLst>
+            <a:gs pos="0">
+              <a:schemeClr val="accent2">
+                <a:hueOff val="2863828"/>
+                <a:satOff val="-8219"/>
+                <a:lumOff val="-13160"/>
+                <a:alphaOff val="0"/>
+                <a:satMod val="103000"/>
+                <a:lumMod val="102000"/>
+                <a:tint val="94000"/>
+              </a:schemeClr>
+            </a:gs>
+            <a:gs pos="50000">
+              <a:schemeClr val="accent2">
+                <a:hueOff val="2863828"/>
+                <a:satOff val="-8219"/>
+                <a:lumOff val="-13160"/>
+                <a:alphaOff val="0"/>
+                <a:satMod val="110000"/>
+                <a:lumMod val="100000"/>
+                <a:shade val="100000"/>
+              </a:schemeClr>
+            </a:gs>
+            <a:gs pos="100000">
+              <a:schemeClr val="accent2">
+                <a:hueOff val="2863828"/>
+                <a:satOff val="-8219"/>
+                <a:lumOff val="-13160"/>
+                <a:alphaOff val="0"/>
+                <a:lumMod val="99000"/>
+                <a:satMod val="120000"/>
+                <a:shade val="78000"/>
+              </a:schemeClr>
+            </a:gs>
+          </a:gsLst>
+          <a:lin ang="5400000" scaled="0"/>
+        </a:gradFill>
+        <a:ln>
+          <a:noFill/>
+        </a:ln>
+        <a:effectLst>
+          <a:outerShdw blurRad="57150" dist="19050" dir="5400000" algn="ctr" rotWithShape="0">
+            <a:srgbClr val="000000">
+              <a:alpha val="63000"/>
+            </a:srgbClr>
+          </a:outerShdw>
+        </a:effectLst>
+      </dsp:spPr>
+      <dsp:style>
+        <a:lnRef idx="0">
+          <a:scrgbClr r="0" g="0" b="0"/>
+        </a:lnRef>
+        <a:fillRef idx="3">
+          <a:scrgbClr r="0" g="0" b="0"/>
+        </a:fillRef>
+        <a:effectRef idx="3">
+          <a:scrgbClr r="0" g="0" b="0"/>
+        </a:effectRef>
+        <a:fontRef idx="minor">
+          <a:schemeClr val="lt1"/>
+        </a:fontRef>
+      </dsp:style>
+      <dsp:txBody>
+        <a:bodyPr spcFirstLastPara="0" vert="horz" wrap="square" lIns="165075" tIns="0" rIns="165075" bIns="0" numCol="1" spcCol="1270" anchor="ctr" anchorCtr="0">
+          <a:noAutofit/>
+        </a:bodyPr>
+        <a:lstStyle/>
+        <a:p>
+          <a:pPr marL="0" lvl="0" indent="0" algn="l" defTabSz="666750">
+            <a:lnSpc>
+              <a:spcPct val="90000"/>
+            </a:lnSpc>
+            <a:spcBef>
+              <a:spcPct val="0"/>
+            </a:spcBef>
+            <a:spcAft>
+              <a:spcPct val="35000"/>
+            </a:spcAft>
+            <a:buNone/>
+          </a:pPr>
+          <a:r>
+            <a:rPr lang="en-US" sz="1500" kern="1200"/>
+            <a:t>App Development Delays</a:t>
+          </a:r>
+        </a:p>
+      </dsp:txBody>
+      <dsp:txXfrm>
+        <a:off x="333569" y="2757376"/>
+        <a:ext cx="4324114" cy="399568"/>
+      </dsp:txXfrm>
+    </dsp:sp>
+    <dsp:sp modelId="{A96B84C2-1767-564C-B054-182B66F6BDA5}">
+      <dsp:nvSpPr>
+        <dsp:cNvPr id="0" name=""/>
+        <dsp:cNvSpPr/>
+      </dsp:nvSpPr>
+      <dsp:spPr>
+        <a:xfrm>
+          <a:off x="0" y="3637559"/>
+          <a:ext cx="6239066" cy="378000"/>
+        </a:xfrm>
+        <a:prstGeom prst="rect">
+          <a:avLst/>
+        </a:prstGeom>
+        <a:solidFill>
+          <a:schemeClr val="lt1">
+            <a:alpha val="90000"/>
+            <a:hueOff val="0"/>
+            <a:satOff val="0"/>
+            <a:lumOff val="0"/>
+            <a:alphaOff val="0"/>
+          </a:schemeClr>
+        </a:solidFill>
+        <a:ln w="12700" cap="flat" cmpd="sng" algn="ctr">
+          <a:solidFill>
+            <a:schemeClr val="accent2">
+              <a:hueOff val="3579785"/>
+              <a:satOff val="-10274"/>
+              <a:lumOff val="-16449"/>
+              <a:alphaOff val="0"/>
+            </a:schemeClr>
+          </a:solidFill>
+          <a:prstDash val="solid"/>
+          <a:miter lim="800000"/>
+        </a:ln>
+        <a:effectLst/>
+      </dsp:spPr>
+      <dsp:style>
+        <a:lnRef idx="1">
+          <a:scrgbClr r="0" g="0" b="0"/>
+        </a:lnRef>
+        <a:fillRef idx="1">
+          <a:scrgbClr r="0" g="0" b="0"/>
+        </a:fillRef>
+        <a:effectRef idx="2">
+          <a:scrgbClr r="0" g="0" b="0"/>
+        </a:effectRef>
+        <a:fontRef idx="minor"/>
+      </dsp:style>
+    </dsp:sp>
+    <dsp:sp modelId="{BD912671-EFD5-A540-9B58-635DD58CD327}">
+      <dsp:nvSpPr>
+        <dsp:cNvPr id="0" name=""/>
+        <dsp:cNvSpPr/>
+      </dsp:nvSpPr>
+      <dsp:spPr>
+        <a:xfrm>
+          <a:off x="311953" y="3416160"/>
+          <a:ext cx="4367346" cy="442800"/>
+        </a:xfrm>
+        <a:prstGeom prst="roundRect">
+          <a:avLst/>
+        </a:prstGeom>
+        <a:gradFill rotWithShape="0">
+          <a:gsLst>
+            <a:gs pos="0">
+              <a:schemeClr val="accent2">
+                <a:hueOff val="3579785"/>
+                <a:satOff val="-10274"/>
+                <a:lumOff val="-16449"/>
+                <a:alphaOff val="0"/>
+                <a:satMod val="103000"/>
+                <a:lumMod val="102000"/>
+                <a:tint val="94000"/>
+              </a:schemeClr>
+            </a:gs>
+            <a:gs pos="50000">
+              <a:schemeClr val="accent2">
+                <a:hueOff val="3579785"/>
+                <a:satOff val="-10274"/>
+                <a:lumOff val="-16449"/>
+                <a:alphaOff val="0"/>
+                <a:satMod val="110000"/>
+                <a:lumMod val="100000"/>
+                <a:shade val="100000"/>
+              </a:schemeClr>
+            </a:gs>
+            <a:gs pos="100000">
+              <a:schemeClr val="accent2">
+                <a:hueOff val="3579785"/>
+                <a:satOff val="-10274"/>
+                <a:lumOff val="-16449"/>
+                <a:alphaOff val="0"/>
+                <a:lumMod val="99000"/>
+                <a:satMod val="120000"/>
+                <a:shade val="78000"/>
+              </a:schemeClr>
+            </a:gs>
+          </a:gsLst>
+          <a:lin ang="5400000" scaled="0"/>
+        </a:gradFill>
+        <a:ln>
+          <a:noFill/>
+        </a:ln>
+        <a:effectLst>
+          <a:outerShdw blurRad="57150" dist="19050" dir="5400000" algn="ctr" rotWithShape="0">
+            <a:srgbClr val="000000">
+              <a:alpha val="63000"/>
+            </a:srgbClr>
+          </a:outerShdw>
+        </a:effectLst>
+      </dsp:spPr>
+      <dsp:style>
+        <a:lnRef idx="0">
+          <a:scrgbClr r="0" g="0" b="0"/>
+        </a:lnRef>
+        <a:fillRef idx="3">
+          <a:scrgbClr r="0" g="0" b="0"/>
+        </a:fillRef>
+        <a:effectRef idx="3">
+          <a:scrgbClr r="0" g="0" b="0"/>
+        </a:effectRef>
+        <a:fontRef idx="minor">
+          <a:schemeClr val="lt1"/>
+        </a:fontRef>
+      </dsp:style>
+      <dsp:txBody>
+        <a:bodyPr spcFirstLastPara="0" vert="horz" wrap="square" lIns="165075" tIns="0" rIns="165075" bIns="0" numCol="1" spcCol="1270" anchor="ctr" anchorCtr="0">
+          <a:noAutofit/>
+        </a:bodyPr>
+        <a:lstStyle/>
+        <a:p>
+          <a:pPr marL="0" lvl="0" indent="0" algn="l" defTabSz="666750">
+            <a:lnSpc>
+              <a:spcPct val="90000"/>
+            </a:lnSpc>
+            <a:spcBef>
+              <a:spcPct val="0"/>
+            </a:spcBef>
+            <a:spcAft>
+              <a:spcPct val="35000"/>
+            </a:spcAft>
+            <a:buNone/>
+          </a:pPr>
+          <a:r>
+            <a:rPr lang="en-US" sz="1500" kern="1200"/>
+            <a:t>Installation of Sensors Delay</a:t>
+          </a:r>
+        </a:p>
+      </dsp:txBody>
+      <dsp:txXfrm>
+        <a:off x="333569" y="3437776"/>
+        <a:ext cx="4324114" cy="399568"/>
+      </dsp:txXfrm>
+    </dsp:sp>
+    <dsp:sp modelId="{3973CA36-1446-6A4C-B26A-182FAEDDB9F7}">
+      <dsp:nvSpPr>
+        <dsp:cNvPr id="0" name=""/>
+        <dsp:cNvSpPr/>
+      </dsp:nvSpPr>
+      <dsp:spPr>
+        <a:xfrm>
+          <a:off x="0" y="4317959"/>
+          <a:ext cx="6239066" cy="378000"/>
+        </a:xfrm>
+        <a:prstGeom prst="rect">
+          <a:avLst/>
+        </a:prstGeom>
+        <a:solidFill>
+          <a:schemeClr val="lt1">
+            <a:alpha val="90000"/>
+            <a:hueOff val="0"/>
+            <a:satOff val="0"/>
+            <a:lumOff val="0"/>
+            <a:alphaOff val="0"/>
+          </a:schemeClr>
+        </a:solidFill>
+        <a:ln w="12700" cap="flat" cmpd="sng" algn="ctr">
+          <a:solidFill>
+            <a:schemeClr val="accent2">
+              <a:hueOff val="4295742"/>
+              <a:satOff val="-12329"/>
+              <a:lumOff val="-19739"/>
+              <a:alphaOff val="0"/>
+            </a:schemeClr>
+          </a:solidFill>
+          <a:prstDash val="solid"/>
+          <a:miter lim="800000"/>
+        </a:ln>
+        <a:effectLst/>
+      </dsp:spPr>
+      <dsp:style>
+        <a:lnRef idx="1">
+          <a:scrgbClr r="0" g="0" b="0"/>
+        </a:lnRef>
+        <a:fillRef idx="1">
+          <a:scrgbClr r="0" g="0" b="0"/>
+        </a:fillRef>
+        <a:effectRef idx="2">
+          <a:scrgbClr r="0" g="0" b="0"/>
+        </a:effectRef>
+        <a:fontRef idx="minor"/>
+      </dsp:style>
+    </dsp:sp>
+    <dsp:sp modelId="{6368BC92-0BCC-3F40-A928-EEF59EABC318}">
+      <dsp:nvSpPr>
+        <dsp:cNvPr id="0" name=""/>
+        <dsp:cNvSpPr/>
+      </dsp:nvSpPr>
+      <dsp:spPr>
+        <a:xfrm>
+          <a:off x="311953" y="4096559"/>
+          <a:ext cx="4367346" cy="442800"/>
+        </a:xfrm>
+        <a:prstGeom prst="roundRect">
+          <a:avLst/>
+        </a:prstGeom>
+        <a:gradFill rotWithShape="0">
+          <a:gsLst>
+            <a:gs pos="0">
+              <a:schemeClr val="accent2">
+                <a:hueOff val="4295742"/>
+                <a:satOff val="-12329"/>
+                <a:lumOff val="-19739"/>
+                <a:alphaOff val="0"/>
+                <a:satMod val="103000"/>
+                <a:lumMod val="102000"/>
+                <a:tint val="94000"/>
+              </a:schemeClr>
+            </a:gs>
+            <a:gs pos="50000">
+              <a:schemeClr val="accent2">
+                <a:hueOff val="4295742"/>
+                <a:satOff val="-12329"/>
+                <a:lumOff val="-19739"/>
+                <a:alphaOff val="0"/>
+                <a:satMod val="110000"/>
+                <a:lumMod val="100000"/>
+                <a:shade val="100000"/>
+              </a:schemeClr>
+            </a:gs>
+            <a:gs pos="100000">
+              <a:schemeClr val="accent2">
+                <a:hueOff val="4295742"/>
+                <a:satOff val="-12329"/>
+                <a:lumOff val="-19739"/>
+                <a:alphaOff val="0"/>
+                <a:lumMod val="99000"/>
+                <a:satMod val="120000"/>
+                <a:shade val="78000"/>
+              </a:schemeClr>
+            </a:gs>
+          </a:gsLst>
+          <a:lin ang="5400000" scaled="0"/>
+        </a:gradFill>
+        <a:ln>
+          <a:noFill/>
+        </a:ln>
+        <a:effectLst>
+          <a:outerShdw blurRad="57150" dist="19050" dir="5400000" algn="ctr" rotWithShape="0">
+            <a:srgbClr val="000000">
+              <a:alpha val="63000"/>
+            </a:srgbClr>
+          </a:outerShdw>
+        </a:effectLst>
+      </dsp:spPr>
+      <dsp:style>
+        <a:lnRef idx="0">
+          <a:scrgbClr r="0" g="0" b="0"/>
+        </a:lnRef>
+        <a:fillRef idx="3">
+          <a:scrgbClr r="0" g="0" b="0"/>
+        </a:fillRef>
+        <a:effectRef idx="3">
+          <a:scrgbClr r="0" g="0" b="0"/>
+        </a:effectRef>
+        <a:fontRef idx="minor">
+          <a:schemeClr val="lt1"/>
+        </a:fontRef>
+      </dsp:style>
+      <dsp:txBody>
+        <a:bodyPr spcFirstLastPara="0" vert="horz" wrap="square" lIns="165075" tIns="0" rIns="165075" bIns="0" numCol="1" spcCol="1270" anchor="ctr" anchorCtr="0">
+          <a:noAutofit/>
+        </a:bodyPr>
+        <a:lstStyle/>
+        <a:p>
+          <a:pPr marL="0" lvl="0" indent="0" algn="l" defTabSz="666750">
+            <a:lnSpc>
+              <a:spcPct val="90000"/>
+            </a:lnSpc>
+            <a:spcBef>
+              <a:spcPct val="0"/>
+            </a:spcBef>
+            <a:spcAft>
+              <a:spcPct val="35000"/>
+            </a:spcAft>
+            <a:buNone/>
+          </a:pPr>
+          <a:r>
+            <a:rPr lang="en-US" sz="1500" kern="1200"/>
+            <a:t>Testing Getting Prolonged</a:t>
+          </a:r>
+        </a:p>
+      </dsp:txBody>
+      <dsp:txXfrm>
+        <a:off x="333569" y="4118175"/>
+        <a:ext cx="4324114" cy="399568"/>
+      </dsp:txXfrm>
+    </dsp:sp>
+    <dsp:sp modelId="{C0A91DF4-E35F-554D-AA4A-DD5B30585622}">
+      <dsp:nvSpPr>
+        <dsp:cNvPr id="0" name=""/>
+        <dsp:cNvSpPr/>
+      </dsp:nvSpPr>
+      <dsp:spPr>
+        <a:xfrm>
+          <a:off x="0" y="4998360"/>
+          <a:ext cx="6239066" cy="378000"/>
+        </a:xfrm>
+        <a:prstGeom prst="rect">
+          <a:avLst/>
+        </a:prstGeom>
+        <a:solidFill>
+          <a:schemeClr val="lt1">
+            <a:alpha val="90000"/>
+            <a:hueOff val="0"/>
+            <a:satOff val="0"/>
+            <a:lumOff val="0"/>
+            <a:alphaOff val="0"/>
+          </a:schemeClr>
+        </a:solidFill>
+        <a:ln w="12700" cap="flat" cmpd="sng" algn="ctr">
+          <a:solidFill>
+            <a:schemeClr val="accent2">
+              <a:hueOff val="5011699"/>
+              <a:satOff val="-14383"/>
+              <a:lumOff val="-23029"/>
+              <a:alphaOff val="0"/>
+            </a:schemeClr>
+          </a:solidFill>
+          <a:prstDash val="solid"/>
+          <a:miter lim="800000"/>
+        </a:ln>
+        <a:effectLst/>
+      </dsp:spPr>
+      <dsp:style>
+        <a:lnRef idx="1">
+          <a:scrgbClr r="0" g="0" b="0"/>
+        </a:lnRef>
+        <a:fillRef idx="1">
+          <a:scrgbClr r="0" g="0" b="0"/>
+        </a:fillRef>
+        <a:effectRef idx="2">
+          <a:scrgbClr r="0" g="0" b="0"/>
+        </a:effectRef>
+        <a:fontRef idx="minor"/>
+      </dsp:style>
+    </dsp:sp>
+    <dsp:sp modelId="{186F6014-E3C2-434E-8427-25D1D2F03AE0}">
+      <dsp:nvSpPr>
+        <dsp:cNvPr id="0" name=""/>
+        <dsp:cNvSpPr/>
+      </dsp:nvSpPr>
+      <dsp:spPr>
+        <a:xfrm>
+          <a:off x="311953" y="4776960"/>
+          <a:ext cx="4367346" cy="442800"/>
+        </a:xfrm>
+        <a:prstGeom prst="roundRect">
+          <a:avLst/>
+        </a:prstGeom>
+        <a:gradFill rotWithShape="0">
+          <a:gsLst>
+            <a:gs pos="0">
+              <a:schemeClr val="accent2">
+                <a:hueOff val="5011699"/>
+                <a:satOff val="-14383"/>
+                <a:lumOff val="-23029"/>
+                <a:alphaOff val="0"/>
+                <a:satMod val="103000"/>
+                <a:lumMod val="102000"/>
+                <a:tint val="94000"/>
+              </a:schemeClr>
+            </a:gs>
+            <a:gs pos="50000">
+              <a:schemeClr val="accent2">
+                <a:hueOff val="5011699"/>
+                <a:satOff val="-14383"/>
+                <a:lumOff val="-23029"/>
+                <a:alphaOff val="0"/>
+                <a:satMod val="110000"/>
+                <a:lumMod val="100000"/>
+                <a:shade val="100000"/>
+              </a:schemeClr>
+            </a:gs>
+            <a:gs pos="100000">
+              <a:schemeClr val="accent2">
+                <a:hueOff val="5011699"/>
+                <a:satOff val="-14383"/>
+                <a:lumOff val="-23029"/>
+                <a:alphaOff val="0"/>
+                <a:lumMod val="99000"/>
+                <a:satMod val="120000"/>
+                <a:shade val="78000"/>
+              </a:schemeClr>
+            </a:gs>
+          </a:gsLst>
+          <a:lin ang="5400000" scaled="0"/>
+        </a:gradFill>
+        <a:ln>
+          <a:noFill/>
+        </a:ln>
+        <a:effectLst>
+          <a:outerShdw blurRad="57150" dist="19050" dir="5400000" algn="ctr" rotWithShape="0">
+            <a:srgbClr val="000000">
+              <a:alpha val="63000"/>
+            </a:srgbClr>
+          </a:outerShdw>
+        </a:effectLst>
+      </dsp:spPr>
+      <dsp:style>
+        <a:lnRef idx="0">
+          <a:scrgbClr r="0" g="0" b="0"/>
+        </a:lnRef>
+        <a:fillRef idx="3">
+          <a:scrgbClr r="0" g="0" b="0"/>
+        </a:fillRef>
+        <a:effectRef idx="3">
+          <a:scrgbClr r="0" g="0" b="0"/>
+        </a:effectRef>
+        <a:fontRef idx="minor">
+          <a:schemeClr val="lt1"/>
+        </a:fontRef>
+      </dsp:style>
+      <dsp:txBody>
+        <a:bodyPr spcFirstLastPara="0" vert="horz" wrap="square" lIns="165075" tIns="0" rIns="165075" bIns="0" numCol="1" spcCol="1270" anchor="ctr" anchorCtr="0">
+          <a:noAutofit/>
+        </a:bodyPr>
+        <a:lstStyle/>
+        <a:p>
+          <a:pPr marL="0" lvl="0" indent="0" algn="l" defTabSz="666750">
+            <a:lnSpc>
+              <a:spcPct val="90000"/>
+            </a:lnSpc>
+            <a:spcBef>
+              <a:spcPct val="0"/>
+            </a:spcBef>
+            <a:spcAft>
+              <a:spcPct val="35000"/>
+            </a:spcAft>
+            <a:buNone/>
+          </a:pPr>
+          <a:r>
+            <a:rPr lang="en-US" sz="1500" kern="1200"/>
+            <a:t>Software/Hardware is too Expensive</a:t>
+          </a:r>
+        </a:p>
+      </dsp:txBody>
+      <dsp:txXfrm>
+        <a:off x="333569" y="4798576"/>
+        <a:ext cx="4324114" cy="399568"/>
+      </dsp:txXfrm>
+    </dsp:sp>
+    <dsp:sp modelId="{6279B7C7-4B45-D64E-B633-D05B9318B864}">
+      <dsp:nvSpPr>
+        <dsp:cNvPr id="0" name=""/>
+        <dsp:cNvSpPr/>
+      </dsp:nvSpPr>
+      <dsp:spPr>
+        <a:xfrm>
+          <a:off x="0" y="5678760"/>
+          <a:ext cx="6239066" cy="378000"/>
+        </a:xfrm>
+        <a:prstGeom prst="rect">
+          <a:avLst/>
+        </a:prstGeom>
+        <a:solidFill>
+          <a:schemeClr val="lt1">
+            <a:alpha val="90000"/>
+            <a:hueOff val="0"/>
+            <a:satOff val="0"/>
+            <a:lumOff val="0"/>
+            <a:alphaOff val="0"/>
+          </a:schemeClr>
+        </a:solidFill>
+        <a:ln w="12700" cap="flat" cmpd="sng" algn="ctr">
+          <a:solidFill>
+            <a:schemeClr val="accent2">
+              <a:hueOff val="5727655"/>
+              <a:satOff val="-16438"/>
+              <a:lumOff val="-26319"/>
+              <a:alphaOff val="0"/>
+            </a:schemeClr>
+          </a:solidFill>
+          <a:prstDash val="solid"/>
+          <a:miter lim="800000"/>
+        </a:ln>
+        <a:effectLst/>
+      </dsp:spPr>
+      <dsp:style>
+        <a:lnRef idx="1">
+          <a:scrgbClr r="0" g="0" b="0"/>
+        </a:lnRef>
+        <a:fillRef idx="1">
+          <a:scrgbClr r="0" g="0" b="0"/>
+        </a:fillRef>
+        <a:effectRef idx="2">
+          <a:scrgbClr r="0" g="0" b="0"/>
+        </a:effectRef>
+        <a:fontRef idx="minor"/>
+      </dsp:style>
+    </dsp:sp>
+    <dsp:sp modelId="{53C08F57-C17F-5941-859D-AF63EBB16D67}">
+      <dsp:nvSpPr>
+        <dsp:cNvPr id="0" name=""/>
+        <dsp:cNvSpPr/>
+      </dsp:nvSpPr>
+      <dsp:spPr>
+        <a:xfrm>
+          <a:off x="311953" y="5457360"/>
+          <a:ext cx="4367346" cy="442800"/>
+        </a:xfrm>
+        <a:prstGeom prst="roundRect">
+          <a:avLst/>
+        </a:prstGeom>
+        <a:gradFill rotWithShape="0">
+          <a:gsLst>
+            <a:gs pos="0">
+              <a:schemeClr val="accent2">
+                <a:hueOff val="5727655"/>
+                <a:satOff val="-16438"/>
+                <a:lumOff val="-26319"/>
+                <a:alphaOff val="0"/>
+                <a:satMod val="103000"/>
+                <a:lumMod val="102000"/>
+                <a:tint val="94000"/>
+              </a:schemeClr>
+            </a:gs>
+            <a:gs pos="50000">
+              <a:schemeClr val="accent2">
+                <a:hueOff val="5727655"/>
+                <a:satOff val="-16438"/>
+                <a:lumOff val="-26319"/>
+                <a:alphaOff val="0"/>
+                <a:satMod val="110000"/>
+                <a:lumMod val="100000"/>
+                <a:shade val="100000"/>
+              </a:schemeClr>
+            </a:gs>
+            <a:gs pos="100000">
+              <a:schemeClr val="accent2">
+                <a:hueOff val="5727655"/>
+                <a:satOff val="-16438"/>
+                <a:lumOff val="-26319"/>
+                <a:alphaOff val="0"/>
+                <a:lumMod val="99000"/>
+                <a:satMod val="120000"/>
+                <a:shade val="78000"/>
+              </a:schemeClr>
+            </a:gs>
+          </a:gsLst>
+          <a:lin ang="5400000" scaled="0"/>
+        </a:gradFill>
+        <a:ln>
+          <a:noFill/>
+        </a:ln>
+        <a:effectLst>
+          <a:outerShdw blurRad="57150" dist="19050" dir="5400000" algn="ctr" rotWithShape="0">
+            <a:srgbClr val="000000">
+              <a:alpha val="63000"/>
+            </a:srgbClr>
+          </a:outerShdw>
+        </a:effectLst>
+      </dsp:spPr>
+      <dsp:style>
+        <a:lnRef idx="0">
+          <a:scrgbClr r="0" g="0" b="0"/>
+        </a:lnRef>
+        <a:fillRef idx="3">
+          <a:scrgbClr r="0" g="0" b="0"/>
+        </a:fillRef>
+        <a:effectRef idx="3">
+          <a:scrgbClr r="0" g="0" b="0"/>
+        </a:effectRef>
+        <a:fontRef idx="minor">
+          <a:schemeClr val="lt1"/>
+        </a:fontRef>
+      </dsp:style>
+      <dsp:txBody>
+        <a:bodyPr spcFirstLastPara="0" vert="horz" wrap="square" lIns="165075" tIns="0" rIns="165075" bIns="0" numCol="1" spcCol="1270" anchor="ctr" anchorCtr="0">
+          <a:noAutofit/>
+        </a:bodyPr>
+        <a:lstStyle/>
+        <a:p>
+          <a:pPr marL="0" lvl="0" indent="0" algn="l" defTabSz="666750">
+            <a:lnSpc>
+              <a:spcPct val="90000"/>
+            </a:lnSpc>
+            <a:spcBef>
+              <a:spcPct val="0"/>
+            </a:spcBef>
+            <a:spcAft>
+              <a:spcPct val="35000"/>
+            </a:spcAft>
+            <a:buNone/>
+          </a:pPr>
+          <a:r>
+            <a:rPr lang="en-US" sz="1500" kern="1200"/>
+            <a:t>Poor Communication</a:t>
+          </a:r>
+        </a:p>
+      </dsp:txBody>
+      <dsp:txXfrm>
+        <a:off x="333569" y="5478976"/>
+        <a:ext cx="4324114" cy="399568"/>
+      </dsp:txXfrm>
+    </dsp:sp>
+    <dsp:sp modelId="{A80EF32A-FF46-D142-A823-82DE8CAA4C41}">
+      <dsp:nvSpPr>
+        <dsp:cNvPr id="0" name=""/>
+        <dsp:cNvSpPr/>
+      </dsp:nvSpPr>
+      <dsp:spPr>
+        <a:xfrm>
+          <a:off x="0" y="6359160"/>
+          <a:ext cx="6239066" cy="378000"/>
+        </a:xfrm>
+        <a:prstGeom prst="rect">
+          <a:avLst/>
+        </a:prstGeom>
+        <a:solidFill>
+          <a:schemeClr val="lt1">
+            <a:alpha val="90000"/>
+            <a:hueOff val="0"/>
+            <a:satOff val="0"/>
+            <a:lumOff val="0"/>
+            <a:alphaOff val="0"/>
+          </a:schemeClr>
+        </a:solidFill>
+        <a:ln w="12700" cap="flat" cmpd="sng" algn="ctr">
+          <a:solidFill>
+            <a:schemeClr val="accent2">
+              <a:hueOff val="6443612"/>
+              <a:satOff val="-18493"/>
+              <a:lumOff val="-29609"/>
+              <a:alphaOff val="0"/>
+            </a:schemeClr>
+          </a:solidFill>
+          <a:prstDash val="solid"/>
+          <a:miter lim="800000"/>
+        </a:ln>
+        <a:effectLst/>
+      </dsp:spPr>
+      <dsp:style>
+        <a:lnRef idx="1">
+          <a:scrgbClr r="0" g="0" b="0"/>
+        </a:lnRef>
+        <a:fillRef idx="1">
+          <a:scrgbClr r="0" g="0" b="0"/>
+        </a:fillRef>
+        <a:effectRef idx="2">
+          <a:scrgbClr r="0" g="0" b="0"/>
+        </a:effectRef>
+        <a:fontRef idx="minor"/>
+      </dsp:style>
+    </dsp:sp>
+    <dsp:sp modelId="{22648AF2-2B18-CB4B-9BC9-04EF66E1388E}">
+      <dsp:nvSpPr>
+        <dsp:cNvPr id="0" name=""/>
+        <dsp:cNvSpPr/>
+      </dsp:nvSpPr>
+      <dsp:spPr>
+        <a:xfrm>
+          <a:off x="311953" y="6137760"/>
+          <a:ext cx="4367346" cy="442800"/>
+        </a:xfrm>
+        <a:prstGeom prst="roundRect">
+          <a:avLst/>
+        </a:prstGeom>
+        <a:gradFill rotWithShape="0">
+          <a:gsLst>
+            <a:gs pos="0">
+              <a:schemeClr val="accent2">
+                <a:hueOff val="6443612"/>
+                <a:satOff val="-18493"/>
+                <a:lumOff val="-29609"/>
+                <a:alphaOff val="0"/>
+                <a:satMod val="103000"/>
+                <a:lumMod val="102000"/>
+                <a:tint val="94000"/>
+              </a:schemeClr>
+            </a:gs>
+            <a:gs pos="50000">
+              <a:schemeClr val="accent2">
+                <a:hueOff val="6443612"/>
+                <a:satOff val="-18493"/>
+                <a:lumOff val="-29609"/>
+                <a:alphaOff val="0"/>
+                <a:satMod val="110000"/>
+                <a:lumMod val="100000"/>
+                <a:shade val="100000"/>
+              </a:schemeClr>
+            </a:gs>
+            <a:gs pos="100000">
+              <a:schemeClr val="accent2">
+                <a:hueOff val="6443612"/>
+                <a:satOff val="-18493"/>
+                <a:lumOff val="-29609"/>
+                <a:alphaOff val="0"/>
+                <a:lumMod val="99000"/>
+                <a:satMod val="120000"/>
+                <a:shade val="78000"/>
+              </a:schemeClr>
+            </a:gs>
+          </a:gsLst>
+          <a:lin ang="5400000" scaled="0"/>
+        </a:gradFill>
+        <a:ln>
+          <a:noFill/>
+        </a:ln>
+        <a:effectLst>
+          <a:outerShdw blurRad="57150" dist="19050" dir="5400000" algn="ctr" rotWithShape="0">
+            <a:srgbClr val="000000">
+              <a:alpha val="63000"/>
+            </a:srgbClr>
+          </a:outerShdw>
+        </a:effectLst>
+      </dsp:spPr>
+      <dsp:style>
+        <a:lnRef idx="0">
+          <a:scrgbClr r="0" g="0" b="0"/>
+        </a:lnRef>
+        <a:fillRef idx="3">
+          <a:scrgbClr r="0" g="0" b="0"/>
+        </a:fillRef>
+        <a:effectRef idx="3">
+          <a:scrgbClr r="0" g="0" b="0"/>
+        </a:effectRef>
+        <a:fontRef idx="minor">
+          <a:schemeClr val="lt1"/>
+        </a:fontRef>
+      </dsp:style>
+      <dsp:txBody>
+        <a:bodyPr spcFirstLastPara="0" vert="horz" wrap="square" lIns="165075" tIns="0" rIns="165075" bIns="0" numCol="1" spcCol="1270" anchor="ctr" anchorCtr="0">
+          <a:noAutofit/>
+        </a:bodyPr>
+        <a:lstStyle/>
+        <a:p>
+          <a:pPr marL="0" lvl="0" indent="0" algn="l" defTabSz="666750">
+            <a:lnSpc>
+              <a:spcPct val="90000"/>
+            </a:lnSpc>
+            <a:spcBef>
+              <a:spcPct val="0"/>
+            </a:spcBef>
+            <a:spcAft>
+              <a:spcPct val="35000"/>
+            </a:spcAft>
+            <a:buNone/>
+          </a:pPr>
+          <a:r>
+            <a:rPr lang="en-US" sz="1500" kern="1200"/>
+            <a:t>Low Customer Adoption/Interaction</a:t>
+          </a:r>
+        </a:p>
+      </dsp:txBody>
+      <dsp:txXfrm>
+        <a:off x="333569" y="6159376"/>
+        <a:ext cx="4324114" cy="399568"/>
       </dsp:txXfrm>
     </dsp:sp>
   </dsp:spTree>
@@ -15090,6 +18914,231 @@
 </dgm:layoutDef>
 </file>
 
+<file path=word/diagrams/layout3.xml><?xml version="1.0" encoding="utf-8"?>
+<dgm:layoutDef xmlns:dgm="http://schemas.openxmlformats.org/drawingml/2006/diagram" xmlns:a="http://schemas.openxmlformats.org/drawingml/2006/main" uniqueId="urn:microsoft.com/office/officeart/2005/8/layout/list1">
+  <dgm:title val=""/>
+  <dgm:desc val=""/>
+  <dgm:catLst>
+    <dgm:cat type="list" pri="4000"/>
+  </dgm:catLst>
+  <dgm:sampData>
+    <dgm:dataModel>
+      <dgm:ptLst>
+        <dgm:pt modelId="0" type="doc"/>
+        <dgm:pt modelId="1">
+          <dgm:prSet phldr="1"/>
+        </dgm:pt>
+        <dgm:pt modelId="2">
+          <dgm:prSet phldr="1"/>
+        </dgm:pt>
+        <dgm:pt modelId="3">
+          <dgm:prSet phldr="1"/>
+        </dgm:pt>
+      </dgm:ptLst>
+      <dgm:cxnLst>
+        <dgm:cxn modelId="4" srcId="0" destId="1" srcOrd="0" destOrd="0"/>
+        <dgm:cxn modelId="5" srcId="0" destId="2" srcOrd="1" destOrd="0"/>
+        <dgm:cxn modelId="6" srcId="0" destId="3" srcOrd="2" destOrd="0"/>
+      </dgm:cxnLst>
+      <dgm:bg/>
+      <dgm:whole/>
+    </dgm:dataModel>
+  </dgm:sampData>
+  <dgm:styleData>
+    <dgm:dataModel>
+      <dgm:ptLst>
+        <dgm:pt modelId="0" type="doc"/>
+        <dgm:pt modelId="1"/>
+        <dgm:pt modelId="2"/>
+      </dgm:ptLst>
+      <dgm:cxnLst>
+        <dgm:cxn modelId="4" srcId="0" destId="1" srcOrd="0" destOrd="0"/>
+        <dgm:cxn modelId="5" srcId="0" destId="2" srcOrd="1" destOrd="0"/>
+      </dgm:cxnLst>
+      <dgm:bg/>
+      <dgm:whole/>
+    </dgm:dataModel>
+  </dgm:styleData>
+  <dgm:clrData>
+    <dgm:dataModel>
+      <dgm:ptLst>
+        <dgm:pt modelId="0" type="doc"/>
+        <dgm:pt modelId="1"/>
+        <dgm:pt modelId="2"/>
+        <dgm:pt modelId="3"/>
+        <dgm:pt modelId="4"/>
+      </dgm:ptLst>
+      <dgm:cxnLst>
+        <dgm:cxn modelId="5" srcId="0" destId="1" srcOrd="0" destOrd="0"/>
+        <dgm:cxn modelId="6" srcId="0" destId="2" srcOrd="1" destOrd="0"/>
+        <dgm:cxn modelId="7" srcId="0" destId="3" srcOrd="2" destOrd="0"/>
+        <dgm:cxn modelId="8" srcId="0" destId="4" srcOrd="3" destOrd="0"/>
+      </dgm:cxnLst>
+      <dgm:bg/>
+      <dgm:whole/>
+    </dgm:dataModel>
+  </dgm:clrData>
+  <dgm:layoutNode name="linear">
+    <dgm:varLst>
+      <dgm:dir/>
+      <dgm:animLvl val="lvl"/>
+      <dgm:resizeHandles val="exact"/>
+    </dgm:varLst>
+    <dgm:choose name="Name0">
+      <dgm:if name="Name1" func="var" arg="dir" op="equ" val="norm">
+        <dgm:alg type="lin">
+          <dgm:param type="linDir" val="fromT"/>
+          <dgm:param type="vertAlign" val="mid"/>
+          <dgm:param type="horzAlign" val="l"/>
+          <dgm:param type="nodeHorzAlign" val="l"/>
+        </dgm:alg>
+      </dgm:if>
+      <dgm:else name="Name2">
+        <dgm:alg type="lin">
+          <dgm:param type="linDir" val="fromT"/>
+          <dgm:param type="vertAlign" val="mid"/>
+          <dgm:param type="horzAlign" val="r"/>
+          <dgm:param type="nodeHorzAlign" val="r"/>
+        </dgm:alg>
+      </dgm:else>
+    </dgm:choose>
+    <dgm:shape xmlns:r="http://schemas.openxmlformats.org/officeDocument/2006/relationships" r:blip="">
+      <dgm:adjLst/>
+    </dgm:shape>
+    <dgm:presOf/>
+    <dgm:constrLst>
+      <dgm:constr type="w" for="ch" forName="parentLin" refType="w"/>
+      <dgm:constr type="h" for="ch" forName="parentLin" val="INF"/>
+      <dgm:constr type="w" for="des" forName="parentLeftMargin" refType="w" fact="0.05"/>
+      <dgm:constr type="w" for="des" forName="parentText" refType="w" fact="0.7"/>
+      <dgm:constr type="h" for="des" forName="parentText" refType="primFontSz" refFor="des" refForName="parentText" fact="0.82"/>
+      <dgm:constr type="h" for="ch" forName="negativeSpace" refType="primFontSz" refFor="des" refForName="parentText" fact="-0.41"/>
+      <dgm:constr type="h" for="ch" forName="negativeSpace" refType="h" refFor="des" refForName="parentText" op="lte" fact="-0.82"/>
+      <dgm:constr type="h" for="ch" forName="negativeSpace" refType="h" refFor="des" refForName="parentText" op="gte" fact="-0.82"/>
+      <dgm:constr type="w" for="ch" forName="childText" refType="w"/>
+      <dgm:constr type="h" for="ch" forName="childText" refType="primFontSz" refFor="des" refForName="parentText" fact="0.7"/>
+      <dgm:constr type="primFontSz" for="des" forName="parentText" val="65"/>
+      <dgm:constr type="primFontSz" for="ch" forName="childText" refType="primFontSz" refFor="des" refForName="parentText"/>
+      <dgm:constr type="tMarg" for="ch" forName="childText" refType="primFontSz" refFor="des" refForName="parentText" fact="1.64"/>
+      <dgm:constr type="tMarg" for="ch" forName="childText" refType="h" refFor="des" refForName="parentText" op="lte" fact="3.28"/>
+      <dgm:constr type="tMarg" for="ch" forName="childText" refType="h" refFor="des" refForName="parentText" op="gte" fact="3.28"/>
+      <dgm:constr type="lMarg" for="ch" forName="childText" refType="w" fact="0.22"/>
+      <dgm:constr type="rMarg" for="ch" forName="childText" refType="lMarg" refFor="ch" refForName="childText"/>
+      <dgm:constr type="lMarg" for="des" forName="parentText" refType="w" fact="0.075"/>
+      <dgm:constr type="rMarg" for="des" forName="parentText" refType="lMarg" refFor="des" refForName="parentText"/>
+      <dgm:constr type="h" for="ch" forName="spaceBetweenRectangles" refType="primFontSz" refFor="des" refForName="parentText" fact="0.15"/>
+    </dgm:constrLst>
+    <dgm:ruleLst>
+      <dgm:rule type="primFontSz" for="des" forName="parentText" val="5" fact="NaN" max="NaN"/>
+    </dgm:ruleLst>
+    <dgm:forEach name="Name3" axis="ch" ptType="node">
+      <dgm:layoutNode name="parentLin">
+        <dgm:choose name="Name4">
+          <dgm:if name="Name5" func="var" arg="dir" op="equ" val="norm">
+            <dgm:alg type="lin">
+              <dgm:param type="linDir" val="fromL"/>
+              <dgm:param type="horzAlign" val="l"/>
+              <dgm:param type="nodeHorzAlign" val="l"/>
+            </dgm:alg>
+          </dgm:if>
+          <dgm:else name="Name6">
+            <dgm:alg type="lin">
+              <dgm:param type="linDir" val="fromR"/>
+              <dgm:param type="horzAlign" val="r"/>
+              <dgm:param type="nodeHorzAlign" val="r"/>
+            </dgm:alg>
+          </dgm:else>
+        </dgm:choose>
+        <dgm:shape xmlns:r="http://schemas.openxmlformats.org/officeDocument/2006/relationships" r:blip="">
+          <dgm:adjLst/>
+        </dgm:shape>
+        <dgm:presOf/>
+        <dgm:constrLst/>
+        <dgm:ruleLst/>
+        <dgm:layoutNode name="parentLeftMargin">
+          <dgm:alg type="sp"/>
+          <dgm:shape xmlns:r="http://schemas.openxmlformats.org/officeDocument/2006/relationships" type="rect" r:blip="" hideGeom="1">
+            <dgm:adjLst/>
+          </dgm:shape>
+          <dgm:presOf axis="self"/>
+          <dgm:constrLst>
+            <dgm:constr type="h"/>
+          </dgm:constrLst>
+          <dgm:ruleLst/>
+        </dgm:layoutNode>
+        <dgm:layoutNode name="parentText" styleLbl="node1">
+          <dgm:varLst>
+            <dgm:chMax val="0"/>
+            <dgm:bulletEnabled val="1"/>
+          </dgm:varLst>
+          <dgm:choose name="Name7">
+            <dgm:if name="Name8" func="var" arg="dir" op="equ" val="norm">
+              <dgm:alg type="tx">
+                <dgm:param type="parTxLTRAlign" val="l"/>
+                <dgm:param type="parTxRTLAlign" val="l"/>
+              </dgm:alg>
+            </dgm:if>
+            <dgm:else name="Name9">
+              <dgm:alg type="tx">
+                <dgm:param type="parTxLTRAlign" val="r"/>
+                <dgm:param type="parTxRTLAlign" val="r"/>
+              </dgm:alg>
+            </dgm:else>
+          </dgm:choose>
+          <dgm:shape xmlns:r="http://schemas.openxmlformats.org/officeDocument/2006/relationships" type="roundRect" r:blip="">
+            <dgm:adjLst/>
+          </dgm:shape>
+          <dgm:presOf axis="self" ptType="node"/>
+          <dgm:constrLst>
+            <dgm:constr type="tMarg"/>
+            <dgm:constr type="bMarg"/>
+          </dgm:constrLst>
+          <dgm:ruleLst/>
+        </dgm:layoutNode>
+      </dgm:layoutNode>
+      <dgm:layoutNode name="negativeSpace">
+        <dgm:alg type="sp"/>
+        <dgm:shape xmlns:r="http://schemas.openxmlformats.org/officeDocument/2006/relationships" r:blip="">
+          <dgm:adjLst/>
+        </dgm:shape>
+        <dgm:presOf/>
+        <dgm:constrLst/>
+        <dgm:ruleLst/>
+      </dgm:layoutNode>
+      <dgm:layoutNode name="childText" styleLbl="conFgAcc1">
+        <dgm:varLst>
+          <dgm:bulletEnabled val="1"/>
+        </dgm:varLst>
+        <dgm:alg type="tx">
+          <dgm:param type="stBulletLvl" val="1"/>
+        </dgm:alg>
+        <dgm:shape xmlns:r="http://schemas.openxmlformats.org/officeDocument/2006/relationships" type="rect" r:blip="" zOrderOff="-2">
+          <dgm:adjLst/>
+        </dgm:shape>
+        <dgm:presOf axis="des" ptType="node"/>
+        <dgm:constrLst>
+          <dgm:constr type="secFontSz" refType="primFontSz"/>
+        </dgm:constrLst>
+        <dgm:ruleLst>
+          <dgm:rule type="h" val="INF" fact="NaN" max="NaN"/>
+        </dgm:ruleLst>
+      </dgm:layoutNode>
+      <dgm:forEach name="Name10" axis="followSib" ptType="sibTrans" cnt="1">
+        <dgm:layoutNode name="spaceBetweenRectangles">
+          <dgm:alg type="sp"/>
+          <dgm:shape xmlns:r="http://schemas.openxmlformats.org/officeDocument/2006/relationships" r:blip="">
+            <dgm:adjLst/>
+          </dgm:shape>
+          <dgm:presOf/>
+          <dgm:constrLst/>
+          <dgm:ruleLst/>
+        </dgm:layoutNode>
+      </dgm:forEach>
+    </dgm:forEach>
+  </dgm:layoutNode>
+</dgm:layoutDef>
+</file>
+
 <file path=word/diagrams/quickStyle1.xml><?xml version="1.0" encoding="utf-8"?>
 <dgm:styleDef xmlns:dgm="http://schemas.openxmlformats.org/drawingml/2006/diagram" xmlns:a="http://schemas.openxmlformats.org/drawingml/2006/main" uniqueId="urn:microsoft.com/office/officeart/2005/8/quickstyle/simple2#1">
   <dgm:title val=""/>
@@ -17461,6 +21510,1040 @@
       <a:fontRef idx="minor">
         <a:schemeClr val="lt1"/>
       </a:fontRef>
+    </dgm:style>
+  </dgm:styleLbl>
+</dgm:styleDef>
+</file>
+
+<file path=word/diagrams/quickStyle3.xml><?xml version="1.0" encoding="utf-8"?>
+<dgm:styleDef xmlns:dgm="http://schemas.openxmlformats.org/drawingml/2006/diagram" xmlns:a="http://schemas.openxmlformats.org/drawingml/2006/main" uniqueId="urn:microsoft.com/office/officeart/2005/8/quickstyle/simple5">
+  <dgm:title val=""/>
+  <dgm:desc val=""/>
+  <dgm:catLst>
+    <dgm:cat type="simple" pri="10500"/>
+  </dgm:catLst>
+  <dgm:scene3d>
+    <a:camera prst="orthographicFront"/>
+    <a:lightRig rig="threePt" dir="t"/>
+  </dgm:scene3d>
+  <dgm:styleLbl name="node0">
+    <dgm:scene3d>
+      <a:camera prst="orthographicFront"/>
+      <a:lightRig rig="threePt" dir="t"/>
+    </dgm:scene3d>
+    <dgm:sp3d/>
+    <dgm:txPr/>
+    <dgm:style>
+      <a:lnRef idx="0">
+        <a:scrgbClr r="0" g="0" b="0"/>
+      </a:lnRef>
+      <a:fillRef idx="3">
+        <a:scrgbClr r="0" g="0" b="0"/>
+      </a:fillRef>
+      <a:effectRef idx="3">
+        <a:scrgbClr r="0" g="0" b="0"/>
+      </a:effectRef>
+      <a:fontRef idx="minor">
+        <a:schemeClr val="lt1"/>
+      </a:fontRef>
+    </dgm:style>
+  </dgm:styleLbl>
+  <dgm:styleLbl name="lnNode1">
+    <dgm:scene3d>
+      <a:camera prst="orthographicFront"/>
+      <a:lightRig rig="threePt" dir="t"/>
+    </dgm:scene3d>
+    <dgm:sp3d/>
+    <dgm:txPr/>
+    <dgm:style>
+      <a:lnRef idx="0">
+        <a:scrgbClr r="0" g="0" b="0"/>
+      </a:lnRef>
+      <a:fillRef idx="3">
+        <a:scrgbClr r="0" g="0" b="0"/>
+      </a:fillRef>
+      <a:effectRef idx="3">
+        <a:scrgbClr r="0" g="0" b="0"/>
+      </a:effectRef>
+      <a:fontRef idx="minor">
+        <a:schemeClr val="lt1"/>
+      </a:fontRef>
+    </dgm:style>
+  </dgm:styleLbl>
+  <dgm:styleLbl name="vennNode1">
+    <dgm:scene3d>
+      <a:camera prst="orthographicFront"/>
+      <a:lightRig rig="threePt" dir="t"/>
+    </dgm:scene3d>
+    <dgm:sp3d/>
+    <dgm:txPr/>
+    <dgm:style>
+      <a:lnRef idx="0">
+        <a:scrgbClr r="0" g="0" b="0"/>
+      </a:lnRef>
+      <a:fillRef idx="3">
+        <a:scrgbClr r="0" g="0" b="0"/>
+      </a:fillRef>
+      <a:effectRef idx="3">
+        <a:scrgbClr r="0" g="0" b="0"/>
+      </a:effectRef>
+      <a:fontRef idx="minor">
+        <a:schemeClr val="tx1"/>
+      </a:fontRef>
+    </dgm:style>
+  </dgm:styleLbl>
+  <dgm:styleLbl name="alignNode1">
+    <dgm:scene3d>
+      <a:camera prst="orthographicFront"/>
+      <a:lightRig rig="threePt" dir="t"/>
+    </dgm:scene3d>
+    <dgm:sp3d/>
+    <dgm:txPr/>
+    <dgm:style>
+      <a:lnRef idx="1">
+        <a:scrgbClr r="0" g="0" b="0"/>
+      </a:lnRef>
+      <a:fillRef idx="3">
+        <a:scrgbClr r="0" g="0" b="0"/>
+      </a:fillRef>
+      <a:effectRef idx="3">
+        <a:scrgbClr r="0" g="0" b="0"/>
+      </a:effectRef>
+      <a:fontRef idx="minor">
+        <a:schemeClr val="lt1"/>
+      </a:fontRef>
+    </dgm:style>
+  </dgm:styleLbl>
+  <dgm:styleLbl name="node1">
+    <dgm:scene3d>
+      <a:camera prst="orthographicFront"/>
+      <a:lightRig rig="threePt" dir="t"/>
+    </dgm:scene3d>
+    <dgm:sp3d/>
+    <dgm:txPr/>
+    <dgm:style>
+      <a:lnRef idx="0">
+        <a:scrgbClr r="0" g="0" b="0"/>
+      </a:lnRef>
+      <a:fillRef idx="3">
+        <a:scrgbClr r="0" g="0" b="0"/>
+      </a:fillRef>
+      <a:effectRef idx="3">
+        <a:scrgbClr r="0" g="0" b="0"/>
+      </a:effectRef>
+      <a:fontRef idx="minor">
+        <a:schemeClr val="lt1"/>
+      </a:fontRef>
+    </dgm:style>
+  </dgm:styleLbl>
+  <dgm:styleLbl name="node2">
+    <dgm:scene3d>
+      <a:camera prst="orthographicFront"/>
+      <a:lightRig rig="threePt" dir="t"/>
+    </dgm:scene3d>
+    <dgm:sp3d/>
+    <dgm:txPr/>
+    <dgm:style>
+      <a:lnRef idx="0">
+        <a:scrgbClr r="0" g="0" b="0"/>
+      </a:lnRef>
+      <a:fillRef idx="3">
+        <a:scrgbClr r="0" g="0" b="0"/>
+      </a:fillRef>
+      <a:effectRef idx="3">
+        <a:scrgbClr r="0" g="0" b="0"/>
+      </a:effectRef>
+      <a:fontRef idx="minor">
+        <a:schemeClr val="lt1"/>
+      </a:fontRef>
+    </dgm:style>
+  </dgm:styleLbl>
+  <dgm:styleLbl name="node3">
+    <dgm:scene3d>
+      <a:camera prst="orthographicFront"/>
+      <a:lightRig rig="threePt" dir="t"/>
+    </dgm:scene3d>
+    <dgm:sp3d/>
+    <dgm:txPr/>
+    <dgm:style>
+      <a:lnRef idx="0">
+        <a:scrgbClr r="0" g="0" b="0"/>
+      </a:lnRef>
+      <a:fillRef idx="3">
+        <a:scrgbClr r="0" g="0" b="0"/>
+      </a:fillRef>
+      <a:effectRef idx="3">
+        <a:scrgbClr r="0" g="0" b="0"/>
+      </a:effectRef>
+      <a:fontRef idx="minor">
+        <a:schemeClr val="lt1"/>
+      </a:fontRef>
+    </dgm:style>
+  </dgm:styleLbl>
+  <dgm:styleLbl name="node4">
+    <dgm:scene3d>
+      <a:camera prst="orthographicFront"/>
+      <a:lightRig rig="threePt" dir="t"/>
+    </dgm:scene3d>
+    <dgm:sp3d/>
+    <dgm:txPr/>
+    <dgm:style>
+      <a:lnRef idx="0">
+        <a:scrgbClr r="0" g="0" b="0"/>
+      </a:lnRef>
+      <a:fillRef idx="3">
+        <a:scrgbClr r="0" g="0" b="0"/>
+      </a:fillRef>
+      <a:effectRef idx="3">
+        <a:scrgbClr r="0" g="0" b="0"/>
+      </a:effectRef>
+      <a:fontRef idx="minor">
+        <a:schemeClr val="lt1"/>
+      </a:fontRef>
+    </dgm:style>
+  </dgm:styleLbl>
+  <dgm:styleLbl name="fgImgPlace1">
+    <dgm:scene3d>
+      <a:camera prst="orthographicFront"/>
+      <a:lightRig rig="threePt" dir="t"/>
+    </dgm:scene3d>
+    <dgm:sp3d/>
+    <dgm:txPr/>
+    <dgm:style>
+      <a:lnRef idx="0">
+        <a:scrgbClr r="0" g="0" b="0"/>
+      </a:lnRef>
+      <a:fillRef idx="1">
+        <a:scrgbClr r="0" g="0" b="0"/>
+      </a:fillRef>
+      <a:effectRef idx="3">
+        <a:scrgbClr r="0" g="0" b="0"/>
+      </a:effectRef>
+      <a:fontRef idx="minor"/>
+    </dgm:style>
+  </dgm:styleLbl>
+  <dgm:styleLbl name="alignImgPlace1">
+    <dgm:scene3d>
+      <a:camera prst="orthographicFront"/>
+      <a:lightRig rig="threePt" dir="t"/>
+    </dgm:scene3d>
+    <dgm:sp3d/>
+    <dgm:txPr/>
+    <dgm:style>
+      <a:lnRef idx="0">
+        <a:scrgbClr r="0" g="0" b="0"/>
+      </a:lnRef>
+      <a:fillRef idx="1">
+        <a:scrgbClr r="0" g="0" b="0"/>
+      </a:fillRef>
+      <a:effectRef idx="3">
+        <a:scrgbClr r="0" g="0" b="0"/>
+      </a:effectRef>
+      <a:fontRef idx="minor"/>
+    </dgm:style>
+  </dgm:styleLbl>
+  <dgm:styleLbl name="bgImgPlace1">
+    <dgm:scene3d>
+      <a:camera prst="orthographicFront"/>
+      <a:lightRig rig="threePt" dir="t"/>
+    </dgm:scene3d>
+    <dgm:sp3d/>
+    <dgm:txPr/>
+    <dgm:style>
+      <a:lnRef idx="0">
+        <a:scrgbClr r="0" g="0" b="0"/>
+      </a:lnRef>
+      <a:fillRef idx="1">
+        <a:scrgbClr r="0" g="0" b="0"/>
+      </a:fillRef>
+      <a:effectRef idx="3">
+        <a:scrgbClr r="0" g="0" b="0"/>
+      </a:effectRef>
+      <a:fontRef idx="minor"/>
+    </dgm:style>
+  </dgm:styleLbl>
+  <dgm:styleLbl name="sibTrans2D1">
+    <dgm:scene3d>
+      <a:camera prst="orthographicFront"/>
+      <a:lightRig rig="threePt" dir="t"/>
+    </dgm:scene3d>
+    <dgm:sp3d/>
+    <dgm:txPr/>
+    <dgm:style>
+      <a:lnRef idx="0">
+        <a:scrgbClr r="0" g="0" b="0"/>
+      </a:lnRef>
+      <a:fillRef idx="3">
+        <a:scrgbClr r="0" g="0" b="0"/>
+      </a:fillRef>
+      <a:effectRef idx="3">
+        <a:scrgbClr r="0" g="0" b="0"/>
+      </a:effectRef>
+      <a:fontRef idx="minor">
+        <a:schemeClr val="lt1"/>
+      </a:fontRef>
+    </dgm:style>
+  </dgm:styleLbl>
+  <dgm:styleLbl name="fgSibTrans2D1">
+    <dgm:scene3d>
+      <a:camera prst="orthographicFront"/>
+      <a:lightRig rig="threePt" dir="t"/>
+    </dgm:scene3d>
+    <dgm:sp3d/>
+    <dgm:txPr/>
+    <dgm:style>
+      <a:lnRef idx="0">
+        <a:scrgbClr r="0" g="0" b="0"/>
+      </a:lnRef>
+      <a:fillRef idx="3">
+        <a:scrgbClr r="0" g="0" b="0"/>
+      </a:fillRef>
+      <a:effectRef idx="3">
+        <a:scrgbClr r="0" g="0" b="0"/>
+      </a:effectRef>
+      <a:fontRef idx="minor">
+        <a:schemeClr val="lt1"/>
+      </a:fontRef>
+    </dgm:style>
+  </dgm:styleLbl>
+  <dgm:styleLbl name="bgSibTrans2D1">
+    <dgm:scene3d>
+      <a:camera prst="orthographicFront"/>
+      <a:lightRig rig="threePt" dir="t"/>
+    </dgm:scene3d>
+    <dgm:sp3d/>
+    <dgm:txPr/>
+    <dgm:style>
+      <a:lnRef idx="0">
+        <a:scrgbClr r="0" g="0" b="0"/>
+      </a:lnRef>
+      <a:fillRef idx="3">
+        <a:scrgbClr r="0" g="0" b="0"/>
+      </a:fillRef>
+      <a:effectRef idx="3">
+        <a:scrgbClr r="0" g="0" b="0"/>
+      </a:effectRef>
+      <a:fontRef idx="minor">
+        <a:schemeClr val="lt1"/>
+      </a:fontRef>
+    </dgm:style>
+  </dgm:styleLbl>
+  <dgm:styleLbl name="sibTrans1D1">
+    <dgm:scene3d>
+      <a:camera prst="orthographicFront"/>
+      <a:lightRig rig="threePt" dir="t"/>
+    </dgm:scene3d>
+    <dgm:sp3d/>
+    <dgm:txPr/>
+    <dgm:style>
+      <a:lnRef idx="1">
+        <a:scrgbClr r="0" g="0" b="0"/>
+      </a:lnRef>
+      <a:fillRef idx="0">
+        <a:scrgbClr r="0" g="0" b="0"/>
+      </a:fillRef>
+      <a:effectRef idx="0">
+        <a:scrgbClr r="0" g="0" b="0"/>
+      </a:effectRef>
+      <a:fontRef idx="minor"/>
+    </dgm:style>
+  </dgm:styleLbl>
+  <dgm:styleLbl name="callout">
+    <dgm:scene3d>
+      <a:camera prst="orthographicFront"/>
+      <a:lightRig rig="threePt" dir="t"/>
+    </dgm:scene3d>
+    <dgm:sp3d/>
+    <dgm:txPr/>
+    <dgm:style>
+      <a:lnRef idx="1">
+        <a:scrgbClr r="0" g="0" b="0"/>
+      </a:lnRef>
+      <a:fillRef idx="0">
+        <a:scrgbClr r="0" g="0" b="0"/>
+      </a:fillRef>
+      <a:effectRef idx="1">
+        <a:scrgbClr r="0" g="0" b="0"/>
+      </a:effectRef>
+      <a:fontRef idx="minor"/>
+    </dgm:style>
+  </dgm:styleLbl>
+  <dgm:styleLbl name="asst0">
+    <dgm:scene3d>
+      <a:camera prst="orthographicFront"/>
+      <a:lightRig rig="threePt" dir="t"/>
+    </dgm:scene3d>
+    <dgm:sp3d/>
+    <dgm:txPr/>
+    <dgm:style>
+      <a:lnRef idx="0">
+        <a:scrgbClr r="0" g="0" b="0"/>
+      </a:lnRef>
+      <a:fillRef idx="3">
+        <a:scrgbClr r="0" g="0" b="0"/>
+      </a:fillRef>
+      <a:effectRef idx="3">
+        <a:scrgbClr r="0" g="0" b="0"/>
+      </a:effectRef>
+      <a:fontRef idx="minor">
+        <a:schemeClr val="lt1"/>
+      </a:fontRef>
+    </dgm:style>
+  </dgm:styleLbl>
+  <dgm:styleLbl name="asst1">
+    <dgm:scene3d>
+      <a:camera prst="orthographicFront"/>
+      <a:lightRig rig="threePt" dir="t"/>
+    </dgm:scene3d>
+    <dgm:sp3d/>
+    <dgm:txPr/>
+    <dgm:style>
+      <a:lnRef idx="0">
+        <a:scrgbClr r="0" g="0" b="0"/>
+      </a:lnRef>
+      <a:fillRef idx="3">
+        <a:scrgbClr r="0" g="0" b="0"/>
+      </a:fillRef>
+      <a:effectRef idx="3">
+        <a:scrgbClr r="0" g="0" b="0"/>
+      </a:effectRef>
+      <a:fontRef idx="minor">
+        <a:schemeClr val="lt1"/>
+      </a:fontRef>
+    </dgm:style>
+  </dgm:styleLbl>
+  <dgm:styleLbl name="asst2">
+    <dgm:scene3d>
+      <a:camera prst="orthographicFront"/>
+      <a:lightRig rig="threePt" dir="t"/>
+    </dgm:scene3d>
+    <dgm:sp3d/>
+    <dgm:txPr/>
+    <dgm:style>
+      <a:lnRef idx="0">
+        <a:scrgbClr r="0" g="0" b="0"/>
+      </a:lnRef>
+      <a:fillRef idx="3">
+        <a:scrgbClr r="0" g="0" b="0"/>
+      </a:fillRef>
+      <a:effectRef idx="3">
+        <a:scrgbClr r="0" g="0" b="0"/>
+      </a:effectRef>
+      <a:fontRef idx="minor">
+        <a:schemeClr val="lt1"/>
+      </a:fontRef>
+    </dgm:style>
+  </dgm:styleLbl>
+  <dgm:styleLbl name="asst3">
+    <dgm:scene3d>
+      <a:camera prst="orthographicFront"/>
+      <a:lightRig rig="threePt" dir="t"/>
+    </dgm:scene3d>
+    <dgm:sp3d/>
+    <dgm:txPr/>
+    <dgm:style>
+      <a:lnRef idx="0">
+        <a:scrgbClr r="0" g="0" b="0"/>
+      </a:lnRef>
+      <a:fillRef idx="3">
+        <a:scrgbClr r="0" g="0" b="0"/>
+      </a:fillRef>
+      <a:effectRef idx="3">
+        <a:scrgbClr r="0" g="0" b="0"/>
+      </a:effectRef>
+      <a:fontRef idx="minor">
+        <a:schemeClr val="lt1"/>
+      </a:fontRef>
+    </dgm:style>
+  </dgm:styleLbl>
+  <dgm:styleLbl name="asst4">
+    <dgm:scene3d>
+      <a:camera prst="orthographicFront"/>
+      <a:lightRig rig="threePt" dir="t"/>
+    </dgm:scene3d>
+    <dgm:sp3d/>
+    <dgm:txPr/>
+    <dgm:style>
+      <a:lnRef idx="0">
+        <a:scrgbClr r="0" g="0" b="0"/>
+      </a:lnRef>
+      <a:fillRef idx="3">
+        <a:scrgbClr r="0" g="0" b="0"/>
+      </a:fillRef>
+      <a:effectRef idx="3">
+        <a:scrgbClr r="0" g="0" b="0"/>
+      </a:effectRef>
+      <a:fontRef idx="minor">
+        <a:schemeClr val="lt1"/>
+      </a:fontRef>
+    </dgm:style>
+  </dgm:styleLbl>
+  <dgm:styleLbl name="parChTrans2D1">
+    <dgm:scene3d>
+      <a:camera prst="orthographicFront"/>
+      <a:lightRig rig="threePt" dir="t"/>
+    </dgm:scene3d>
+    <dgm:sp3d/>
+    <dgm:txPr/>
+    <dgm:style>
+      <a:lnRef idx="0">
+        <a:scrgbClr r="0" g="0" b="0"/>
+      </a:lnRef>
+      <a:fillRef idx="3">
+        <a:scrgbClr r="0" g="0" b="0"/>
+      </a:fillRef>
+      <a:effectRef idx="3">
+        <a:scrgbClr r="0" g="0" b="0"/>
+      </a:effectRef>
+      <a:fontRef idx="minor">
+        <a:schemeClr val="lt1"/>
+      </a:fontRef>
+    </dgm:style>
+  </dgm:styleLbl>
+  <dgm:styleLbl name="parChTrans2D2">
+    <dgm:scene3d>
+      <a:camera prst="orthographicFront"/>
+      <a:lightRig rig="threePt" dir="t"/>
+    </dgm:scene3d>
+    <dgm:sp3d/>
+    <dgm:txPr/>
+    <dgm:style>
+      <a:lnRef idx="0">
+        <a:scrgbClr r="0" g="0" b="0"/>
+      </a:lnRef>
+      <a:fillRef idx="3">
+        <a:scrgbClr r="0" g="0" b="0"/>
+      </a:fillRef>
+      <a:effectRef idx="3">
+        <a:scrgbClr r="0" g="0" b="0"/>
+      </a:effectRef>
+      <a:fontRef idx="minor">
+        <a:schemeClr val="lt1"/>
+      </a:fontRef>
+    </dgm:style>
+  </dgm:styleLbl>
+  <dgm:styleLbl name="parChTrans2D3">
+    <dgm:scene3d>
+      <a:camera prst="orthographicFront"/>
+      <a:lightRig rig="threePt" dir="t"/>
+    </dgm:scene3d>
+    <dgm:sp3d/>
+    <dgm:txPr/>
+    <dgm:style>
+      <a:lnRef idx="0">
+        <a:scrgbClr r="0" g="0" b="0"/>
+      </a:lnRef>
+      <a:fillRef idx="3">
+        <a:scrgbClr r="0" g="0" b="0"/>
+      </a:fillRef>
+      <a:effectRef idx="3">
+        <a:scrgbClr r="0" g="0" b="0"/>
+      </a:effectRef>
+      <a:fontRef idx="minor">
+        <a:schemeClr val="lt1"/>
+      </a:fontRef>
+    </dgm:style>
+  </dgm:styleLbl>
+  <dgm:styleLbl name="parChTrans2D4">
+    <dgm:scene3d>
+      <a:camera prst="orthographicFront"/>
+      <a:lightRig rig="threePt" dir="t"/>
+    </dgm:scene3d>
+    <dgm:sp3d/>
+    <dgm:txPr/>
+    <dgm:style>
+      <a:lnRef idx="0">
+        <a:scrgbClr r="0" g="0" b="0"/>
+      </a:lnRef>
+      <a:fillRef idx="3">
+        <a:scrgbClr r="0" g="0" b="0"/>
+      </a:fillRef>
+      <a:effectRef idx="3">
+        <a:scrgbClr r="0" g="0" b="0"/>
+      </a:effectRef>
+      <a:fontRef idx="minor">
+        <a:schemeClr val="lt1"/>
+      </a:fontRef>
+    </dgm:style>
+  </dgm:styleLbl>
+  <dgm:styleLbl name="parChTrans1D1">
+    <dgm:scene3d>
+      <a:camera prst="orthographicFront"/>
+      <a:lightRig rig="threePt" dir="t"/>
+    </dgm:scene3d>
+    <dgm:sp3d/>
+    <dgm:txPr/>
+    <dgm:style>
+      <a:lnRef idx="2">
+        <a:scrgbClr r="0" g="0" b="0"/>
+      </a:lnRef>
+      <a:fillRef idx="0">
+        <a:scrgbClr r="0" g="0" b="0"/>
+      </a:fillRef>
+      <a:effectRef idx="0">
+        <a:scrgbClr r="0" g="0" b="0"/>
+      </a:effectRef>
+      <a:fontRef idx="minor"/>
+    </dgm:style>
+  </dgm:styleLbl>
+  <dgm:styleLbl name="parChTrans1D2">
+    <dgm:scene3d>
+      <a:camera prst="orthographicFront"/>
+      <a:lightRig rig="threePt" dir="t"/>
+    </dgm:scene3d>
+    <dgm:sp3d/>
+    <dgm:txPr/>
+    <dgm:style>
+      <a:lnRef idx="2">
+        <a:scrgbClr r="0" g="0" b="0"/>
+      </a:lnRef>
+      <a:fillRef idx="0">
+        <a:scrgbClr r="0" g="0" b="0"/>
+      </a:fillRef>
+      <a:effectRef idx="0">
+        <a:scrgbClr r="0" g="0" b="0"/>
+      </a:effectRef>
+      <a:fontRef idx="minor"/>
+    </dgm:style>
+  </dgm:styleLbl>
+  <dgm:styleLbl name="parChTrans1D3">
+    <dgm:scene3d>
+      <a:camera prst="orthographicFront"/>
+      <a:lightRig rig="threePt" dir="t"/>
+    </dgm:scene3d>
+    <dgm:sp3d/>
+    <dgm:txPr/>
+    <dgm:style>
+      <a:lnRef idx="2">
+        <a:scrgbClr r="0" g="0" b="0"/>
+      </a:lnRef>
+      <a:fillRef idx="0">
+        <a:scrgbClr r="0" g="0" b="0"/>
+      </a:fillRef>
+      <a:effectRef idx="0">
+        <a:scrgbClr r="0" g="0" b="0"/>
+      </a:effectRef>
+      <a:fontRef idx="minor"/>
+    </dgm:style>
+  </dgm:styleLbl>
+  <dgm:styleLbl name="parChTrans1D4">
+    <dgm:scene3d>
+      <a:camera prst="orthographicFront"/>
+      <a:lightRig rig="threePt" dir="t"/>
+    </dgm:scene3d>
+    <dgm:sp3d/>
+    <dgm:txPr/>
+    <dgm:style>
+      <a:lnRef idx="2">
+        <a:scrgbClr r="0" g="0" b="0"/>
+      </a:lnRef>
+      <a:fillRef idx="0">
+        <a:scrgbClr r="0" g="0" b="0"/>
+      </a:fillRef>
+      <a:effectRef idx="0">
+        <a:scrgbClr r="0" g="0" b="0"/>
+      </a:effectRef>
+      <a:fontRef idx="minor"/>
+    </dgm:style>
+  </dgm:styleLbl>
+  <dgm:styleLbl name="fgAcc1">
+    <dgm:scene3d>
+      <a:camera prst="orthographicFront"/>
+      <a:lightRig rig="threePt" dir="t"/>
+    </dgm:scene3d>
+    <dgm:sp3d/>
+    <dgm:txPr/>
+    <dgm:style>
+      <a:lnRef idx="1">
+        <a:scrgbClr r="0" g="0" b="0"/>
+      </a:lnRef>
+      <a:fillRef idx="1">
+        <a:scrgbClr r="0" g="0" b="0"/>
+      </a:fillRef>
+      <a:effectRef idx="2">
+        <a:scrgbClr r="0" g="0" b="0"/>
+      </a:effectRef>
+      <a:fontRef idx="minor"/>
+    </dgm:style>
+  </dgm:styleLbl>
+  <dgm:styleLbl name="conFgAcc1">
+    <dgm:scene3d>
+      <a:camera prst="orthographicFront"/>
+      <a:lightRig rig="threePt" dir="t"/>
+    </dgm:scene3d>
+    <dgm:sp3d/>
+    <dgm:txPr/>
+    <dgm:style>
+      <a:lnRef idx="1">
+        <a:scrgbClr r="0" g="0" b="0"/>
+      </a:lnRef>
+      <a:fillRef idx="1">
+        <a:scrgbClr r="0" g="0" b="0"/>
+      </a:fillRef>
+      <a:effectRef idx="2">
+        <a:scrgbClr r="0" g="0" b="0"/>
+      </a:effectRef>
+      <a:fontRef idx="minor"/>
+    </dgm:style>
+  </dgm:styleLbl>
+  <dgm:styleLbl name="alignAcc1">
+    <dgm:scene3d>
+      <a:camera prst="orthographicFront"/>
+      <a:lightRig rig="threePt" dir="t"/>
+    </dgm:scene3d>
+    <dgm:sp3d/>
+    <dgm:txPr/>
+    <dgm:style>
+      <a:lnRef idx="1">
+        <a:scrgbClr r="0" g="0" b="0"/>
+      </a:lnRef>
+      <a:fillRef idx="1">
+        <a:scrgbClr r="0" g="0" b="0"/>
+      </a:fillRef>
+      <a:effectRef idx="2">
+        <a:scrgbClr r="0" g="0" b="0"/>
+      </a:effectRef>
+      <a:fontRef idx="minor"/>
+    </dgm:style>
+  </dgm:styleLbl>
+  <dgm:styleLbl name="trAlignAcc1">
+    <dgm:scene3d>
+      <a:camera prst="orthographicFront"/>
+      <a:lightRig rig="threePt" dir="t"/>
+    </dgm:scene3d>
+    <dgm:sp3d/>
+    <dgm:txPr/>
+    <dgm:style>
+      <a:lnRef idx="1">
+        <a:scrgbClr r="0" g="0" b="0"/>
+      </a:lnRef>
+      <a:fillRef idx="1">
+        <a:scrgbClr r="0" g="0" b="0"/>
+      </a:fillRef>
+      <a:effectRef idx="0">
+        <a:scrgbClr r="0" g="0" b="0"/>
+      </a:effectRef>
+      <a:fontRef idx="minor"/>
+    </dgm:style>
+  </dgm:styleLbl>
+  <dgm:styleLbl name="bgAcc1">
+    <dgm:scene3d>
+      <a:camera prst="orthographicFront"/>
+      <a:lightRig rig="threePt" dir="t"/>
+    </dgm:scene3d>
+    <dgm:sp3d/>
+    <dgm:txPr/>
+    <dgm:style>
+      <a:lnRef idx="1">
+        <a:scrgbClr r="0" g="0" b="0"/>
+      </a:lnRef>
+      <a:fillRef idx="1">
+        <a:scrgbClr r="0" g="0" b="0"/>
+      </a:fillRef>
+      <a:effectRef idx="2">
+        <a:scrgbClr r="0" g="0" b="0"/>
+      </a:effectRef>
+      <a:fontRef idx="minor"/>
+    </dgm:style>
+  </dgm:styleLbl>
+  <dgm:styleLbl name="solidFgAcc1">
+    <dgm:scene3d>
+      <a:camera prst="orthographicFront"/>
+      <a:lightRig rig="threePt" dir="t"/>
+    </dgm:scene3d>
+    <dgm:sp3d/>
+    <dgm:txPr/>
+    <dgm:style>
+      <a:lnRef idx="1">
+        <a:scrgbClr r="0" g="0" b="0"/>
+      </a:lnRef>
+      <a:fillRef idx="1">
+        <a:scrgbClr r="0" g="0" b="0"/>
+      </a:fillRef>
+      <a:effectRef idx="2">
+        <a:scrgbClr r="0" g="0" b="0"/>
+      </a:effectRef>
+      <a:fontRef idx="minor"/>
+    </dgm:style>
+  </dgm:styleLbl>
+  <dgm:styleLbl name="solidAlignAcc1">
+    <dgm:scene3d>
+      <a:camera prst="orthographicFront"/>
+      <a:lightRig rig="threePt" dir="t"/>
+    </dgm:scene3d>
+    <dgm:sp3d/>
+    <dgm:txPr/>
+    <dgm:style>
+      <a:lnRef idx="1">
+        <a:scrgbClr r="0" g="0" b="0"/>
+      </a:lnRef>
+      <a:fillRef idx="1">
+        <a:scrgbClr r="0" g="0" b="0"/>
+      </a:fillRef>
+      <a:effectRef idx="3">
+        <a:scrgbClr r="0" g="0" b="0"/>
+      </a:effectRef>
+      <a:fontRef idx="minor"/>
+    </dgm:style>
+  </dgm:styleLbl>
+  <dgm:styleLbl name="solidBgAcc1">
+    <dgm:scene3d>
+      <a:camera prst="orthographicFront"/>
+      <a:lightRig rig="threePt" dir="t"/>
+    </dgm:scene3d>
+    <dgm:sp3d/>
+    <dgm:txPr/>
+    <dgm:style>
+      <a:lnRef idx="1">
+        <a:scrgbClr r="0" g="0" b="0"/>
+      </a:lnRef>
+      <a:fillRef idx="1">
+        <a:scrgbClr r="0" g="0" b="0"/>
+      </a:fillRef>
+      <a:effectRef idx="3">
+        <a:scrgbClr r="0" g="0" b="0"/>
+      </a:effectRef>
+      <a:fontRef idx="minor"/>
+    </dgm:style>
+  </dgm:styleLbl>
+  <dgm:styleLbl name="fgAccFollowNode1">
+    <dgm:scene3d>
+      <a:camera prst="orthographicFront"/>
+      <a:lightRig rig="threePt" dir="t"/>
+    </dgm:scene3d>
+    <dgm:sp3d/>
+    <dgm:txPr/>
+    <dgm:style>
+      <a:lnRef idx="1">
+        <a:scrgbClr r="0" g="0" b="0"/>
+      </a:lnRef>
+      <a:fillRef idx="1">
+        <a:scrgbClr r="0" g="0" b="0"/>
+      </a:fillRef>
+      <a:effectRef idx="2">
+        <a:scrgbClr r="0" g="0" b="0"/>
+      </a:effectRef>
+      <a:fontRef idx="minor"/>
+    </dgm:style>
+  </dgm:styleLbl>
+  <dgm:styleLbl name="alignAccFollowNode1">
+    <dgm:scene3d>
+      <a:camera prst="orthographicFront"/>
+      <a:lightRig rig="threePt" dir="t"/>
+    </dgm:scene3d>
+    <dgm:sp3d/>
+    <dgm:txPr/>
+    <dgm:style>
+      <a:lnRef idx="1">
+        <a:scrgbClr r="0" g="0" b="0"/>
+      </a:lnRef>
+      <a:fillRef idx="1">
+        <a:scrgbClr r="0" g="0" b="0"/>
+      </a:fillRef>
+      <a:effectRef idx="2">
+        <a:scrgbClr r="0" g="0" b="0"/>
+      </a:effectRef>
+      <a:fontRef idx="minor"/>
+    </dgm:style>
+  </dgm:styleLbl>
+  <dgm:styleLbl name="bgAccFollowNode1">
+    <dgm:scene3d>
+      <a:camera prst="orthographicFront"/>
+      <a:lightRig rig="threePt" dir="t"/>
+    </dgm:scene3d>
+    <dgm:sp3d/>
+    <dgm:txPr/>
+    <dgm:style>
+      <a:lnRef idx="1">
+        <a:scrgbClr r="0" g="0" b="0"/>
+      </a:lnRef>
+      <a:fillRef idx="1">
+        <a:scrgbClr r="0" g="0" b="0"/>
+      </a:fillRef>
+      <a:effectRef idx="2">
+        <a:scrgbClr r="0" g="0" b="0"/>
+      </a:effectRef>
+      <a:fontRef idx="minor"/>
+    </dgm:style>
+  </dgm:styleLbl>
+  <dgm:styleLbl name="fgAcc0">
+    <dgm:scene3d>
+      <a:camera prst="orthographicFront"/>
+      <a:lightRig rig="threePt" dir="t"/>
+    </dgm:scene3d>
+    <dgm:sp3d/>
+    <dgm:txPr/>
+    <dgm:style>
+      <a:lnRef idx="1">
+        <a:scrgbClr r="0" g="0" b="0"/>
+      </a:lnRef>
+      <a:fillRef idx="1">
+        <a:scrgbClr r="0" g="0" b="0"/>
+      </a:fillRef>
+      <a:effectRef idx="2">
+        <a:scrgbClr r="0" g="0" b="0"/>
+      </a:effectRef>
+      <a:fontRef idx="minor"/>
+    </dgm:style>
+  </dgm:styleLbl>
+  <dgm:styleLbl name="fgAcc2">
+    <dgm:scene3d>
+      <a:camera prst="orthographicFront"/>
+      <a:lightRig rig="threePt" dir="t"/>
+    </dgm:scene3d>
+    <dgm:sp3d/>
+    <dgm:txPr/>
+    <dgm:style>
+      <a:lnRef idx="1">
+        <a:scrgbClr r="0" g="0" b="0"/>
+      </a:lnRef>
+      <a:fillRef idx="1">
+        <a:scrgbClr r="0" g="0" b="0"/>
+      </a:fillRef>
+      <a:effectRef idx="2">
+        <a:scrgbClr r="0" g="0" b="0"/>
+      </a:effectRef>
+      <a:fontRef idx="minor"/>
+    </dgm:style>
+  </dgm:styleLbl>
+  <dgm:styleLbl name="fgAcc3">
+    <dgm:scene3d>
+      <a:camera prst="orthographicFront"/>
+      <a:lightRig rig="threePt" dir="t"/>
+    </dgm:scene3d>
+    <dgm:sp3d/>
+    <dgm:txPr/>
+    <dgm:style>
+      <a:lnRef idx="1">
+        <a:scrgbClr r="0" g="0" b="0"/>
+      </a:lnRef>
+      <a:fillRef idx="1">
+        <a:scrgbClr r="0" g="0" b="0"/>
+      </a:fillRef>
+      <a:effectRef idx="2">
+        <a:scrgbClr r="0" g="0" b="0"/>
+      </a:effectRef>
+      <a:fontRef idx="minor"/>
+    </dgm:style>
+  </dgm:styleLbl>
+  <dgm:styleLbl name="fgAcc4">
+    <dgm:scene3d>
+      <a:camera prst="orthographicFront"/>
+      <a:lightRig rig="threePt" dir="t"/>
+    </dgm:scene3d>
+    <dgm:sp3d/>
+    <dgm:txPr/>
+    <dgm:style>
+      <a:lnRef idx="1">
+        <a:scrgbClr r="0" g="0" b="0"/>
+      </a:lnRef>
+      <a:fillRef idx="1">
+        <a:scrgbClr r="0" g="0" b="0"/>
+      </a:fillRef>
+      <a:effectRef idx="2">
+        <a:scrgbClr r="0" g="0" b="0"/>
+      </a:effectRef>
+      <a:fontRef idx="minor"/>
+    </dgm:style>
+  </dgm:styleLbl>
+  <dgm:styleLbl name="bgShp">
+    <dgm:scene3d>
+      <a:camera prst="orthographicFront"/>
+      <a:lightRig rig="threePt" dir="t"/>
+    </dgm:scene3d>
+    <dgm:sp3d/>
+    <dgm:txPr/>
+    <dgm:style>
+      <a:lnRef idx="0">
+        <a:scrgbClr r="0" g="0" b="0"/>
+      </a:lnRef>
+      <a:fillRef idx="1">
+        <a:scrgbClr r="0" g="0" b="0"/>
+      </a:fillRef>
+      <a:effectRef idx="2">
+        <a:scrgbClr r="0" g="0" b="0"/>
+      </a:effectRef>
+      <a:fontRef idx="minor"/>
+    </dgm:style>
+  </dgm:styleLbl>
+  <dgm:styleLbl name="dkBgShp">
+    <dgm:scene3d>
+      <a:camera prst="orthographicFront"/>
+      <a:lightRig rig="threePt" dir="t"/>
+    </dgm:scene3d>
+    <dgm:sp3d/>
+    <dgm:txPr/>
+    <dgm:style>
+      <a:lnRef idx="0">
+        <a:scrgbClr r="0" g="0" b="0"/>
+      </a:lnRef>
+      <a:fillRef idx="1">
+        <a:scrgbClr r="0" g="0" b="0"/>
+      </a:fillRef>
+      <a:effectRef idx="3">
+        <a:scrgbClr r="0" g="0" b="0"/>
+      </a:effectRef>
+      <a:fontRef idx="minor"/>
+    </dgm:style>
+  </dgm:styleLbl>
+  <dgm:styleLbl name="trBgShp">
+    <dgm:scene3d>
+      <a:camera prst="orthographicFront"/>
+      <a:lightRig rig="threePt" dir="t"/>
+    </dgm:scene3d>
+    <dgm:sp3d/>
+    <dgm:txPr/>
+    <dgm:style>
+      <a:lnRef idx="0">
+        <a:scrgbClr r="0" g="0" b="0"/>
+      </a:lnRef>
+      <a:fillRef idx="1">
+        <a:scrgbClr r="0" g="0" b="0"/>
+      </a:fillRef>
+      <a:effectRef idx="0">
+        <a:scrgbClr r="0" g="0" b="0"/>
+      </a:effectRef>
+      <a:fontRef idx="minor"/>
+    </dgm:style>
+  </dgm:styleLbl>
+  <dgm:styleLbl name="fgShp">
+    <dgm:scene3d>
+      <a:camera prst="orthographicFront"/>
+      <a:lightRig rig="threePt" dir="t"/>
+    </dgm:scene3d>
+    <dgm:sp3d/>
+    <dgm:txPr/>
+    <dgm:style>
+      <a:lnRef idx="0">
+        <a:scrgbClr r="0" g="0" b="0"/>
+      </a:lnRef>
+      <a:fillRef idx="3">
+        <a:scrgbClr r="0" g="0" b="0"/>
+      </a:fillRef>
+      <a:effectRef idx="3">
+        <a:scrgbClr r="0" g="0" b="0"/>
+      </a:effectRef>
+      <a:fontRef idx="minor"/>
+    </dgm:style>
+  </dgm:styleLbl>
+  <dgm:styleLbl name="revTx">
+    <dgm:scene3d>
+      <a:camera prst="orthographicFront"/>
+      <a:lightRig rig="threePt" dir="t"/>
+    </dgm:scene3d>
+    <dgm:sp3d/>
+    <dgm:txPr/>
+    <dgm:style>
+      <a:lnRef idx="0">
+        <a:scrgbClr r="0" g="0" b="0"/>
+      </a:lnRef>
+      <a:fillRef idx="0">
+        <a:scrgbClr r="0" g="0" b="0"/>
+      </a:fillRef>
+      <a:effectRef idx="0">
+        <a:scrgbClr r="0" g="0" b="0"/>
+      </a:effectRef>
+      <a:fontRef idx="minor"/>
     </dgm:style>
   </dgm:styleLbl>
 </dgm:styleDef>
